--- a/offerte/Offerte_2026-001_Kurt-Burri-AG.docx
+++ b/offerte/Offerte_2026-001_Kurt-Burri-AG.docx
@@ -177,18 +177,7 @@
           <w:sz w:val="30"/>
           <w:szCs w:val="30"/>
         </w:rPr>
-        <w:t xml:space="preserve">Offerte Nr. </w:t>
-      </w:r>
-      <w:r>
-        <w:rPr>
-          <w:rFonts w:ascii="Arial" w:cs="Arial" w:eastAsia="Arial" w:hAnsi="Arial"/>
-          <w:b/>
-          <w:bCs/>
-          <w:color w:val="0D5FB0"/>
-          <w:sz w:val="30"/>
-          <w:szCs w:val="30"/>
-        </w:rPr>
-        <w:t xml:space="preserve">2026-001</w:t>
+        <w:t xml:space="preserve">Offerte Nr. 2026-001</w:t>
       </w:r>
     </w:p>
     <w:p>
@@ -230,12 +219,27 @@
           <w:sz w:val="20"/>
           <w:szCs w:val="20"/>
         </w:rPr>
-        <w:t xml:space="preserve">Vielen Dank für Ihr Interesse an einem neuen Webauftritt. Gerne unterbreite ich Ihnen folgende Offerte für die Gestaltung, Umsetzung, das Hosting und die laufende Betreuung Ihrer neuen Website.</w:t>
+        <w:t xml:space="preserve">Vielen Dank für Ihr Interesse an einem neuen Webauftritt. Ich weiss, dass Ihre Aufträge vor allem über Empfehlungen kommen. Die neue Website soll deshalb nicht in erster Linie Werbung machen. Sie soll bestätigen, was man Ihren Kunden über Sie erzählt, Ihnen helfen, Lernende und Fachleute zu finden, und Ihnen keine Arbeit machen.</w:t>
+      </w:r>
+    </w:p>
+    <w:p>
+      <w:pPr>
+        <w:spacing w:after="120" w:line="288"/>
+      </w:pPr>
+      <w:r>
+        <w:rPr>
+          <w:rFonts w:ascii="Arial" w:cs="Arial" w:eastAsia="Arial" w:hAnsi="Arial"/>
+          <w:color w:val="1D1D1F"/>
+          <w:sz w:val="20"/>
+          <w:szCs w:val="20"/>
+        </w:rPr>
+        <w:t xml:space="preserve">Sie können zwischen drei Varianten wählen. Alle drei erhalten dasselbe Design.</w:t>
       </w:r>
     </w:p>
     <w:p>
       <w:pPr>
         <w:pStyle w:val="Heading1"/>
+        <w:keepNext/>
         <w:spacing w:after="140" w:before="320"/>
       </w:pPr>
       <w:r>
@@ -261,7 +265,7 @@
           <w:sz w:val="20"/>
           <w:szCs w:val="20"/>
         </w:rPr>
-        <w:t xml:space="preserve">Ihre heutige Website basiert auf einem Baukasten-Template. Sie zeigt die wichtigsten Kontaktangaben, vermittelt aber kaum, wofür die Kurt Burri AG steht:</w:t>
+        <w:t xml:space="preserve">Ihre heutige Website basiert auf einem Baukasten-Template. Die Kontaktangaben sind vorhanden, aber:</w:t>
       </w:r>
     </w:p>
     <w:p>
@@ -280,7 +284,7 @@
           <w:sz w:val="20"/>
           <w:szCs w:val="20"/>
         </w:rPr>
-        <w:t xml:space="preserve">Die Leistungen stehen als lange Stichwortlisten ohne Gliederung und ohne Nutzen für Ihre Kunden.</w:t>
+        <w:t xml:space="preserve">Die Leistungen stehen als lange Stichwortlisten ohne Gliederung.</w:t>
       </w:r>
     </w:p>
     <w:p>
@@ -299,7 +303,7 @@
           <w:sz w:val="20"/>
           <w:szCs w:val="20"/>
         </w:rPr>
-        <w:t xml:space="preserve">Es fehlen Referenzprojekte, Kundenstimmen, ein Firmenprofil, eine E-Mail-Adresse und ein Kontaktformular.</w:t>
+        <w:t xml:space="preserve">Es fehlen Referenzen, ein Firmenprofil, eine E-Mail-Adresse, ein Kontaktformular und Informationen für Stellensuchende.</w:t>
       </w:r>
     </w:p>
     <w:p>
@@ -318,7 +322,39 @@
           <w:sz w:val="20"/>
           <w:szCs w:val="20"/>
         </w:rPr>
-        <w:t xml:space="preserve">Das Titelbild ist niedrig aufgelöst, die Farben passen nicht zu Ihrem Logo, und die Texte enthalten deutsche statt Schweizer Rechtschreibung.</w:t>
+        <w:t xml:space="preserve">Das Titelbild ist unscharf, die Farben passen nicht zu Ihrem Logo, die Texte enthalten deutsche statt Schweizer Rechtschreibung.</w:t>
+      </w:r>
+    </w:p>
+    <w:p>
+      <w:pPr>
+        <w:pStyle w:val="Heading1"/>
+        <w:keepNext/>
+        <w:spacing w:after="140" w:before="320"/>
+      </w:pPr>
+      <w:r>
+        <w:rPr>
+          <w:rFonts w:ascii="Arial" w:cs="Arial" w:eastAsia="Arial" w:hAnsi="Arial"/>
+          <w:b/>
+          <w:bCs/>
+          <w:color w:val="0D5FB0"/>
+          <w:sz w:val="26"/>
+          <w:szCs w:val="26"/>
+        </w:rPr>
+        <w:t xml:space="preserve">2. Die neue Website</w:t>
+      </w:r>
+    </w:p>
+    <w:p>
+      <w:pPr>
+        <w:spacing w:after="120" w:line="288"/>
+      </w:pPr>
+      <w:r>
+        <w:rPr>
+          <w:rFonts w:ascii="Arial" w:cs="Arial" w:eastAsia="Arial" w:hAnsi="Arial"/>
+          <w:color w:val="1D1D1F"/>
+          <w:sz w:val="20"/>
+          <w:szCs w:val="20"/>
+        </w:rPr>
+        <w:t xml:space="preserve">Ihre drei Gewerke Sanitär, Heizung und Spenglerei werden in klaren Kapiteln gezeigt, mit grossen Bildern und viel Weissraum. Als Erkennungszeichen läuft eine animierte Kupferleitung durch die Seite und füllt sich beim Scrollen mit Wasser. Die Farben stammen aus Ihrem Logo.</w:t>
       </w:r>
     </w:p>
     <w:p>
@@ -337,38 +373,7 @@
           <w:sz w:val="20"/>
           <w:szCs w:val="20"/>
         </w:rPr>
-        <w:t xml:space="preserve">Für die Suche in Google fehlen Ortsbezüge und eine saubere Seitenstruktur.</w:t>
-      </w:r>
-    </w:p>
-    <w:p>
-      <w:pPr>
-        <w:pStyle w:val="Heading1"/>
-        <w:spacing w:after="140" w:before="320"/>
-      </w:pPr>
-      <w:r>
-        <w:rPr>
-          <w:rFonts w:ascii="Arial" w:cs="Arial" w:eastAsia="Arial" w:hAnsi="Arial"/>
-          <w:b/>
-          <w:bCs/>
-          <w:color w:val="0D5FB0"/>
-          <w:sz w:val="26"/>
-          <w:szCs w:val="26"/>
-        </w:rPr>
-        <w:t xml:space="preserve">2. Unser Konzept</w:t>
-      </w:r>
-    </w:p>
-    <w:p>
-      <w:pPr>
-        <w:spacing w:after="120" w:line="288"/>
-      </w:pPr>
-      <w:r>
-        <w:rPr>
-          <w:rFonts w:ascii="Arial" w:cs="Arial" w:eastAsia="Arial" w:hAnsi="Arial"/>
-          <w:color w:val="1D1D1F"/>
-          <w:sz w:val="20"/>
-          <w:szCs w:val="20"/>
-        </w:rPr>
-        <w:t xml:space="preserve">Die neue Website erzählt Ihre drei Gewerke Sanitär, Heizung und Spenglerei in klaren Kapiteln, mit grossen Bildern und viel Weissraum. Als wiedererkennbares Element läuft eine animierte Kupferleitung durch die ganze Seite und füllt sich beim Scrollen mit Wasser. Die Farben stammen aus Ihrem Logo.</w:t>
+        <w:t xml:space="preserve">Kapitel für Sanitär, das neue Bad, Heizung, Boilerentkalkung, Spenglerei, Referenzen und Kontakt</w:t>
       </w:r>
     </w:p>
     <w:p>
@@ -387,7 +392,27 @@
           <w:sz w:val="20"/>
           <w:szCs w:val="20"/>
         </w:rPr>
-        <w:t xml:space="preserve">Kapitel für Sanitär, das neue Bad (mit 3D-Badplanung), Heizung, Boilerentkalkung, Spenglerei, Referenzen und Kontakt</w:t>
+        <w:t xml:space="preserve">Neue Rubrik </w:t>
+      </w:r>
+      <w:r>
+        <w:rPr>
+          <w:rFonts w:ascii="Arial" w:cs="Arial" w:eastAsia="Arial" w:hAnsi="Arial"/>
+          <w:b/>
+          <w:bCs/>
+          <w:color w:val="1D1D1F"/>
+          <w:sz w:val="20"/>
+          <w:szCs w:val="20"/>
+        </w:rPr>
+        <w:t xml:space="preserve">«Arbeiten bei uns»</w:t>
+      </w:r>
+      <w:r>
+        <w:rPr>
+          <w:rFonts w:ascii="Arial" w:cs="Arial" w:eastAsia="Arial" w:hAnsi="Arial"/>
+          <w:color w:val="1D1D1F"/>
+          <w:sz w:val="20"/>
+          <w:szCs w:val="20"/>
+        </w:rPr>
+        <w:t xml:space="preserve"> für Lehrstellen, Schnupperlehren und offene Stellen</w:t>
       </w:r>
     </w:p>
     <w:p>
@@ -406,7 +431,7 @@
           <w:sz w:val="20"/>
           <w:szCs w:val="20"/>
         </w:rPr>
-        <w:t xml:space="preserve">Optimiert für Handy, Tablet und Computer, mit hellem und dunklem Modus</w:t>
+        <w:t xml:space="preserve">Kontaktformular mit Themenwahl sowie Direktlinks für Anruf, Online-Termin und Route</w:t>
       </w:r>
     </w:p>
     <w:p>
@@ -425,17 +450,12 @@
           <w:sz w:val="20"/>
           <w:szCs w:val="20"/>
         </w:rPr>
-        <w:t xml:space="preserve">Kontaktformular mit Themenwahl sowie Direktlinks für Anruf, Online-Termin und Route</w:t>
-      </w:r>
-    </w:p>
-    <w:p>
-      <w:pPr>
-        <w:pStyle w:val="ListParagraph"/>
-        <w:numPr>
-          <w:ilvl w:val="0"/>
-          <w:numId w:val="2"/>
-        </w:numPr>
-        <w:spacing w:after="60" w:line="276"/>
+        <w:t xml:space="preserve">Optimiert für Handy, Tablet und Computer, gehostet in der Schweiz</w:t>
+      </w:r>
+    </w:p>
+    <w:p>
+      <w:pPr>
+        <w:spacing w:after="120" w:line="288"/>
       </w:pPr>
       <w:r>
         <w:rPr>
@@ -444,21 +464,7 @@
           <w:sz w:val="20"/>
           <w:szCs w:val="20"/>
         </w:rPr>
-        <w:t xml:space="preserve">Schnelle Ladezeiten, Hosting in der Schweiz, keine Datenbank und damit wenig Angriffsfläche</w:t>
-      </w:r>
-    </w:p>
-    <w:p>
-      <w:pPr>
-        <w:spacing w:after="120" w:line="288"/>
-      </w:pPr>
-      <w:r>
-        <w:rPr>
-          <w:rFonts w:ascii="Arial" w:cs="Arial" w:eastAsia="Arial" w:hAnsi="Arial"/>
-          <w:color w:val="1D1D1F"/>
-          <w:sz w:val="20"/>
-          <w:szCs w:val="20"/>
-        </w:rPr>
-        <w:t xml:space="preserve">Einen ersten Entwurf können Sie hier ansehen: </w:t>
+        <w:t xml:space="preserve">Den Entwurf können Sie hier ansehen: </w:t>
       </w:r>
       <w:r>
         <w:rPr>
@@ -475,6 +481,8 @@
     <w:p>
       <w:pPr>
         <w:pStyle w:val="Heading1"/>
+        <w:keepNext/>
+        <w:pageBreakBefore/>
         <w:spacing w:after="140" w:before="320"/>
       </w:pPr>
       <w:r>
@@ -486,7 +494,2425 @@
           <w:sz w:val="26"/>
           <w:szCs w:val="26"/>
         </w:rPr>
-        <w:t xml:space="preserve">3. Erstellung der Website</w:t>
+        <w:t xml:space="preserve">3. Die drei Varianten im Überblick</w:t>
+      </w:r>
+    </w:p>
+    <w:tbl>
+      <w:tblPr>
+        <w:tblW w:type="dxa" w:w="9638"/>
+        <w:tblBorders>
+          <w:top w:val="single" w:color="auto" w:sz="4"/>
+          <w:left w:val="single" w:color="auto" w:sz="4"/>
+          <w:bottom w:val="single" w:color="auto" w:sz="4"/>
+          <w:right w:val="single" w:color="auto" w:sz="4"/>
+          <w:insideH w:val="single" w:color="auto" w:sz="4"/>
+          <w:insideV w:val="single" w:color="auto" w:sz="4"/>
+        </w:tblBorders>
+      </w:tblPr>
+      <w:tblGrid>
+        <w:gridCol w:w="3238"/>
+        <w:gridCol w:w="2133"/>
+        <w:gridCol w:w="2133"/>
+        <w:gridCol w:w="2134"/>
+      </w:tblGrid>
+      <w:tr>
+        <w:trPr>
+          <w:cantSplit/>
+        </w:trPr>
+        <w:tc>
+          <w:tcPr>
+            <w:tcW w:type="dxa" w:w="3238"/>
+            <w:tcBorders>
+              <w:top w:val="none" w:color="FFFFFF" w:sz="0"/>
+              <w:left w:val="none" w:color="FFFFFF" w:sz="0"/>
+              <w:bottom w:val="single" w:color="D9DDE3" w:sz="4"/>
+              <w:right w:val="none" w:color="FFFFFF" w:sz="0"/>
+            </w:tcBorders>
+            <w:shd w:fill="EEF3F9" w:color="auto" w:val="clear"/>
+            <w:tcMar>
+              <w:top w:type="dxa" w:w="90"/>
+              <w:left w:type="dxa" w:w="110"/>
+              <w:bottom w:type="dxa" w:w="90"/>
+              <w:right w:type="dxa" w:w="110"/>
+            </w:tcMar>
+            <w:vAlign w:val="center"/>
+          </w:tcPr>
+          <w:p>
+            <w:r>
+              <w:rPr>
+                <w:rFonts w:ascii="Arial" w:cs="Arial" w:eastAsia="Arial" w:hAnsi="Arial"/>
+                <w:b/>
+                <w:bCs/>
+                <w:color w:val="0D5FB0"/>
+                <w:sz w:val="18"/>
+                <w:szCs w:val="18"/>
+              </w:rPr>
+              <w:t xml:space="preserve"/>
+            </w:r>
+          </w:p>
+        </w:tc>
+        <w:tc>
+          <w:tcPr>
+            <w:tcW w:type="dxa" w:w="2133"/>
+            <w:tcBorders>
+              <w:top w:val="none" w:color="FFFFFF" w:sz="0"/>
+              <w:left w:val="none" w:color="FFFFFF" w:sz="0"/>
+              <w:bottom w:val="single" w:color="D9DDE3" w:sz="4"/>
+              <w:right w:val="none" w:color="FFFFFF" w:sz="0"/>
+            </w:tcBorders>
+            <w:shd w:fill="EEF3F9" w:color="auto" w:val="clear"/>
+            <w:tcMar>
+              <w:top w:type="dxa" w:w="90"/>
+              <w:left w:type="dxa" w:w="110"/>
+              <w:bottom w:type="dxa" w:w="90"/>
+              <w:right w:type="dxa" w:w="110"/>
+            </w:tcMar>
+            <w:vAlign w:val="center"/>
+          </w:tcPr>
+          <w:p>
+            <w:pPr>
+              <w:jc w:val="center"/>
+            </w:pPr>
+            <w:r>
+              <w:rPr>
+                <w:rFonts w:ascii="Arial" w:cs="Arial" w:eastAsia="Arial" w:hAnsi="Arial"/>
+                <w:b/>
+                <w:bCs/>
+                <w:color w:val="0D5FB0"/>
+                <w:sz w:val="18"/>
+                <w:szCs w:val="18"/>
+              </w:rPr>
+              <w:t xml:space="preserve">Einstieg Miete</w:t>
+            </w:r>
+          </w:p>
+        </w:tc>
+        <w:tc>
+          <w:tcPr>
+            <w:tcW w:type="dxa" w:w="2133"/>
+            <w:tcBorders>
+              <w:top w:val="none" w:color="FFFFFF" w:sz="0"/>
+              <w:left w:val="none" w:color="FFFFFF" w:sz="0"/>
+              <w:bottom w:val="single" w:color="D9DDE3" w:sz="4"/>
+              <w:right w:val="none" w:color="FFFFFF" w:sz="0"/>
+            </w:tcBorders>
+            <w:shd w:fill="EEF3F9" w:color="auto" w:val="clear"/>
+            <w:tcMar>
+              <w:top w:type="dxa" w:w="90"/>
+              <w:left w:type="dxa" w:w="110"/>
+              <w:bottom w:type="dxa" w:w="90"/>
+              <w:right w:type="dxa" w:w="110"/>
+            </w:tcMar>
+            <w:vAlign w:val="center"/>
+          </w:tcPr>
+          <w:p>
+            <w:pPr>
+              <w:jc w:val="center"/>
+            </w:pPr>
+            <w:r>
+              <w:rPr>
+                <w:rFonts w:ascii="Arial" w:cs="Arial" w:eastAsia="Arial" w:hAnsi="Arial"/>
+                <w:b/>
+                <w:bCs/>
+                <w:color w:val="0D5FB0"/>
+                <w:sz w:val="18"/>
+                <w:szCs w:val="18"/>
+              </w:rPr>
+              <w:t xml:space="preserve">Einstieg Kauf</w:t>
+            </w:r>
+          </w:p>
+        </w:tc>
+        <w:tc>
+          <w:tcPr>
+            <w:tcW w:type="dxa" w:w="2134"/>
+            <w:tcBorders>
+              <w:top w:val="none" w:color="FFFFFF" w:sz="0"/>
+              <w:left w:val="none" w:color="FFFFFF" w:sz="0"/>
+              <w:bottom w:val="single" w:color="D9DDE3" w:sz="4"/>
+              <w:right w:val="none" w:color="FFFFFF" w:sz="0"/>
+            </w:tcBorders>
+            <w:shd w:fill="EEF3F9" w:color="auto" w:val="clear"/>
+            <w:tcMar>
+              <w:top w:type="dxa" w:w="90"/>
+              <w:left w:type="dxa" w:w="110"/>
+              <w:bottom w:type="dxa" w:w="90"/>
+              <w:right w:type="dxa" w:w="110"/>
+            </w:tcMar>
+            <w:vAlign w:val="center"/>
+          </w:tcPr>
+          <w:p>
+            <w:pPr>
+              <w:jc w:val="center"/>
+            </w:pPr>
+            <w:r>
+              <w:rPr>
+                <w:rFonts w:ascii="Arial" w:cs="Arial" w:eastAsia="Arial" w:hAnsi="Arial"/>
+                <w:b/>
+                <w:bCs/>
+                <w:color w:val="0D5FB0"/>
+                <w:sz w:val="18"/>
+                <w:szCs w:val="18"/>
+              </w:rPr>
+              <w:t xml:space="preserve">Vollvariante</w:t>
+            </w:r>
+          </w:p>
+        </w:tc>
+      </w:tr>
+      <w:tr>
+        <w:trPr>
+          <w:cantSplit/>
+        </w:trPr>
+        <w:tc>
+          <w:tcPr>
+            <w:tcW w:type="dxa" w:w="3238"/>
+            <w:tcBorders>
+              <w:top w:val="none" w:color="FFFFFF" w:sz="0"/>
+              <w:left w:val="none" w:color="FFFFFF" w:sz="0"/>
+              <w:bottom w:val="single" w:color="D9DDE3" w:sz="4"/>
+              <w:right w:val="none" w:color="FFFFFF" w:sz="0"/>
+            </w:tcBorders>
+            <w:tcMar>
+              <w:top w:type="dxa" w:w="90"/>
+              <w:left w:type="dxa" w:w="110"/>
+              <w:bottom w:type="dxa" w:w="90"/>
+              <w:right w:type="dxa" w:w="110"/>
+            </w:tcMar>
+            <w:vAlign w:val="center"/>
+          </w:tcPr>
+          <w:p>
+            <w:r>
+              <w:rPr>
+                <w:rFonts w:ascii="Arial" w:cs="Arial" w:eastAsia="Arial" w:hAnsi="Arial"/>
+                <w:color w:val="1D1D1F"/>
+                <w:sz w:val="20"/>
+                <w:szCs w:val="20"/>
+              </w:rPr>
+              <w:t xml:space="preserve">Design mit Wasserleitung, alle Kapitel</w:t>
+            </w:r>
+          </w:p>
+        </w:tc>
+        <w:tc>
+          <w:tcPr>
+            <w:tcW w:type="dxa" w:w="2133"/>
+            <w:tcBorders>
+              <w:top w:val="none" w:color="FFFFFF" w:sz="0"/>
+              <w:left w:val="none" w:color="FFFFFF" w:sz="0"/>
+              <w:bottom w:val="single" w:color="D9DDE3" w:sz="4"/>
+              <w:right w:val="none" w:color="FFFFFF" w:sz="0"/>
+            </w:tcBorders>
+            <w:shd w:fill="E3EEFA" w:color="auto" w:val="clear"/>
+            <w:tcMar>
+              <w:top w:type="dxa" w:w="90"/>
+              <w:left w:type="dxa" w:w="110"/>
+              <w:bottom w:type="dxa" w:w="90"/>
+              <w:right w:type="dxa" w:w="110"/>
+            </w:tcMar>
+            <w:vAlign w:val="center"/>
+          </w:tcPr>
+          <w:p>
+            <w:pPr>
+              <w:jc w:val="center"/>
+            </w:pPr>
+            <w:r>
+              <w:rPr>
+                <w:rFonts w:ascii="Segoe UI Symbol" w:cs="Segoe UI Symbol" w:eastAsia="Segoe UI Symbol" w:hAnsi="Segoe UI Symbol"/>
+                <w:color w:val="1D1D1F"/>
+                <w:sz w:val="20"/>
+                <w:szCs w:val="20"/>
+              </w:rPr>
+              <w:t xml:space="preserve">✓</w:t>
+            </w:r>
+          </w:p>
+        </w:tc>
+        <w:tc>
+          <w:tcPr>
+            <w:tcW w:type="dxa" w:w="2133"/>
+            <w:tcBorders>
+              <w:top w:val="none" w:color="FFFFFF" w:sz="0"/>
+              <w:left w:val="none" w:color="FFFFFF" w:sz="0"/>
+              <w:bottom w:val="single" w:color="D9DDE3" w:sz="4"/>
+              <w:right w:val="none" w:color="FFFFFF" w:sz="0"/>
+            </w:tcBorders>
+            <w:tcMar>
+              <w:top w:type="dxa" w:w="90"/>
+              <w:left w:type="dxa" w:w="110"/>
+              <w:bottom w:type="dxa" w:w="90"/>
+              <w:right w:type="dxa" w:w="110"/>
+            </w:tcMar>
+            <w:vAlign w:val="center"/>
+          </w:tcPr>
+          <w:p>
+            <w:pPr>
+              <w:jc w:val="center"/>
+            </w:pPr>
+            <w:r>
+              <w:rPr>
+                <w:rFonts w:ascii="Segoe UI Symbol" w:cs="Segoe UI Symbol" w:eastAsia="Segoe UI Symbol" w:hAnsi="Segoe UI Symbol"/>
+                <w:color w:val="1D1D1F"/>
+                <w:sz w:val="20"/>
+                <w:szCs w:val="20"/>
+              </w:rPr>
+              <w:t xml:space="preserve">✓</w:t>
+            </w:r>
+          </w:p>
+        </w:tc>
+        <w:tc>
+          <w:tcPr>
+            <w:tcW w:type="dxa" w:w="2134"/>
+            <w:tcBorders>
+              <w:top w:val="none" w:color="FFFFFF" w:sz="0"/>
+              <w:left w:val="none" w:color="FFFFFF" w:sz="0"/>
+              <w:bottom w:val="single" w:color="D9DDE3" w:sz="4"/>
+              <w:right w:val="none" w:color="FFFFFF" w:sz="0"/>
+            </w:tcBorders>
+            <w:tcMar>
+              <w:top w:type="dxa" w:w="90"/>
+              <w:left w:type="dxa" w:w="110"/>
+              <w:bottom w:type="dxa" w:w="90"/>
+              <w:right w:type="dxa" w:w="110"/>
+            </w:tcMar>
+            <w:vAlign w:val="center"/>
+          </w:tcPr>
+          <w:p>
+            <w:pPr>
+              <w:jc w:val="center"/>
+            </w:pPr>
+            <w:r>
+              <w:rPr>
+                <w:rFonts w:ascii="Segoe UI Symbol" w:cs="Segoe UI Symbol" w:eastAsia="Segoe UI Symbol" w:hAnsi="Segoe UI Symbol"/>
+                <w:color w:val="1D1D1F"/>
+                <w:sz w:val="20"/>
+                <w:szCs w:val="20"/>
+              </w:rPr>
+              <w:t xml:space="preserve">✓</w:t>
+            </w:r>
+          </w:p>
+        </w:tc>
+      </w:tr>
+      <w:tr>
+        <w:trPr>
+          <w:cantSplit/>
+        </w:trPr>
+        <w:tc>
+          <w:tcPr>
+            <w:tcW w:type="dxa" w:w="3238"/>
+            <w:tcBorders>
+              <w:top w:val="none" w:color="FFFFFF" w:sz="0"/>
+              <w:left w:val="none" w:color="FFFFFF" w:sz="0"/>
+              <w:bottom w:val="single" w:color="D9DDE3" w:sz="4"/>
+              <w:right w:val="none" w:color="FFFFFF" w:sz="0"/>
+            </w:tcBorders>
+            <w:tcMar>
+              <w:top w:type="dxa" w:w="90"/>
+              <w:left w:type="dxa" w:w="110"/>
+              <w:bottom w:type="dxa" w:w="90"/>
+              <w:right w:type="dxa" w:w="110"/>
+            </w:tcMar>
+            <w:vAlign w:val="center"/>
+          </w:tcPr>
+          <w:p>
+            <w:r>
+              <w:rPr>
+                <w:rFonts w:ascii="Arial" w:cs="Arial" w:eastAsia="Arial" w:hAnsi="Arial"/>
+                <w:color w:val="1D1D1F"/>
+                <w:sz w:val="20"/>
+                <w:szCs w:val="20"/>
+              </w:rPr>
+              <w:t xml:space="preserve">Rubrik «Arbeiten bei uns»</w:t>
+            </w:r>
+          </w:p>
+        </w:tc>
+        <w:tc>
+          <w:tcPr>
+            <w:tcW w:type="dxa" w:w="2133"/>
+            <w:tcBorders>
+              <w:top w:val="none" w:color="FFFFFF" w:sz="0"/>
+              <w:left w:val="none" w:color="FFFFFF" w:sz="0"/>
+              <w:bottom w:val="single" w:color="D9DDE3" w:sz="4"/>
+              <w:right w:val="none" w:color="FFFFFF" w:sz="0"/>
+            </w:tcBorders>
+            <w:shd w:fill="E3EEFA" w:color="auto" w:val="clear"/>
+            <w:tcMar>
+              <w:top w:type="dxa" w:w="90"/>
+              <w:left w:type="dxa" w:w="110"/>
+              <w:bottom w:type="dxa" w:w="90"/>
+              <w:right w:type="dxa" w:w="110"/>
+            </w:tcMar>
+            <w:vAlign w:val="center"/>
+          </w:tcPr>
+          <w:p>
+            <w:pPr>
+              <w:jc w:val="center"/>
+            </w:pPr>
+            <w:r>
+              <w:rPr>
+                <w:rFonts w:ascii="Segoe UI Symbol" w:cs="Segoe UI Symbol" w:eastAsia="Segoe UI Symbol" w:hAnsi="Segoe UI Symbol"/>
+                <w:color w:val="1D1D1F"/>
+                <w:sz w:val="20"/>
+                <w:szCs w:val="20"/>
+              </w:rPr>
+              <w:t xml:space="preserve">✓</w:t>
+            </w:r>
+          </w:p>
+        </w:tc>
+        <w:tc>
+          <w:tcPr>
+            <w:tcW w:type="dxa" w:w="2133"/>
+            <w:tcBorders>
+              <w:top w:val="none" w:color="FFFFFF" w:sz="0"/>
+              <w:left w:val="none" w:color="FFFFFF" w:sz="0"/>
+              <w:bottom w:val="single" w:color="D9DDE3" w:sz="4"/>
+              <w:right w:val="none" w:color="FFFFFF" w:sz="0"/>
+            </w:tcBorders>
+            <w:tcMar>
+              <w:top w:type="dxa" w:w="90"/>
+              <w:left w:type="dxa" w:w="110"/>
+              <w:bottom w:type="dxa" w:w="90"/>
+              <w:right w:type="dxa" w:w="110"/>
+            </w:tcMar>
+            <w:vAlign w:val="center"/>
+          </w:tcPr>
+          <w:p>
+            <w:pPr>
+              <w:jc w:val="center"/>
+            </w:pPr>
+            <w:r>
+              <w:rPr>
+                <w:rFonts w:ascii="Segoe UI Symbol" w:cs="Segoe UI Symbol" w:eastAsia="Segoe UI Symbol" w:hAnsi="Segoe UI Symbol"/>
+                <w:color w:val="1D1D1F"/>
+                <w:sz w:val="20"/>
+                <w:szCs w:val="20"/>
+              </w:rPr>
+              <w:t xml:space="preserve">✓</w:t>
+            </w:r>
+          </w:p>
+        </w:tc>
+        <w:tc>
+          <w:tcPr>
+            <w:tcW w:type="dxa" w:w="2134"/>
+            <w:tcBorders>
+              <w:top w:val="none" w:color="FFFFFF" w:sz="0"/>
+              <w:left w:val="none" w:color="FFFFFF" w:sz="0"/>
+              <w:bottom w:val="single" w:color="D9DDE3" w:sz="4"/>
+              <w:right w:val="none" w:color="FFFFFF" w:sz="0"/>
+            </w:tcBorders>
+            <w:tcMar>
+              <w:top w:type="dxa" w:w="90"/>
+              <w:left w:type="dxa" w:w="110"/>
+              <w:bottom w:type="dxa" w:w="90"/>
+              <w:right w:type="dxa" w:w="110"/>
+            </w:tcMar>
+            <w:vAlign w:val="center"/>
+          </w:tcPr>
+          <w:p>
+            <w:pPr>
+              <w:jc w:val="center"/>
+            </w:pPr>
+            <w:r>
+              <w:rPr>
+                <w:rFonts w:ascii="Segoe UI Symbol" w:cs="Segoe UI Symbol" w:eastAsia="Segoe UI Symbol" w:hAnsi="Segoe UI Symbol"/>
+                <w:color w:val="1D1D1F"/>
+                <w:sz w:val="20"/>
+                <w:szCs w:val="20"/>
+              </w:rPr>
+              <w:t xml:space="preserve">✓</w:t>
+            </w:r>
+          </w:p>
+        </w:tc>
+      </w:tr>
+      <w:tr>
+        <w:trPr>
+          <w:cantSplit/>
+        </w:trPr>
+        <w:tc>
+          <w:tcPr>
+            <w:tcW w:type="dxa" w:w="3238"/>
+            <w:tcBorders>
+              <w:top w:val="none" w:color="FFFFFF" w:sz="0"/>
+              <w:left w:val="none" w:color="FFFFFF" w:sz="0"/>
+              <w:bottom w:val="single" w:color="D9DDE3" w:sz="4"/>
+              <w:right w:val="none" w:color="FFFFFF" w:sz="0"/>
+            </w:tcBorders>
+            <w:tcMar>
+              <w:top w:type="dxa" w:w="90"/>
+              <w:left w:type="dxa" w:w="110"/>
+              <w:bottom w:type="dxa" w:w="90"/>
+              <w:right w:type="dxa" w:w="110"/>
+            </w:tcMar>
+            <w:vAlign w:val="center"/>
+          </w:tcPr>
+          <w:p>
+            <w:r>
+              <w:rPr>
+                <w:rFonts w:ascii="Arial" w:cs="Arial" w:eastAsia="Arial" w:hAnsi="Arial"/>
+                <w:color w:val="1D1D1F"/>
+                <w:sz w:val="20"/>
+                <w:szCs w:val="20"/>
+              </w:rPr>
+              <w:t xml:space="preserve">Kontaktformular, Impressum, Datenschutz</w:t>
+            </w:r>
+          </w:p>
+        </w:tc>
+        <w:tc>
+          <w:tcPr>
+            <w:tcW w:type="dxa" w:w="2133"/>
+            <w:tcBorders>
+              <w:top w:val="none" w:color="FFFFFF" w:sz="0"/>
+              <w:left w:val="none" w:color="FFFFFF" w:sz="0"/>
+              <w:bottom w:val="single" w:color="D9DDE3" w:sz="4"/>
+              <w:right w:val="none" w:color="FFFFFF" w:sz="0"/>
+            </w:tcBorders>
+            <w:shd w:fill="E3EEFA" w:color="auto" w:val="clear"/>
+            <w:tcMar>
+              <w:top w:type="dxa" w:w="90"/>
+              <w:left w:type="dxa" w:w="110"/>
+              <w:bottom w:type="dxa" w:w="90"/>
+              <w:right w:type="dxa" w:w="110"/>
+            </w:tcMar>
+            <w:vAlign w:val="center"/>
+          </w:tcPr>
+          <w:p>
+            <w:pPr>
+              <w:jc w:val="center"/>
+            </w:pPr>
+            <w:r>
+              <w:rPr>
+                <w:rFonts w:ascii="Segoe UI Symbol" w:cs="Segoe UI Symbol" w:eastAsia="Segoe UI Symbol" w:hAnsi="Segoe UI Symbol"/>
+                <w:color w:val="1D1D1F"/>
+                <w:sz w:val="20"/>
+                <w:szCs w:val="20"/>
+              </w:rPr>
+              <w:t xml:space="preserve">✓</w:t>
+            </w:r>
+          </w:p>
+        </w:tc>
+        <w:tc>
+          <w:tcPr>
+            <w:tcW w:type="dxa" w:w="2133"/>
+            <w:tcBorders>
+              <w:top w:val="none" w:color="FFFFFF" w:sz="0"/>
+              <w:left w:val="none" w:color="FFFFFF" w:sz="0"/>
+              <w:bottom w:val="single" w:color="D9DDE3" w:sz="4"/>
+              <w:right w:val="none" w:color="FFFFFF" w:sz="0"/>
+            </w:tcBorders>
+            <w:tcMar>
+              <w:top w:type="dxa" w:w="90"/>
+              <w:left w:type="dxa" w:w="110"/>
+              <w:bottom w:type="dxa" w:w="90"/>
+              <w:right w:type="dxa" w:w="110"/>
+            </w:tcMar>
+            <w:vAlign w:val="center"/>
+          </w:tcPr>
+          <w:p>
+            <w:pPr>
+              <w:jc w:val="center"/>
+            </w:pPr>
+            <w:r>
+              <w:rPr>
+                <w:rFonts w:ascii="Segoe UI Symbol" w:cs="Segoe UI Symbol" w:eastAsia="Segoe UI Symbol" w:hAnsi="Segoe UI Symbol"/>
+                <w:color w:val="1D1D1F"/>
+                <w:sz w:val="20"/>
+                <w:szCs w:val="20"/>
+              </w:rPr>
+              <w:t xml:space="preserve">✓</w:t>
+            </w:r>
+          </w:p>
+        </w:tc>
+        <w:tc>
+          <w:tcPr>
+            <w:tcW w:type="dxa" w:w="2134"/>
+            <w:tcBorders>
+              <w:top w:val="none" w:color="FFFFFF" w:sz="0"/>
+              <w:left w:val="none" w:color="FFFFFF" w:sz="0"/>
+              <w:bottom w:val="single" w:color="D9DDE3" w:sz="4"/>
+              <w:right w:val="none" w:color="FFFFFF" w:sz="0"/>
+            </w:tcBorders>
+            <w:tcMar>
+              <w:top w:type="dxa" w:w="90"/>
+              <w:left w:type="dxa" w:w="110"/>
+              <w:bottom w:type="dxa" w:w="90"/>
+              <w:right w:type="dxa" w:w="110"/>
+            </w:tcMar>
+            <w:vAlign w:val="center"/>
+          </w:tcPr>
+          <w:p>
+            <w:pPr>
+              <w:jc w:val="center"/>
+            </w:pPr>
+            <w:r>
+              <w:rPr>
+                <w:rFonts w:ascii="Segoe UI Symbol" w:cs="Segoe UI Symbol" w:eastAsia="Segoe UI Symbol" w:hAnsi="Segoe UI Symbol"/>
+                <w:color w:val="1D1D1F"/>
+                <w:sz w:val="20"/>
+                <w:szCs w:val="20"/>
+              </w:rPr>
+              <w:t xml:space="preserve">✓</w:t>
+            </w:r>
+          </w:p>
+        </w:tc>
+      </w:tr>
+      <w:tr>
+        <w:trPr>
+          <w:cantSplit/>
+        </w:trPr>
+        <w:tc>
+          <w:tcPr>
+            <w:tcW w:type="dxa" w:w="3238"/>
+            <w:tcBorders>
+              <w:top w:val="none" w:color="FFFFFF" w:sz="0"/>
+              <w:left w:val="none" w:color="FFFFFF" w:sz="0"/>
+              <w:bottom w:val="single" w:color="D9DDE3" w:sz="4"/>
+              <w:right w:val="none" w:color="FFFFFF" w:sz="0"/>
+            </w:tcBorders>
+            <w:tcMar>
+              <w:top w:type="dxa" w:w="90"/>
+              <w:left w:type="dxa" w:w="110"/>
+              <w:bottom w:type="dxa" w:w="90"/>
+              <w:right w:type="dxa" w:w="110"/>
+            </w:tcMar>
+            <w:vAlign w:val="center"/>
+          </w:tcPr>
+          <w:p>
+            <w:r>
+              <w:rPr>
+                <w:rFonts w:ascii="Arial" w:cs="Arial" w:eastAsia="Arial" w:hAnsi="Arial"/>
+                <w:color w:val="1D1D1F"/>
+                <w:sz w:val="20"/>
+                <w:szCs w:val="20"/>
+              </w:rPr>
+              <w:t xml:space="preserve">Hosting Schweiz, SSL, Backups, Updates</w:t>
+            </w:r>
+          </w:p>
+        </w:tc>
+        <w:tc>
+          <w:tcPr>
+            <w:tcW w:type="dxa" w:w="2133"/>
+            <w:tcBorders>
+              <w:top w:val="none" w:color="FFFFFF" w:sz="0"/>
+              <w:left w:val="none" w:color="FFFFFF" w:sz="0"/>
+              <w:bottom w:val="single" w:color="D9DDE3" w:sz="4"/>
+              <w:right w:val="none" w:color="FFFFFF" w:sz="0"/>
+            </w:tcBorders>
+            <w:shd w:fill="E3EEFA" w:color="auto" w:val="clear"/>
+            <w:tcMar>
+              <w:top w:type="dxa" w:w="90"/>
+              <w:left w:type="dxa" w:w="110"/>
+              <w:bottom w:type="dxa" w:w="90"/>
+              <w:right w:type="dxa" w:w="110"/>
+            </w:tcMar>
+            <w:vAlign w:val="center"/>
+          </w:tcPr>
+          <w:p>
+            <w:pPr>
+              <w:jc w:val="center"/>
+            </w:pPr>
+            <w:r>
+              <w:rPr>
+                <w:rFonts w:ascii="Segoe UI Symbol" w:cs="Segoe UI Symbol" w:eastAsia="Segoe UI Symbol" w:hAnsi="Segoe UI Symbol"/>
+                <w:color w:val="1D1D1F"/>
+                <w:sz w:val="20"/>
+                <w:szCs w:val="20"/>
+              </w:rPr>
+              <w:t xml:space="preserve">✓</w:t>
+            </w:r>
+          </w:p>
+        </w:tc>
+        <w:tc>
+          <w:tcPr>
+            <w:tcW w:type="dxa" w:w="2133"/>
+            <w:tcBorders>
+              <w:top w:val="none" w:color="FFFFFF" w:sz="0"/>
+              <w:left w:val="none" w:color="FFFFFF" w:sz="0"/>
+              <w:bottom w:val="single" w:color="D9DDE3" w:sz="4"/>
+              <w:right w:val="none" w:color="FFFFFF" w:sz="0"/>
+            </w:tcBorders>
+            <w:tcMar>
+              <w:top w:type="dxa" w:w="90"/>
+              <w:left w:type="dxa" w:w="110"/>
+              <w:bottom w:type="dxa" w:w="90"/>
+              <w:right w:type="dxa" w:w="110"/>
+            </w:tcMar>
+            <w:vAlign w:val="center"/>
+          </w:tcPr>
+          <w:p>
+            <w:pPr>
+              <w:jc w:val="center"/>
+            </w:pPr>
+            <w:r>
+              <w:rPr>
+                <w:rFonts w:ascii="Segoe UI Symbol" w:cs="Segoe UI Symbol" w:eastAsia="Segoe UI Symbol" w:hAnsi="Segoe UI Symbol"/>
+                <w:color w:val="1D1D1F"/>
+                <w:sz w:val="20"/>
+                <w:szCs w:val="20"/>
+              </w:rPr>
+              <w:t xml:space="preserve">✓</w:t>
+            </w:r>
+          </w:p>
+        </w:tc>
+        <w:tc>
+          <w:tcPr>
+            <w:tcW w:type="dxa" w:w="2134"/>
+            <w:tcBorders>
+              <w:top w:val="none" w:color="FFFFFF" w:sz="0"/>
+              <w:left w:val="none" w:color="FFFFFF" w:sz="0"/>
+              <w:bottom w:val="single" w:color="D9DDE3" w:sz="4"/>
+              <w:right w:val="none" w:color="FFFFFF" w:sz="0"/>
+            </w:tcBorders>
+            <w:tcMar>
+              <w:top w:type="dxa" w:w="90"/>
+              <w:left w:type="dxa" w:w="110"/>
+              <w:bottom w:type="dxa" w:w="90"/>
+              <w:right w:type="dxa" w:w="110"/>
+            </w:tcMar>
+            <w:vAlign w:val="center"/>
+          </w:tcPr>
+          <w:p>
+            <w:pPr>
+              <w:jc w:val="center"/>
+            </w:pPr>
+            <w:r>
+              <w:rPr>
+                <w:rFonts w:ascii="Segoe UI Symbol" w:cs="Segoe UI Symbol" w:eastAsia="Segoe UI Symbol" w:hAnsi="Segoe UI Symbol"/>
+                <w:color w:val="1D1D1F"/>
+                <w:sz w:val="20"/>
+                <w:szCs w:val="20"/>
+              </w:rPr>
+              <w:t xml:space="preserve">✓</w:t>
+            </w:r>
+          </w:p>
+        </w:tc>
+      </w:tr>
+      <w:tr>
+        <w:trPr>
+          <w:cantSplit/>
+        </w:trPr>
+        <w:tc>
+          <w:tcPr>
+            <w:tcW w:type="dxa" w:w="3238"/>
+            <w:tcBorders>
+              <w:top w:val="none" w:color="FFFFFF" w:sz="0"/>
+              <w:left w:val="none" w:color="FFFFFF" w:sz="0"/>
+              <w:bottom w:val="single" w:color="D9DDE3" w:sz="4"/>
+              <w:right w:val="none" w:color="FFFFFF" w:sz="0"/>
+            </w:tcBorders>
+            <w:tcMar>
+              <w:top w:type="dxa" w:w="90"/>
+              <w:left w:type="dxa" w:w="110"/>
+              <w:bottom w:type="dxa" w:w="90"/>
+              <w:right w:type="dxa" w:w="110"/>
+            </w:tcMar>
+            <w:vAlign w:val="center"/>
+          </w:tcPr>
+          <w:p>
+            <w:r>
+              <w:rPr>
+                <w:rFonts w:ascii="Arial" w:cs="Arial" w:eastAsia="Arial" w:hAnsi="Arial"/>
+                <w:color w:val="1D1D1F"/>
+                <w:sz w:val="20"/>
+                <w:szCs w:val="20"/>
+              </w:rPr>
+              <w:t xml:space="preserve">Texte</w:t>
+            </w:r>
+          </w:p>
+        </w:tc>
+        <w:tc>
+          <w:tcPr>
+            <w:tcW w:type="dxa" w:w="2133"/>
+            <w:tcBorders>
+              <w:top w:val="none" w:color="FFFFFF" w:sz="0"/>
+              <w:left w:val="none" w:color="FFFFFF" w:sz="0"/>
+              <w:bottom w:val="single" w:color="D9DDE3" w:sz="4"/>
+              <w:right w:val="none" w:color="FFFFFF" w:sz="0"/>
+            </w:tcBorders>
+            <w:shd w:fill="E3EEFA" w:color="auto" w:val="clear"/>
+            <w:tcMar>
+              <w:top w:type="dxa" w:w="90"/>
+              <w:left w:type="dxa" w:w="110"/>
+              <w:bottom w:type="dxa" w:w="90"/>
+              <w:right w:type="dxa" w:w="110"/>
+            </w:tcMar>
+            <w:vAlign w:val="center"/>
+          </w:tcPr>
+          <w:p>
+            <w:pPr>
+              <w:jc w:val="center"/>
+            </w:pPr>
+            <w:r>
+              <w:rPr>
+                <w:rFonts w:ascii="Arial" w:cs="Arial" w:eastAsia="Arial" w:hAnsi="Arial"/>
+                <w:color w:val="1D1D1F"/>
+                <w:sz w:val="20"/>
+                <w:szCs w:val="20"/>
+              </w:rPr>
+              <w:t xml:space="preserve">bestehende korrigiert</w:t>
+            </w:r>
+          </w:p>
+        </w:tc>
+        <w:tc>
+          <w:tcPr>
+            <w:tcW w:type="dxa" w:w="2133"/>
+            <w:tcBorders>
+              <w:top w:val="none" w:color="FFFFFF" w:sz="0"/>
+              <w:left w:val="none" w:color="FFFFFF" w:sz="0"/>
+              <w:bottom w:val="single" w:color="D9DDE3" w:sz="4"/>
+              <w:right w:val="none" w:color="FFFFFF" w:sz="0"/>
+            </w:tcBorders>
+            <w:tcMar>
+              <w:top w:type="dxa" w:w="90"/>
+              <w:left w:type="dxa" w:w="110"/>
+              <w:bottom w:type="dxa" w:w="90"/>
+              <w:right w:type="dxa" w:w="110"/>
+            </w:tcMar>
+            <w:vAlign w:val="center"/>
+          </w:tcPr>
+          <w:p>
+            <w:pPr>
+              <w:jc w:val="center"/>
+            </w:pPr>
+            <w:r>
+              <w:rPr>
+                <w:rFonts w:ascii="Arial" w:cs="Arial" w:eastAsia="Arial" w:hAnsi="Arial"/>
+                <w:color w:val="1D1D1F"/>
+                <w:sz w:val="20"/>
+                <w:szCs w:val="20"/>
+              </w:rPr>
+              <w:t xml:space="preserve">bestehende korrigiert</w:t>
+            </w:r>
+          </w:p>
+        </w:tc>
+        <w:tc>
+          <w:tcPr>
+            <w:tcW w:type="dxa" w:w="2134"/>
+            <w:tcBorders>
+              <w:top w:val="none" w:color="FFFFFF" w:sz="0"/>
+              <w:left w:val="none" w:color="FFFFFF" w:sz="0"/>
+              <w:bottom w:val="single" w:color="D9DDE3" w:sz="4"/>
+              <w:right w:val="none" w:color="FFFFFF" w:sz="0"/>
+            </w:tcBorders>
+            <w:tcMar>
+              <w:top w:type="dxa" w:w="90"/>
+              <w:left w:type="dxa" w:w="110"/>
+              <w:bottom w:type="dxa" w:w="90"/>
+              <w:right w:type="dxa" w:w="110"/>
+            </w:tcMar>
+            <w:vAlign w:val="center"/>
+          </w:tcPr>
+          <w:p>
+            <w:pPr>
+              <w:jc w:val="center"/>
+            </w:pPr>
+            <w:r>
+              <w:rPr>
+                <w:rFonts w:ascii="Arial" w:cs="Arial" w:eastAsia="Arial" w:hAnsi="Arial"/>
+                <w:color w:val="1D1D1F"/>
+                <w:sz w:val="20"/>
+                <w:szCs w:val="20"/>
+              </w:rPr>
+              <w:t xml:space="preserve">neu geschrieben</w:t>
+            </w:r>
+          </w:p>
+        </w:tc>
+      </w:tr>
+      <w:tr>
+        <w:trPr>
+          <w:cantSplit/>
+        </w:trPr>
+        <w:tc>
+          <w:tcPr>
+            <w:tcW w:type="dxa" w:w="3238"/>
+            <w:tcBorders>
+              <w:top w:val="none" w:color="FFFFFF" w:sz="0"/>
+              <w:left w:val="none" w:color="FFFFFF" w:sz="0"/>
+              <w:bottom w:val="single" w:color="D9DDE3" w:sz="4"/>
+              <w:right w:val="none" w:color="FFFFFF" w:sz="0"/>
+            </w:tcBorders>
+            <w:tcMar>
+              <w:top w:type="dxa" w:w="90"/>
+              <w:left w:type="dxa" w:w="110"/>
+              <w:bottom w:type="dxa" w:w="90"/>
+              <w:right w:type="dxa" w:w="110"/>
+            </w:tcMar>
+            <w:vAlign w:val="center"/>
+          </w:tcPr>
+          <w:p>
+            <w:r>
+              <w:rPr>
+                <w:rFonts w:ascii="Arial" w:cs="Arial" w:eastAsia="Arial" w:hAnsi="Arial"/>
+                <w:color w:val="1D1D1F"/>
+                <w:sz w:val="20"/>
+                <w:szCs w:val="20"/>
+              </w:rPr>
+              <w:t xml:space="preserve">Auffindbarkeit bei Google</w:t>
+            </w:r>
+          </w:p>
+        </w:tc>
+        <w:tc>
+          <w:tcPr>
+            <w:tcW w:type="dxa" w:w="2133"/>
+            <w:tcBorders>
+              <w:top w:val="none" w:color="FFFFFF" w:sz="0"/>
+              <w:left w:val="none" w:color="FFFFFF" w:sz="0"/>
+              <w:bottom w:val="single" w:color="D9DDE3" w:sz="4"/>
+              <w:right w:val="none" w:color="FFFFFF" w:sz="0"/>
+            </w:tcBorders>
+            <w:shd w:fill="E3EEFA" w:color="auto" w:val="clear"/>
+            <w:tcMar>
+              <w:top w:type="dxa" w:w="90"/>
+              <w:left w:type="dxa" w:w="110"/>
+              <w:bottom w:type="dxa" w:w="90"/>
+              <w:right w:type="dxa" w:w="110"/>
+            </w:tcMar>
+            <w:vAlign w:val="center"/>
+          </w:tcPr>
+          <w:p>
+            <w:pPr>
+              <w:jc w:val="center"/>
+            </w:pPr>
+            <w:r>
+              <w:rPr>
+                <w:rFonts w:ascii="Arial" w:cs="Arial" w:eastAsia="Arial" w:hAnsi="Arial"/>
+                <w:color w:val="1D1D1F"/>
+                <w:sz w:val="20"/>
+                <w:szCs w:val="20"/>
+              </w:rPr>
+              <w:t xml:space="preserve">Grundlagen</w:t>
+            </w:r>
+          </w:p>
+        </w:tc>
+        <w:tc>
+          <w:tcPr>
+            <w:tcW w:type="dxa" w:w="2133"/>
+            <w:tcBorders>
+              <w:top w:val="none" w:color="FFFFFF" w:sz="0"/>
+              <w:left w:val="none" w:color="FFFFFF" w:sz="0"/>
+              <w:bottom w:val="single" w:color="D9DDE3" w:sz="4"/>
+              <w:right w:val="none" w:color="FFFFFF" w:sz="0"/>
+            </w:tcBorders>
+            <w:tcMar>
+              <w:top w:type="dxa" w:w="90"/>
+              <w:left w:type="dxa" w:w="110"/>
+              <w:bottom w:type="dxa" w:w="90"/>
+              <w:right w:type="dxa" w:w="110"/>
+            </w:tcMar>
+            <w:vAlign w:val="center"/>
+          </w:tcPr>
+          <w:p>
+            <w:pPr>
+              <w:jc w:val="center"/>
+            </w:pPr>
+            <w:r>
+              <w:rPr>
+                <w:rFonts w:ascii="Arial" w:cs="Arial" w:eastAsia="Arial" w:hAnsi="Arial"/>
+                <w:color w:val="1D1D1F"/>
+                <w:sz w:val="20"/>
+                <w:szCs w:val="20"/>
+              </w:rPr>
+              <w:t xml:space="preserve">Grundlagen</w:t>
+            </w:r>
+          </w:p>
+        </w:tc>
+        <w:tc>
+          <w:tcPr>
+            <w:tcW w:type="dxa" w:w="2134"/>
+            <w:tcBorders>
+              <w:top w:val="none" w:color="FFFFFF" w:sz="0"/>
+              <w:left w:val="none" w:color="FFFFFF" w:sz="0"/>
+              <w:bottom w:val="single" w:color="D9DDE3" w:sz="4"/>
+              <w:right w:val="none" w:color="FFFFFF" w:sz="0"/>
+            </w:tcBorders>
+            <w:tcMar>
+              <w:top w:type="dxa" w:w="90"/>
+              <w:left w:type="dxa" w:w="110"/>
+              <w:bottom w:type="dxa" w:w="90"/>
+              <w:right w:type="dxa" w:w="110"/>
+            </w:tcMar>
+            <w:vAlign w:val="center"/>
+          </w:tcPr>
+          <w:p>
+            <w:pPr>
+              <w:jc w:val="center"/>
+            </w:pPr>
+            <w:r>
+              <w:rPr>
+                <w:rFonts w:ascii="Arial" w:cs="Arial" w:eastAsia="Arial" w:hAnsi="Arial"/>
+                <w:color w:val="1D1D1F"/>
+                <w:sz w:val="20"/>
+                <w:szCs w:val="20"/>
+              </w:rPr>
+              <w:t xml:space="preserve">ausführlich</w:t>
+            </w:r>
+          </w:p>
+        </w:tc>
+      </w:tr>
+      <w:tr>
+        <w:trPr>
+          <w:cantSplit/>
+        </w:trPr>
+        <w:tc>
+          <w:tcPr>
+            <w:tcW w:type="dxa" w:w="3238"/>
+            <w:tcBorders>
+              <w:top w:val="none" w:color="FFFFFF" w:sz="0"/>
+              <w:left w:val="none" w:color="FFFFFF" w:sz="0"/>
+              <w:bottom w:val="single" w:color="D9DDE3" w:sz="4"/>
+              <w:right w:val="none" w:color="FFFFFF" w:sz="0"/>
+            </w:tcBorders>
+            <w:tcMar>
+              <w:top w:type="dxa" w:w="90"/>
+              <w:left w:type="dxa" w:w="110"/>
+              <w:bottom w:type="dxa" w:w="90"/>
+              <w:right w:type="dxa" w:w="110"/>
+            </w:tcMar>
+            <w:vAlign w:val="center"/>
+          </w:tcPr>
+          <w:p>
+            <w:r>
+              <w:rPr>
+                <w:rFonts w:ascii="Arial" w:cs="Arial" w:eastAsia="Arial" w:hAnsi="Arial"/>
+                <w:color w:val="1D1D1F"/>
+                <w:sz w:val="20"/>
+                <w:szCs w:val="20"/>
+              </w:rPr>
+              <w:t xml:space="preserve">Korrekturrunden</w:t>
+            </w:r>
+          </w:p>
+        </w:tc>
+        <w:tc>
+          <w:tcPr>
+            <w:tcW w:type="dxa" w:w="2133"/>
+            <w:tcBorders>
+              <w:top w:val="none" w:color="FFFFFF" w:sz="0"/>
+              <w:left w:val="none" w:color="FFFFFF" w:sz="0"/>
+              <w:bottom w:val="single" w:color="D9DDE3" w:sz="4"/>
+              <w:right w:val="none" w:color="FFFFFF" w:sz="0"/>
+            </w:tcBorders>
+            <w:shd w:fill="E3EEFA" w:color="auto" w:val="clear"/>
+            <w:tcMar>
+              <w:top w:type="dxa" w:w="90"/>
+              <w:left w:type="dxa" w:w="110"/>
+              <w:bottom w:type="dxa" w:w="90"/>
+              <w:right w:type="dxa" w:w="110"/>
+            </w:tcMar>
+            <w:vAlign w:val="center"/>
+          </w:tcPr>
+          <w:p>
+            <w:pPr>
+              <w:jc w:val="center"/>
+            </w:pPr>
+            <w:r>
+              <w:rPr>
+                <w:rFonts w:ascii="Arial" w:cs="Arial" w:eastAsia="Arial" w:hAnsi="Arial"/>
+                <w:color w:val="1D1D1F"/>
+                <w:sz w:val="20"/>
+                <w:szCs w:val="20"/>
+              </w:rPr>
+              <w:t xml:space="preserve">1</w:t>
+            </w:r>
+          </w:p>
+        </w:tc>
+        <w:tc>
+          <w:tcPr>
+            <w:tcW w:type="dxa" w:w="2133"/>
+            <w:tcBorders>
+              <w:top w:val="none" w:color="FFFFFF" w:sz="0"/>
+              <w:left w:val="none" w:color="FFFFFF" w:sz="0"/>
+              <w:bottom w:val="single" w:color="D9DDE3" w:sz="4"/>
+              <w:right w:val="none" w:color="FFFFFF" w:sz="0"/>
+            </w:tcBorders>
+            <w:tcMar>
+              <w:top w:type="dxa" w:w="90"/>
+              <w:left w:type="dxa" w:w="110"/>
+              <w:bottom w:type="dxa" w:w="90"/>
+              <w:right w:type="dxa" w:w="110"/>
+            </w:tcMar>
+            <w:vAlign w:val="center"/>
+          </w:tcPr>
+          <w:p>
+            <w:pPr>
+              <w:jc w:val="center"/>
+            </w:pPr>
+            <w:r>
+              <w:rPr>
+                <w:rFonts w:ascii="Arial" w:cs="Arial" w:eastAsia="Arial" w:hAnsi="Arial"/>
+                <w:color w:val="1D1D1F"/>
+                <w:sz w:val="20"/>
+                <w:szCs w:val="20"/>
+              </w:rPr>
+              <w:t xml:space="preserve">1</w:t>
+            </w:r>
+          </w:p>
+        </w:tc>
+        <w:tc>
+          <w:tcPr>
+            <w:tcW w:type="dxa" w:w="2134"/>
+            <w:tcBorders>
+              <w:top w:val="none" w:color="FFFFFF" w:sz="0"/>
+              <w:left w:val="none" w:color="FFFFFF" w:sz="0"/>
+              <w:bottom w:val="single" w:color="D9DDE3" w:sz="4"/>
+              <w:right w:val="none" w:color="FFFFFF" w:sz="0"/>
+            </w:tcBorders>
+            <w:tcMar>
+              <w:top w:type="dxa" w:w="90"/>
+              <w:left w:type="dxa" w:w="110"/>
+              <w:bottom w:type="dxa" w:w="90"/>
+              <w:right w:type="dxa" w:w="110"/>
+            </w:tcMar>
+            <w:vAlign w:val="center"/>
+          </w:tcPr>
+          <w:p>
+            <w:pPr>
+              <w:jc w:val="center"/>
+            </w:pPr>
+            <w:r>
+              <w:rPr>
+                <w:rFonts w:ascii="Arial" w:cs="Arial" w:eastAsia="Arial" w:hAnsi="Arial"/>
+                <w:color w:val="1D1D1F"/>
+                <w:sz w:val="20"/>
+                <w:szCs w:val="20"/>
+              </w:rPr>
+              <w:t xml:space="preserve">2</w:t>
+            </w:r>
+          </w:p>
+        </w:tc>
+      </w:tr>
+      <w:tr>
+        <w:trPr>
+          <w:cantSplit/>
+        </w:trPr>
+        <w:tc>
+          <w:tcPr>
+            <w:tcW w:type="dxa" w:w="3238"/>
+            <w:tcBorders>
+              <w:top w:val="none" w:color="FFFFFF" w:sz="0"/>
+              <w:left w:val="none" w:color="FFFFFF" w:sz="0"/>
+              <w:bottom w:val="single" w:color="D9DDE3" w:sz="4"/>
+              <w:right w:val="none" w:color="FFFFFF" w:sz="0"/>
+            </w:tcBorders>
+            <w:tcMar>
+              <w:top w:type="dxa" w:w="90"/>
+              <w:left w:type="dxa" w:w="110"/>
+              <w:bottom w:type="dxa" w:w="90"/>
+              <w:right w:type="dxa" w:w="110"/>
+            </w:tcMar>
+            <w:vAlign w:val="center"/>
+          </w:tcPr>
+          <w:p>
+            <w:r>
+              <w:rPr>
+                <w:rFonts w:ascii="Arial" w:cs="Arial" w:eastAsia="Arial" w:hAnsi="Arial"/>
+                <w:color w:val="1D1D1F"/>
+                <w:sz w:val="20"/>
+                <w:szCs w:val="20"/>
+              </w:rPr>
+              <w:t xml:space="preserve">Änderungen inklusive</w:t>
+            </w:r>
+          </w:p>
+        </w:tc>
+        <w:tc>
+          <w:tcPr>
+            <w:tcW w:type="dxa" w:w="2133"/>
+            <w:tcBorders>
+              <w:top w:val="none" w:color="FFFFFF" w:sz="0"/>
+              <w:left w:val="none" w:color="FFFFFF" w:sz="0"/>
+              <w:bottom w:val="single" w:color="D9DDE3" w:sz="4"/>
+              <w:right w:val="none" w:color="FFFFFF" w:sz="0"/>
+            </w:tcBorders>
+            <w:shd w:fill="E3EEFA" w:color="auto" w:val="clear"/>
+            <w:tcMar>
+              <w:top w:type="dxa" w:w="90"/>
+              <w:left w:type="dxa" w:w="110"/>
+              <w:bottom w:type="dxa" w:w="90"/>
+              <w:right w:type="dxa" w:w="110"/>
+            </w:tcMar>
+            <w:vAlign w:val="center"/>
+          </w:tcPr>
+          <w:p>
+            <w:pPr>
+              <w:jc w:val="center"/>
+            </w:pPr>
+            <w:r>
+              <w:rPr>
+                <w:rFonts w:ascii="Arial" w:cs="Arial" w:eastAsia="Arial" w:hAnsi="Arial"/>
+                <w:color w:val="1D1D1F"/>
+                <w:sz w:val="20"/>
+                <w:szCs w:val="20"/>
+              </w:rPr>
+              <w:t xml:space="preserve">1 Std. pro Quartal</w:t>
+            </w:r>
+          </w:p>
+        </w:tc>
+        <w:tc>
+          <w:tcPr>
+            <w:tcW w:type="dxa" w:w="2133"/>
+            <w:tcBorders>
+              <w:top w:val="none" w:color="FFFFFF" w:sz="0"/>
+              <w:left w:val="none" w:color="FFFFFF" w:sz="0"/>
+              <w:bottom w:val="single" w:color="D9DDE3" w:sz="4"/>
+              <w:right w:val="none" w:color="FFFFFF" w:sz="0"/>
+            </w:tcBorders>
+            <w:tcMar>
+              <w:top w:type="dxa" w:w="90"/>
+              <w:left w:type="dxa" w:w="110"/>
+              <w:bottom w:type="dxa" w:w="90"/>
+              <w:right w:type="dxa" w:w="110"/>
+            </w:tcMar>
+            <w:vAlign w:val="center"/>
+          </w:tcPr>
+          <w:p>
+            <w:pPr>
+              <w:jc w:val="center"/>
+            </w:pPr>
+            <w:r>
+              <w:rPr>
+                <w:rFonts w:ascii="Arial" w:cs="Arial" w:eastAsia="Arial" w:hAnsi="Arial"/>
+                <w:color w:val="1D1D1F"/>
+                <w:sz w:val="20"/>
+                <w:szCs w:val="20"/>
+              </w:rPr>
+              <w:t xml:space="preserve">–</w:t>
+            </w:r>
+          </w:p>
+        </w:tc>
+        <w:tc>
+          <w:tcPr>
+            <w:tcW w:type="dxa" w:w="2134"/>
+            <w:tcBorders>
+              <w:top w:val="none" w:color="FFFFFF" w:sz="0"/>
+              <w:left w:val="none" w:color="FFFFFF" w:sz="0"/>
+              <w:bottom w:val="single" w:color="D9DDE3" w:sz="4"/>
+              <w:right w:val="none" w:color="FFFFFF" w:sz="0"/>
+            </w:tcBorders>
+            <w:tcMar>
+              <w:top w:type="dxa" w:w="90"/>
+              <w:left w:type="dxa" w:w="110"/>
+              <w:bottom w:type="dxa" w:w="90"/>
+              <w:right w:type="dxa" w:w="110"/>
+            </w:tcMar>
+            <w:vAlign w:val="center"/>
+          </w:tcPr>
+          <w:p>
+            <w:pPr>
+              <w:jc w:val="center"/>
+            </w:pPr>
+            <w:r>
+              <w:rPr>
+                <w:rFonts w:ascii="Arial" w:cs="Arial" w:eastAsia="Arial" w:hAnsi="Arial"/>
+                <w:color w:val="1D1D1F"/>
+                <w:sz w:val="20"/>
+                <w:szCs w:val="20"/>
+              </w:rPr>
+              <w:t xml:space="preserve">1 Std. pro Monat</w:t>
+            </w:r>
+          </w:p>
+        </w:tc>
+      </w:tr>
+      <w:tr>
+        <w:trPr>
+          <w:cantSplit/>
+        </w:trPr>
+        <w:tc>
+          <w:tcPr>
+            <w:tcW w:type="dxa" w:w="3238"/>
+            <w:tcBorders>
+              <w:top w:val="none" w:color="FFFFFF" w:sz="0"/>
+              <w:left w:val="none" w:color="FFFFFF" w:sz="0"/>
+              <w:bottom w:val="single" w:color="D9DDE3" w:sz="4"/>
+              <w:right w:val="none" w:color="FFFFFF" w:sz="0"/>
+            </w:tcBorders>
+            <w:tcMar>
+              <w:top w:type="dxa" w:w="90"/>
+              <w:left w:type="dxa" w:w="110"/>
+              <w:bottom w:type="dxa" w:w="90"/>
+              <w:right w:type="dxa" w:w="110"/>
+            </w:tcMar>
+            <w:vAlign w:val="center"/>
+          </w:tcPr>
+          <w:p>
+            <w:r>
+              <w:rPr>
+                <w:rFonts w:ascii="Arial" w:cs="Arial" w:eastAsia="Arial" w:hAnsi="Arial"/>
+                <w:color w:val="1D1D1F"/>
+                <w:sz w:val="20"/>
+                <w:szCs w:val="20"/>
+              </w:rPr>
+              <w:t xml:space="preserve">Jahresbericht mit Besucherzahlen</w:t>
+            </w:r>
+          </w:p>
+        </w:tc>
+        <w:tc>
+          <w:tcPr>
+            <w:tcW w:type="dxa" w:w="2133"/>
+            <w:tcBorders>
+              <w:top w:val="none" w:color="FFFFFF" w:sz="0"/>
+              <w:left w:val="none" w:color="FFFFFF" w:sz="0"/>
+              <w:bottom w:val="single" w:color="D9DDE3" w:sz="4"/>
+              <w:right w:val="none" w:color="FFFFFF" w:sz="0"/>
+            </w:tcBorders>
+            <w:shd w:fill="E3EEFA" w:color="auto" w:val="clear"/>
+            <w:tcMar>
+              <w:top w:type="dxa" w:w="90"/>
+              <w:left w:type="dxa" w:w="110"/>
+              <w:bottom w:type="dxa" w:w="90"/>
+              <w:right w:type="dxa" w:w="110"/>
+            </w:tcMar>
+            <w:vAlign w:val="center"/>
+          </w:tcPr>
+          <w:p>
+            <w:pPr>
+              <w:jc w:val="center"/>
+            </w:pPr>
+            <w:r>
+              <w:rPr>
+                <w:rFonts w:ascii="Arial" w:cs="Arial" w:eastAsia="Arial" w:hAnsi="Arial"/>
+                <w:color w:val="1D1D1F"/>
+                <w:sz w:val="20"/>
+                <w:szCs w:val="20"/>
+              </w:rPr>
+              <w:t xml:space="preserve">–</w:t>
+            </w:r>
+          </w:p>
+        </w:tc>
+        <w:tc>
+          <w:tcPr>
+            <w:tcW w:type="dxa" w:w="2133"/>
+            <w:tcBorders>
+              <w:top w:val="none" w:color="FFFFFF" w:sz="0"/>
+              <w:left w:val="none" w:color="FFFFFF" w:sz="0"/>
+              <w:bottom w:val="single" w:color="D9DDE3" w:sz="4"/>
+              <w:right w:val="none" w:color="FFFFFF" w:sz="0"/>
+            </w:tcBorders>
+            <w:tcMar>
+              <w:top w:type="dxa" w:w="90"/>
+              <w:left w:type="dxa" w:w="110"/>
+              <w:bottom w:type="dxa" w:w="90"/>
+              <w:right w:type="dxa" w:w="110"/>
+            </w:tcMar>
+            <w:vAlign w:val="center"/>
+          </w:tcPr>
+          <w:p>
+            <w:pPr>
+              <w:jc w:val="center"/>
+            </w:pPr>
+            <w:r>
+              <w:rPr>
+                <w:rFonts w:ascii="Arial" w:cs="Arial" w:eastAsia="Arial" w:hAnsi="Arial"/>
+                <w:color w:val="1D1D1F"/>
+                <w:sz w:val="20"/>
+                <w:szCs w:val="20"/>
+              </w:rPr>
+              <w:t xml:space="preserve">–</w:t>
+            </w:r>
+          </w:p>
+        </w:tc>
+        <w:tc>
+          <w:tcPr>
+            <w:tcW w:type="dxa" w:w="2134"/>
+            <w:tcBorders>
+              <w:top w:val="none" w:color="FFFFFF" w:sz="0"/>
+              <w:left w:val="none" w:color="FFFFFF" w:sz="0"/>
+              <w:bottom w:val="single" w:color="D9DDE3" w:sz="4"/>
+              <w:right w:val="none" w:color="FFFFFF" w:sz="0"/>
+            </w:tcBorders>
+            <w:tcMar>
+              <w:top w:type="dxa" w:w="90"/>
+              <w:left w:type="dxa" w:w="110"/>
+              <w:bottom w:type="dxa" w:w="90"/>
+              <w:right w:type="dxa" w:w="110"/>
+            </w:tcMar>
+            <w:vAlign w:val="center"/>
+          </w:tcPr>
+          <w:p>
+            <w:pPr>
+              <w:jc w:val="center"/>
+            </w:pPr>
+            <w:r>
+              <w:rPr>
+                <w:rFonts w:ascii="Segoe UI Symbol" w:cs="Segoe UI Symbol" w:eastAsia="Segoe UI Symbol" w:hAnsi="Segoe UI Symbol"/>
+                <w:color w:val="1D1D1F"/>
+                <w:sz w:val="20"/>
+                <w:szCs w:val="20"/>
+              </w:rPr>
+              <w:t xml:space="preserve">✓</w:t>
+            </w:r>
+          </w:p>
+        </w:tc>
+      </w:tr>
+      <w:tr>
+        <w:trPr>
+          <w:cantSplit/>
+        </w:trPr>
+        <w:tc>
+          <w:tcPr>
+            <w:tcW w:type="dxa" w:w="3238"/>
+            <w:tcBorders>
+              <w:top w:val="none" w:color="FFFFFF" w:sz="0"/>
+              <w:left w:val="none" w:color="FFFFFF" w:sz="0"/>
+              <w:bottom w:val="single" w:color="D9DDE3" w:sz="4"/>
+              <w:right w:val="none" w:color="FFFFFF" w:sz="0"/>
+            </w:tcBorders>
+            <w:tcMar>
+              <w:top w:type="dxa" w:w="90"/>
+              <w:left w:type="dxa" w:w="110"/>
+              <w:bottom w:type="dxa" w:w="90"/>
+              <w:right w:type="dxa" w:w="110"/>
+            </w:tcMar>
+            <w:vAlign w:val="center"/>
+          </w:tcPr>
+          <w:p>
+            <w:r>
+              <w:rPr>
+                <w:rFonts w:ascii="Arial" w:cs="Arial" w:eastAsia="Arial" w:hAnsi="Arial"/>
+                <w:color w:val="1D1D1F"/>
+                <w:sz w:val="20"/>
+                <w:szCs w:val="20"/>
+              </w:rPr>
+              <w:t xml:space="preserve">Rechte an der Website</w:t>
+            </w:r>
+          </w:p>
+        </w:tc>
+        <w:tc>
+          <w:tcPr>
+            <w:tcW w:type="dxa" w:w="2133"/>
+            <w:tcBorders>
+              <w:top w:val="none" w:color="FFFFFF" w:sz="0"/>
+              <w:left w:val="none" w:color="FFFFFF" w:sz="0"/>
+              <w:bottom w:val="single" w:color="D9DDE3" w:sz="4"/>
+              <w:right w:val="none" w:color="FFFFFF" w:sz="0"/>
+            </w:tcBorders>
+            <w:shd w:fill="E3EEFA" w:color="auto" w:val="clear"/>
+            <w:tcMar>
+              <w:top w:type="dxa" w:w="90"/>
+              <w:left w:type="dxa" w:w="110"/>
+              <w:bottom w:type="dxa" w:w="90"/>
+              <w:right w:type="dxa" w:w="110"/>
+            </w:tcMar>
+            <w:vAlign w:val="center"/>
+          </w:tcPr>
+          <w:p>
+            <w:pPr>
+              <w:jc w:val="center"/>
+            </w:pPr>
+            <w:r>
+              <w:rPr>
+                <w:rFonts w:ascii="Arial" w:cs="Arial" w:eastAsia="Arial" w:hAnsi="Arial"/>
+                <w:color w:val="1D1D1F"/>
+                <w:sz w:val="20"/>
+                <w:szCs w:val="20"/>
+              </w:rPr>
+              <w:t xml:space="preserve">nach 36 Monaten</w:t>
+            </w:r>
+          </w:p>
+        </w:tc>
+        <w:tc>
+          <w:tcPr>
+            <w:tcW w:type="dxa" w:w="2133"/>
+            <w:tcBorders>
+              <w:top w:val="none" w:color="FFFFFF" w:sz="0"/>
+              <w:left w:val="none" w:color="FFFFFF" w:sz="0"/>
+              <w:bottom w:val="single" w:color="D9DDE3" w:sz="4"/>
+              <w:right w:val="none" w:color="FFFFFF" w:sz="0"/>
+            </w:tcBorders>
+            <w:tcMar>
+              <w:top w:type="dxa" w:w="90"/>
+              <w:left w:type="dxa" w:w="110"/>
+              <w:bottom w:type="dxa" w:w="90"/>
+              <w:right w:type="dxa" w:w="110"/>
+            </w:tcMar>
+            <w:vAlign w:val="center"/>
+          </w:tcPr>
+          <w:p>
+            <w:pPr>
+              <w:jc w:val="center"/>
+            </w:pPr>
+            <w:r>
+              <w:rPr>
+                <w:rFonts w:ascii="Arial" w:cs="Arial" w:eastAsia="Arial" w:hAnsi="Arial"/>
+                <w:color w:val="1D1D1F"/>
+                <w:sz w:val="20"/>
+                <w:szCs w:val="20"/>
+              </w:rPr>
+              <w:t xml:space="preserve">nach Zahlung</w:t>
+            </w:r>
+          </w:p>
+        </w:tc>
+        <w:tc>
+          <w:tcPr>
+            <w:tcW w:type="dxa" w:w="2134"/>
+            <w:tcBorders>
+              <w:top w:val="none" w:color="FFFFFF" w:sz="0"/>
+              <w:left w:val="none" w:color="FFFFFF" w:sz="0"/>
+              <w:bottom w:val="single" w:color="D9DDE3" w:sz="4"/>
+              <w:right w:val="none" w:color="FFFFFF" w:sz="0"/>
+            </w:tcBorders>
+            <w:tcMar>
+              <w:top w:type="dxa" w:w="90"/>
+              <w:left w:type="dxa" w:w="110"/>
+              <w:bottom w:type="dxa" w:w="90"/>
+              <w:right w:type="dxa" w:w="110"/>
+            </w:tcMar>
+            <w:vAlign w:val="center"/>
+          </w:tcPr>
+          <w:p>
+            <w:pPr>
+              <w:jc w:val="center"/>
+            </w:pPr>
+            <w:r>
+              <w:rPr>
+                <w:rFonts w:ascii="Arial" w:cs="Arial" w:eastAsia="Arial" w:hAnsi="Arial"/>
+                <w:color w:val="1D1D1F"/>
+                <w:sz w:val="20"/>
+                <w:szCs w:val="20"/>
+              </w:rPr>
+              <w:t xml:space="preserve">nach Zahlung</w:t>
+            </w:r>
+          </w:p>
+        </w:tc>
+      </w:tr>
+    </w:tbl>
+    <w:p>
+      <w:pPr>
+        <w:spacing w:after="80"/>
+      </w:pPr>
+    </w:p>
+    <w:p>
+      <w:pPr>
+        <w:pStyle w:val="Heading1"/>
+        <w:keepNext/>
+        <w:spacing w:after="140" w:before="320"/>
+      </w:pPr>
+      <w:r>
+        <w:rPr>
+          <w:rFonts w:ascii="Arial" w:cs="Arial" w:eastAsia="Arial" w:hAnsi="Arial"/>
+          <w:b/>
+          <w:bCs/>
+          <w:color w:val="0D5FB0"/>
+          <w:sz w:val="26"/>
+          <w:szCs w:val="26"/>
+        </w:rPr>
+        <w:t xml:space="preserve">4. Preise</w:t>
+      </w:r>
+    </w:p>
+    <w:tbl>
+      <w:tblPr>
+        <w:tblW w:type="dxa" w:w="9638"/>
+        <w:tblBorders>
+          <w:top w:val="single" w:color="auto" w:sz="4"/>
+          <w:left w:val="single" w:color="auto" w:sz="4"/>
+          <w:bottom w:val="single" w:color="auto" w:sz="4"/>
+          <w:right w:val="single" w:color="auto" w:sz="4"/>
+          <w:insideH w:val="single" w:color="auto" w:sz="4"/>
+          <w:insideV w:val="single" w:color="auto" w:sz="4"/>
+        </w:tblBorders>
+      </w:tblPr>
+      <w:tblGrid>
+        <w:gridCol w:w="3238"/>
+        <w:gridCol w:w="2133"/>
+        <w:gridCol w:w="2133"/>
+        <w:gridCol w:w="2134"/>
+      </w:tblGrid>
+      <w:tr>
+        <w:trPr>
+          <w:cantSplit/>
+        </w:trPr>
+        <w:tc>
+          <w:tcPr>
+            <w:tcW w:type="dxa" w:w="3238"/>
+            <w:tcBorders>
+              <w:top w:val="none" w:color="FFFFFF" w:sz="0"/>
+              <w:left w:val="none" w:color="FFFFFF" w:sz="0"/>
+              <w:bottom w:val="single" w:color="D9DDE3" w:sz="4"/>
+              <w:right w:val="none" w:color="FFFFFF" w:sz="0"/>
+            </w:tcBorders>
+            <w:shd w:fill="EEF3F9" w:color="auto" w:val="clear"/>
+            <w:tcMar>
+              <w:top w:type="dxa" w:w="90"/>
+              <w:left w:type="dxa" w:w="110"/>
+              <w:bottom w:type="dxa" w:w="90"/>
+              <w:right w:type="dxa" w:w="110"/>
+            </w:tcMar>
+            <w:vAlign w:val="center"/>
+          </w:tcPr>
+          <w:p>
+            <w:r>
+              <w:rPr>
+                <w:rFonts w:ascii="Arial" w:cs="Arial" w:eastAsia="Arial" w:hAnsi="Arial"/>
+                <w:b/>
+                <w:bCs/>
+                <w:color w:val="0D5FB0"/>
+                <w:sz w:val="18"/>
+                <w:szCs w:val="18"/>
+              </w:rPr>
+              <w:t xml:space="preserve">CHF</w:t>
+            </w:r>
+          </w:p>
+        </w:tc>
+        <w:tc>
+          <w:tcPr>
+            <w:tcW w:type="dxa" w:w="2133"/>
+            <w:tcBorders>
+              <w:top w:val="none" w:color="FFFFFF" w:sz="0"/>
+              <w:left w:val="none" w:color="FFFFFF" w:sz="0"/>
+              <w:bottom w:val="single" w:color="D9DDE3" w:sz="4"/>
+              <w:right w:val="none" w:color="FFFFFF" w:sz="0"/>
+            </w:tcBorders>
+            <w:shd w:fill="EEF3F9" w:color="auto" w:val="clear"/>
+            <w:tcMar>
+              <w:top w:type="dxa" w:w="90"/>
+              <w:left w:type="dxa" w:w="110"/>
+              <w:bottom w:type="dxa" w:w="90"/>
+              <w:right w:type="dxa" w:w="110"/>
+            </w:tcMar>
+            <w:vAlign w:val="center"/>
+          </w:tcPr>
+          <w:p>
+            <w:pPr>
+              <w:jc w:val="center"/>
+            </w:pPr>
+            <w:r>
+              <w:rPr>
+                <w:rFonts w:ascii="Arial" w:cs="Arial" w:eastAsia="Arial" w:hAnsi="Arial"/>
+                <w:b/>
+                <w:bCs/>
+                <w:color w:val="0D5FB0"/>
+                <w:sz w:val="18"/>
+                <w:szCs w:val="18"/>
+              </w:rPr>
+              <w:t xml:space="preserve">Einstieg Miete</w:t>
+            </w:r>
+          </w:p>
+        </w:tc>
+        <w:tc>
+          <w:tcPr>
+            <w:tcW w:type="dxa" w:w="2133"/>
+            <w:tcBorders>
+              <w:top w:val="none" w:color="FFFFFF" w:sz="0"/>
+              <w:left w:val="none" w:color="FFFFFF" w:sz="0"/>
+              <w:bottom w:val="single" w:color="D9DDE3" w:sz="4"/>
+              <w:right w:val="none" w:color="FFFFFF" w:sz="0"/>
+            </w:tcBorders>
+            <w:shd w:fill="EEF3F9" w:color="auto" w:val="clear"/>
+            <w:tcMar>
+              <w:top w:type="dxa" w:w="90"/>
+              <w:left w:type="dxa" w:w="110"/>
+              <w:bottom w:type="dxa" w:w="90"/>
+              <w:right w:type="dxa" w:w="110"/>
+            </w:tcMar>
+            <w:vAlign w:val="center"/>
+          </w:tcPr>
+          <w:p>
+            <w:pPr>
+              <w:jc w:val="center"/>
+            </w:pPr>
+            <w:r>
+              <w:rPr>
+                <w:rFonts w:ascii="Arial" w:cs="Arial" w:eastAsia="Arial" w:hAnsi="Arial"/>
+                <w:b/>
+                <w:bCs/>
+                <w:color w:val="0D5FB0"/>
+                <w:sz w:val="18"/>
+                <w:szCs w:val="18"/>
+              </w:rPr>
+              <w:t xml:space="preserve">Einstieg Kauf</w:t>
+            </w:r>
+          </w:p>
+        </w:tc>
+        <w:tc>
+          <w:tcPr>
+            <w:tcW w:type="dxa" w:w="2134"/>
+            <w:tcBorders>
+              <w:top w:val="none" w:color="FFFFFF" w:sz="0"/>
+              <w:left w:val="none" w:color="FFFFFF" w:sz="0"/>
+              <w:bottom w:val="single" w:color="D9DDE3" w:sz="4"/>
+              <w:right w:val="none" w:color="FFFFFF" w:sz="0"/>
+            </w:tcBorders>
+            <w:shd w:fill="EEF3F9" w:color="auto" w:val="clear"/>
+            <w:tcMar>
+              <w:top w:type="dxa" w:w="90"/>
+              <w:left w:type="dxa" w:w="110"/>
+              <w:bottom w:type="dxa" w:w="90"/>
+              <w:right w:type="dxa" w:w="110"/>
+            </w:tcMar>
+            <w:vAlign w:val="center"/>
+          </w:tcPr>
+          <w:p>
+            <w:pPr>
+              <w:jc w:val="center"/>
+            </w:pPr>
+            <w:r>
+              <w:rPr>
+                <w:rFonts w:ascii="Arial" w:cs="Arial" w:eastAsia="Arial" w:hAnsi="Arial"/>
+                <w:b/>
+                <w:bCs/>
+                <w:color w:val="0D5FB0"/>
+                <w:sz w:val="18"/>
+                <w:szCs w:val="18"/>
+              </w:rPr>
+              <w:t xml:space="preserve">Vollvariante</w:t>
+            </w:r>
+          </w:p>
+        </w:tc>
+      </w:tr>
+      <w:tr>
+        <w:trPr>
+          <w:cantSplit/>
+        </w:trPr>
+        <w:tc>
+          <w:tcPr>
+            <w:tcW w:type="dxa" w:w="3238"/>
+            <w:tcBorders>
+              <w:top w:val="none" w:color="FFFFFF" w:sz="0"/>
+              <w:left w:val="none" w:color="FFFFFF" w:sz="0"/>
+              <w:bottom w:val="single" w:color="D9DDE3" w:sz="4"/>
+              <w:right w:val="none" w:color="FFFFFF" w:sz="0"/>
+            </w:tcBorders>
+            <w:tcMar>
+              <w:top w:type="dxa" w:w="90"/>
+              <w:left w:type="dxa" w:w="110"/>
+              <w:bottom w:type="dxa" w:w="90"/>
+              <w:right w:type="dxa" w:w="110"/>
+            </w:tcMar>
+            <w:vAlign w:val="center"/>
+          </w:tcPr>
+          <w:p>
+            <w:r>
+              <w:rPr>
+                <w:rFonts w:ascii="Arial" w:cs="Arial" w:eastAsia="Arial" w:hAnsi="Arial"/>
+                <w:color w:val="1D1D1F"/>
+                <w:sz w:val="20"/>
+                <w:szCs w:val="20"/>
+              </w:rPr>
+              <w:t xml:space="preserve">Einmalig</w:t>
+            </w:r>
+          </w:p>
+        </w:tc>
+        <w:tc>
+          <w:tcPr>
+            <w:tcW w:type="dxa" w:w="2133"/>
+            <w:tcBorders>
+              <w:top w:val="none" w:color="FFFFFF" w:sz="0"/>
+              <w:left w:val="none" w:color="FFFFFF" w:sz="0"/>
+              <w:bottom w:val="single" w:color="D9DDE3" w:sz="4"/>
+              <w:right w:val="none" w:color="FFFFFF" w:sz="0"/>
+            </w:tcBorders>
+            <w:shd w:fill="E3EEFA" w:color="auto" w:val="clear"/>
+            <w:tcMar>
+              <w:top w:type="dxa" w:w="90"/>
+              <w:left w:type="dxa" w:w="110"/>
+              <w:bottom w:type="dxa" w:w="90"/>
+              <w:right w:type="dxa" w:w="110"/>
+            </w:tcMar>
+            <w:vAlign w:val="center"/>
+          </w:tcPr>
+          <w:p>
+            <w:pPr>
+              <w:jc w:val="center"/>
+            </w:pPr>
+            <w:r>
+              <w:rPr>
+                <w:rFonts w:ascii="Arial" w:cs="Arial" w:eastAsia="Arial" w:hAnsi="Arial"/>
+                <w:color w:val="1D1D1F"/>
+                <w:sz w:val="20"/>
+                <w:szCs w:val="20"/>
+              </w:rPr>
+              <w:t xml:space="preserve">–</w:t>
+            </w:r>
+          </w:p>
+        </w:tc>
+        <w:tc>
+          <w:tcPr>
+            <w:tcW w:type="dxa" w:w="2133"/>
+            <w:tcBorders>
+              <w:top w:val="none" w:color="FFFFFF" w:sz="0"/>
+              <w:left w:val="none" w:color="FFFFFF" w:sz="0"/>
+              <w:bottom w:val="single" w:color="D9DDE3" w:sz="4"/>
+              <w:right w:val="none" w:color="FFFFFF" w:sz="0"/>
+            </w:tcBorders>
+            <w:tcMar>
+              <w:top w:type="dxa" w:w="90"/>
+              <w:left w:type="dxa" w:w="110"/>
+              <w:bottom w:type="dxa" w:w="90"/>
+              <w:right w:type="dxa" w:w="110"/>
+            </w:tcMar>
+            <w:vAlign w:val="center"/>
+          </w:tcPr>
+          <w:p>
+            <w:pPr>
+              <w:jc w:val="center"/>
+            </w:pPr>
+            <w:r>
+              <w:rPr>
+                <w:rFonts w:ascii="Arial" w:cs="Arial" w:eastAsia="Arial" w:hAnsi="Arial"/>
+                <w:color w:val="1D1D1F"/>
+                <w:sz w:val="20"/>
+                <w:szCs w:val="20"/>
+              </w:rPr>
+              <w:t xml:space="preserve">2’200.00</w:t>
+            </w:r>
+          </w:p>
+        </w:tc>
+        <w:tc>
+          <w:tcPr>
+            <w:tcW w:type="dxa" w:w="2134"/>
+            <w:tcBorders>
+              <w:top w:val="none" w:color="FFFFFF" w:sz="0"/>
+              <w:left w:val="none" w:color="FFFFFF" w:sz="0"/>
+              <w:bottom w:val="single" w:color="D9DDE3" w:sz="4"/>
+              <w:right w:val="none" w:color="FFFFFF" w:sz="0"/>
+            </w:tcBorders>
+            <w:tcMar>
+              <w:top w:type="dxa" w:w="90"/>
+              <w:left w:type="dxa" w:w="110"/>
+              <w:bottom w:type="dxa" w:w="90"/>
+              <w:right w:type="dxa" w:w="110"/>
+            </w:tcMar>
+            <w:vAlign w:val="center"/>
+          </w:tcPr>
+          <w:p>
+            <w:pPr>
+              <w:jc w:val="center"/>
+            </w:pPr>
+            <w:r>
+              <w:rPr>
+                <w:rFonts w:ascii="Arial" w:cs="Arial" w:eastAsia="Arial" w:hAnsi="Arial"/>
+                <w:color w:val="1D1D1F"/>
+                <w:sz w:val="20"/>
+                <w:szCs w:val="20"/>
+              </w:rPr>
+              <w:t xml:space="preserve">4’500.00</w:t>
+            </w:r>
+          </w:p>
+        </w:tc>
+      </w:tr>
+      <w:tr>
+        <w:trPr>
+          <w:cantSplit/>
+        </w:trPr>
+        <w:tc>
+          <w:tcPr>
+            <w:tcW w:type="dxa" w:w="3238"/>
+            <w:tcBorders>
+              <w:top w:val="none" w:color="FFFFFF" w:sz="0"/>
+              <w:left w:val="none" w:color="FFFFFF" w:sz="0"/>
+              <w:bottom w:val="single" w:color="D9DDE3" w:sz="4"/>
+              <w:right w:val="none" w:color="FFFFFF" w:sz="0"/>
+            </w:tcBorders>
+            <w:tcMar>
+              <w:top w:type="dxa" w:w="90"/>
+              <w:left w:type="dxa" w:w="110"/>
+              <w:bottom w:type="dxa" w:w="90"/>
+              <w:right w:type="dxa" w:w="110"/>
+            </w:tcMar>
+            <w:vAlign w:val="center"/>
+          </w:tcPr>
+          <w:p>
+            <w:r>
+              <w:rPr>
+                <w:rFonts w:ascii="Arial" w:cs="Arial" w:eastAsia="Arial" w:hAnsi="Arial"/>
+                <w:color w:val="1D1D1F"/>
+                <w:sz w:val="20"/>
+                <w:szCs w:val="20"/>
+              </w:rPr>
+              <w:t xml:space="preserve">Pro Monat</w:t>
+            </w:r>
+          </w:p>
+        </w:tc>
+        <w:tc>
+          <w:tcPr>
+            <w:tcW w:type="dxa" w:w="2133"/>
+            <w:tcBorders>
+              <w:top w:val="none" w:color="FFFFFF" w:sz="0"/>
+              <w:left w:val="none" w:color="FFFFFF" w:sz="0"/>
+              <w:bottom w:val="single" w:color="D9DDE3" w:sz="4"/>
+              <w:right w:val="none" w:color="FFFFFF" w:sz="0"/>
+            </w:tcBorders>
+            <w:shd w:fill="E3EEFA" w:color="auto" w:val="clear"/>
+            <w:tcMar>
+              <w:top w:type="dxa" w:w="90"/>
+              <w:left w:type="dxa" w:w="110"/>
+              <w:bottom w:type="dxa" w:w="90"/>
+              <w:right w:type="dxa" w:w="110"/>
+            </w:tcMar>
+            <w:vAlign w:val="center"/>
+          </w:tcPr>
+          <w:p>
+            <w:pPr>
+              <w:jc w:val="center"/>
+            </w:pPr>
+            <w:r>
+              <w:rPr>
+                <w:rFonts w:ascii="Arial" w:cs="Arial" w:eastAsia="Arial" w:hAnsi="Arial"/>
+                <w:color w:val="1D1D1F"/>
+                <w:sz w:val="20"/>
+                <w:szCs w:val="20"/>
+              </w:rPr>
+              <w:t xml:space="preserve">99.00</w:t>
+            </w:r>
+          </w:p>
+        </w:tc>
+        <w:tc>
+          <w:tcPr>
+            <w:tcW w:type="dxa" w:w="2133"/>
+            <w:tcBorders>
+              <w:top w:val="none" w:color="FFFFFF" w:sz="0"/>
+              <w:left w:val="none" w:color="FFFFFF" w:sz="0"/>
+              <w:bottom w:val="single" w:color="D9DDE3" w:sz="4"/>
+              <w:right w:val="none" w:color="FFFFFF" w:sz="0"/>
+            </w:tcBorders>
+            <w:tcMar>
+              <w:top w:type="dxa" w:w="90"/>
+              <w:left w:type="dxa" w:w="110"/>
+              <w:bottom w:type="dxa" w:w="90"/>
+              <w:right w:type="dxa" w:w="110"/>
+            </w:tcMar>
+            <w:vAlign w:val="center"/>
+          </w:tcPr>
+          <w:p>
+            <w:pPr>
+              <w:jc w:val="center"/>
+            </w:pPr>
+            <w:r>
+              <w:rPr>
+                <w:rFonts w:ascii="Arial" w:cs="Arial" w:eastAsia="Arial" w:hAnsi="Arial"/>
+                <w:color w:val="1D1D1F"/>
+                <w:sz w:val="20"/>
+                <w:szCs w:val="20"/>
+              </w:rPr>
+              <w:t xml:space="preserve">39.00</w:t>
+            </w:r>
+          </w:p>
+        </w:tc>
+        <w:tc>
+          <w:tcPr>
+            <w:tcW w:type="dxa" w:w="2134"/>
+            <w:tcBorders>
+              <w:top w:val="none" w:color="FFFFFF" w:sz="0"/>
+              <w:left w:val="none" w:color="FFFFFF" w:sz="0"/>
+              <w:bottom w:val="single" w:color="D9DDE3" w:sz="4"/>
+              <w:right w:val="none" w:color="FFFFFF" w:sz="0"/>
+            </w:tcBorders>
+            <w:tcMar>
+              <w:top w:type="dxa" w:w="90"/>
+              <w:left w:type="dxa" w:w="110"/>
+              <w:bottom w:type="dxa" w:w="90"/>
+              <w:right w:type="dxa" w:w="110"/>
+            </w:tcMar>
+            <w:vAlign w:val="center"/>
+          </w:tcPr>
+          <w:p>
+            <w:pPr>
+              <w:jc w:val="center"/>
+            </w:pPr>
+            <w:r>
+              <w:rPr>
+                <w:rFonts w:ascii="Arial" w:cs="Arial" w:eastAsia="Arial" w:hAnsi="Arial"/>
+                <w:color w:val="1D1D1F"/>
+                <w:sz w:val="20"/>
+                <w:szCs w:val="20"/>
+              </w:rPr>
+              <w:t xml:space="preserve">89.00</w:t>
+            </w:r>
+          </w:p>
+        </w:tc>
+      </w:tr>
+      <w:tr>
+        <w:trPr>
+          <w:cantSplit/>
+        </w:trPr>
+        <w:tc>
+          <w:tcPr>
+            <w:tcW w:type="dxa" w:w="3238"/>
+            <w:tcBorders>
+              <w:top w:val="none" w:color="FFFFFF" w:sz="0"/>
+              <w:left w:val="none" w:color="FFFFFF" w:sz="0"/>
+              <w:bottom w:val="single" w:color="D9DDE3" w:sz="4"/>
+              <w:right w:val="none" w:color="FFFFFF" w:sz="0"/>
+            </w:tcBorders>
+            <w:tcMar>
+              <w:top w:type="dxa" w:w="90"/>
+              <w:left w:type="dxa" w:w="110"/>
+              <w:bottom w:type="dxa" w:w="90"/>
+              <w:right w:type="dxa" w:w="110"/>
+            </w:tcMar>
+            <w:vAlign w:val="center"/>
+          </w:tcPr>
+          <w:p>
+            <w:r>
+              <w:rPr>
+                <w:rFonts w:ascii="Arial" w:cs="Arial" w:eastAsia="Arial" w:hAnsi="Arial"/>
+                <w:color w:val="1D1D1F"/>
+                <w:sz w:val="20"/>
+                <w:szCs w:val="20"/>
+              </w:rPr>
+              <w:t xml:space="preserve">Mindestlaufzeit</w:t>
+            </w:r>
+          </w:p>
+        </w:tc>
+        <w:tc>
+          <w:tcPr>
+            <w:tcW w:type="dxa" w:w="2133"/>
+            <w:tcBorders>
+              <w:top w:val="none" w:color="FFFFFF" w:sz="0"/>
+              <w:left w:val="none" w:color="FFFFFF" w:sz="0"/>
+              <w:bottom w:val="single" w:color="D9DDE3" w:sz="4"/>
+              <w:right w:val="none" w:color="FFFFFF" w:sz="0"/>
+            </w:tcBorders>
+            <w:shd w:fill="E3EEFA" w:color="auto" w:val="clear"/>
+            <w:tcMar>
+              <w:top w:type="dxa" w:w="90"/>
+              <w:left w:type="dxa" w:w="110"/>
+              <w:bottom w:type="dxa" w:w="90"/>
+              <w:right w:type="dxa" w:w="110"/>
+            </w:tcMar>
+            <w:vAlign w:val="center"/>
+          </w:tcPr>
+          <w:p>
+            <w:pPr>
+              <w:jc w:val="center"/>
+            </w:pPr>
+            <w:r>
+              <w:rPr>
+                <w:rFonts w:ascii="Arial" w:cs="Arial" w:eastAsia="Arial" w:hAnsi="Arial"/>
+                <w:color w:val="1D1D1F"/>
+                <w:sz w:val="20"/>
+                <w:szCs w:val="20"/>
+              </w:rPr>
+              <w:t xml:space="preserve">36 Monate</w:t>
+            </w:r>
+          </w:p>
+        </w:tc>
+        <w:tc>
+          <w:tcPr>
+            <w:tcW w:type="dxa" w:w="2133"/>
+            <w:tcBorders>
+              <w:top w:val="none" w:color="FFFFFF" w:sz="0"/>
+              <w:left w:val="none" w:color="FFFFFF" w:sz="0"/>
+              <w:bottom w:val="single" w:color="D9DDE3" w:sz="4"/>
+              <w:right w:val="none" w:color="FFFFFF" w:sz="0"/>
+            </w:tcBorders>
+            <w:tcMar>
+              <w:top w:type="dxa" w:w="90"/>
+              <w:left w:type="dxa" w:w="110"/>
+              <w:bottom w:type="dxa" w:w="90"/>
+              <w:right w:type="dxa" w:w="110"/>
+            </w:tcMar>
+            <w:vAlign w:val="center"/>
+          </w:tcPr>
+          <w:p>
+            <w:pPr>
+              <w:jc w:val="center"/>
+            </w:pPr>
+            <w:r>
+              <w:rPr>
+                <w:rFonts w:ascii="Arial" w:cs="Arial" w:eastAsia="Arial" w:hAnsi="Arial"/>
+                <w:color w:val="1D1D1F"/>
+                <w:sz w:val="20"/>
+                <w:szCs w:val="20"/>
+              </w:rPr>
+              <w:t xml:space="preserve">12 Monate</w:t>
+            </w:r>
+          </w:p>
+        </w:tc>
+        <w:tc>
+          <w:tcPr>
+            <w:tcW w:type="dxa" w:w="2134"/>
+            <w:tcBorders>
+              <w:top w:val="none" w:color="FFFFFF" w:sz="0"/>
+              <w:left w:val="none" w:color="FFFFFF" w:sz="0"/>
+              <w:bottom w:val="single" w:color="D9DDE3" w:sz="4"/>
+              <w:right w:val="none" w:color="FFFFFF" w:sz="0"/>
+            </w:tcBorders>
+            <w:tcMar>
+              <w:top w:type="dxa" w:w="90"/>
+              <w:left w:type="dxa" w:w="110"/>
+              <w:bottom w:type="dxa" w:w="90"/>
+              <w:right w:type="dxa" w:w="110"/>
+            </w:tcMar>
+            <w:vAlign w:val="center"/>
+          </w:tcPr>
+          <w:p>
+            <w:pPr>
+              <w:jc w:val="center"/>
+            </w:pPr>
+            <w:r>
+              <w:rPr>
+                <w:rFonts w:ascii="Arial" w:cs="Arial" w:eastAsia="Arial" w:hAnsi="Arial"/>
+                <w:color w:val="1D1D1F"/>
+                <w:sz w:val="20"/>
+                <w:szCs w:val="20"/>
+              </w:rPr>
+              <w:t xml:space="preserve">12 Monate</w:t>
+            </w:r>
+          </w:p>
+        </w:tc>
+      </w:tr>
+      <w:tr>
+        <w:trPr>
+          <w:cantSplit/>
+        </w:trPr>
+        <w:tc>
+          <w:tcPr>
+            <w:tcW w:type="dxa" w:w="3238"/>
+            <w:tcBorders>
+              <w:top w:val="none" w:color="FFFFFF" w:sz="0"/>
+              <w:left w:val="none" w:color="FFFFFF" w:sz="0"/>
+              <w:bottom w:val="single" w:color="D9DDE3" w:sz="4"/>
+              <w:right w:val="none" w:color="FFFFFF" w:sz="0"/>
+            </w:tcBorders>
+            <w:shd w:fill="EEF3F9" w:color="auto" w:val="clear"/>
+            <w:tcMar>
+              <w:top w:type="dxa" w:w="90"/>
+              <w:left w:type="dxa" w:w="110"/>
+              <w:bottom w:type="dxa" w:w="90"/>
+              <w:right w:type="dxa" w:w="110"/>
+            </w:tcMar>
+            <w:vAlign w:val="center"/>
+          </w:tcPr>
+          <w:p>
+            <w:r>
+              <w:rPr>
+                <w:rFonts w:ascii="Arial" w:cs="Arial" w:eastAsia="Arial" w:hAnsi="Arial"/>
+                <w:b/>
+                <w:bCs/>
+                <w:color w:val="1D1D1F"/>
+                <w:sz w:val="20"/>
+                <w:szCs w:val="20"/>
+              </w:rPr>
+              <w:t xml:space="preserve">Kosten im 1. Jahr</w:t>
+            </w:r>
+          </w:p>
+        </w:tc>
+        <w:tc>
+          <w:tcPr>
+            <w:tcW w:type="dxa" w:w="2133"/>
+            <w:tcBorders>
+              <w:top w:val="none" w:color="FFFFFF" w:sz="0"/>
+              <w:left w:val="none" w:color="FFFFFF" w:sz="0"/>
+              <w:bottom w:val="single" w:color="D9DDE3" w:sz="4"/>
+              <w:right w:val="none" w:color="FFFFFF" w:sz="0"/>
+            </w:tcBorders>
+            <w:shd w:fill="EEF3F9" w:color="auto" w:val="clear"/>
+            <w:tcMar>
+              <w:top w:type="dxa" w:w="90"/>
+              <w:left w:type="dxa" w:w="110"/>
+              <w:bottom w:type="dxa" w:w="90"/>
+              <w:right w:type="dxa" w:w="110"/>
+            </w:tcMar>
+            <w:vAlign w:val="center"/>
+          </w:tcPr>
+          <w:p>
+            <w:pPr>
+              <w:jc w:val="center"/>
+            </w:pPr>
+            <w:r>
+              <w:rPr>
+                <w:rFonts w:ascii="Arial" w:cs="Arial" w:eastAsia="Arial" w:hAnsi="Arial"/>
+                <w:b/>
+                <w:bCs/>
+                <w:color w:val="1D1D1F"/>
+                <w:sz w:val="20"/>
+                <w:szCs w:val="20"/>
+              </w:rPr>
+              <w:t xml:space="preserve">1’188.00</w:t>
+            </w:r>
+          </w:p>
+        </w:tc>
+        <w:tc>
+          <w:tcPr>
+            <w:tcW w:type="dxa" w:w="2133"/>
+            <w:tcBorders>
+              <w:top w:val="none" w:color="FFFFFF" w:sz="0"/>
+              <w:left w:val="none" w:color="FFFFFF" w:sz="0"/>
+              <w:bottom w:val="single" w:color="D9DDE3" w:sz="4"/>
+              <w:right w:val="none" w:color="FFFFFF" w:sz="0"/>
+            </w:tcBorders>
+            <w:shd w:fill="EEF3F9" w:color="auto" w:val="clear"/>
+            <w:tcMar>
+              <w:top w:type="dxa" w:w="90"/>
+              <w:left w:type="dxa" w:w="110"/>
+              <w:bottom w:type="dxa" w:w="90"/>
+              <w:right w:type="dxa" w:w="110"/>
+            </w:tcMar>
+            <w:vAlign w:val="center"/>
+          </w:tcPr>
+          <w:p>
+            <w:pPr>
+              <w:jc w:val="center"/>
+            </w:pPr>
+            <w:r>
+              <w:rPr>
+                <w:rFonts w:ascii="Arial" w:cs="Arial" w:eastAsia="Arial" w:hAnsi="Arial"/>
+                <w:b/>
+                <w:bCs/>
+                <w:color w:val="1D1D1F"/>
+                <w:sz w:val="20"/>
+                <w:szCs w:val="20"/>
+              </w:rPr>
+              <w:t xml:space="preserve">2’668.00</w:t>
+            </w:r>
+          </w:p>
+        </w:tc>
+        <w:tc>
+          <w:tcPr>
+            <w:tcW w:type="dxa" w:w="2134"/>
+            <w:tcBorders>
+              <w:top w:val="none" w:color="FFFFFF" w:sz="0"/>
+              <w:left w:val="none" w:color="FFFFFF" w:sz="0"/>
+              <w:bottom w:val="single" w:color="D9DDE3" w:sz="4"/>
+              <w:right w:val="none" w:color="FFFFFF" w:sz="0"/>
+            </w:tcBorders>
+            <w:shd w:fill="EEF3F9" w:color="auto" w:val="clear"/>
+            <w:tcMar>
+              <w:top w:type="dxa" w:w="90"/>
+              <w:left w:type="dxa" w:w="110"/>
+              <w:bottom w:type="dxa" w:w="90"/>
+              <w:right w:type="dxa" w:w="110"/>
+            </w:tcMar>
+            <w:vAlign w:val="center"/>
+          </w:tcPr>
+          <w:p>
+            <w:pPr>
+              <w:jc w:val="center"/>
+            </w:pPr>
+            <w:r>
+              <w:rPr>
+                <w:rFonts w:ascii="Arial" w:cs="Arial" w:eastAsia="Arial" w:hAnsi="Arial"/>
+                <w:b/>
+                <w:bCs/>
+                <w:color w:val="1D1D1F"/>
+                <w:sz w:val="20"/>
+                <w:szCs w:val="20"/>
+              </w:rPr>
+              <w:t xml:space="preserve">5’568.00</w:t>
+            </w:r>
+          </w:p>
+        </w:tc>
+      </w:tr>
+      <w:tr>
+        <w:trPr>
+          <w:cantSplit/>
+        </w:trPr>
+        <w:tc>
+          <w:tcPr>
+            <w:tcW w:type="dxa" w:w="3238"/>
+            <w:tcBorders>
+              <w:top w:val="none" w:color="FFFFFF" w:sz="0"/>
+              <w:left w:val="none" w:color="FFFFFF" w:sz="0"/>
+              <w:bottom w:val="single" w:color="D9DDE3" w:sz="4"/>
+              <w:right w:val="none" w:color="FFFFFF" w:sz="0"/>
+            </w:tcBorders>
+            <w:shd w:fill="EEF3F9" w:color="auto" w:val="clear"/>
+            <w:tcMar>
+              <w:top w:type="dxa" w:w="90"/>
+              <w:left w:type="dxa" w:w="110"/>
+              <w:bottom w:type="dxa" w:w="90"/>
+              <w:right w:type="dxa" w:w="110"/>
+            </w:tcMar>
+            <w:vAlign w:val="center"/>
+          </w:tcPr>
+          <w:p>
+            <w:r>
+              <w:rPr>
+                <w:rFonts w:ascii="Arial" w:cs="Arial" w:eastAsia="Arial" w:hAnsi="Arial"/>
+                <w:b/>
+                <w:bCs/>
+                <w:color w:val="1D1D1F"/>
+                <w:sz w:val="20"/>
+                <w:szCs w:val="20"/>
+              </w:rPr>
+              <w:t xml:space="preserve">Kosten nach 3 Jahren total</w:t>
+            </w:r>
+          </w:p>
+        </w:tc>
+        <w:tc>
+          <w:tcPr>
+            <w:tcW w:type="dxa" w:w="2133"/>
+            <w:tcBorders>
+              <w:top w:val="none" w:color="FFFFFF" w:sz="0"/>
+              <w:left w:val="none" w:color="FFFFFF" w:sz="0"/>
+              <w:bottom w:val="single" w:color="D9DDE3" w:sz="4"/>
+              <w:right w:val="none" w:color="FFFFFF" w:sz="0"/>
+            </w:tcBorders>
+            <w:shd w:fill="EEF3F9" w:color="auto" w:val="clear"/>
+            <w:tcMar>
+              <w:top w:type="dxa" w:w="90"/>
+              <w:left w:type="dxa" w:w="110"/>
+              <w:bottom w:type="dxa" w:w="90"/>
+              <w:right w:type="dxa" w:w="110"/>
+            </w:tcMar>
+            <w:vAlign w:val="center"/>
+          </w:tcPr>
+          <w:p>
+            <w:pPr>
+              <w:jc w:val="center"/>
+            </w:pPr>
+            <w:r>
+              <w:rPr>
+                <w:rFonts w:ascii="Arial" w:cs="Arial" w:eastAsia="Arial" w:hAnsi="Arial"/>
+                <w:b/>
+                <w:bCs/>
+                <w:color w:val="1D1D1F"/>
+                <w:sz w:val="20"/>
+                <w:szCs w:val="20"/>
+              </w:rPr>
+              <w:t xml:space="preserve">3’564.00</w:t>
+            </w:r>
+          </w:p>
+        </w:tc>
+        <w:tc>
+          <w:tcPr>
+            <w:tcW w:type="dxa" w:w="2133"/>
+            <w:tcBorders>
+              <w:top w:val="none" w:color="FFFFFF" w:sz="0"/>
+              <w:left w:val="none" w:color="FFFFFF" w:sz="0"/>
+              <w:bottom w:val="single" w:color="D9DDE3" w:sz="4"/>
+              <w:right w:val="none" w:color="FFFFFF" w:sz="0"/>
+            </w:tcBorders>
+            <w:shd w:fill="EEF3F9" w:color="auto" w:val="clear"/>
+            <w:tcMar>
+              <w:top w:type="dxa" w:w="90"/>
+              <w:left w:type="dxa" w:w="110"/>
+              <w:bottom w:type="dxa" w:w="90"/>
+              <w:right w:type="dxa" w:w="110"/>
+            </w:tcMar>
+            <w:vAlign w:val="center"/>
+          </w:tcPr>
+          <w:p>
+            <w:pPr>
+              <w:jc w:val="center"/>
+            </w:pPr>
+            <w:r>
+              <w:rPr>
+                <w:rFonts w:ascii="Arial" w:cs="Arial" w:eastAsia="Arial" w:hAnsi="Arial"/>
+                <w:b/>
+                <w:bCs/>
+                <w:color w:val="1D1D1F"/>
+                <w:sz w:val="20"/>
+                <w:szCs w:val="20"/>
+              </w:rPr>
+              <w:t xml:space="preserve">3’604.00</w:t>
+            </w:r>
+          </w:p>
+        </w:tc>
+        <w:tc>
+          <w:tcPr>
+            <w:tcW w:type="dxa" w:w="2134"/>
+            <w:tcBorders>
+              <w:top w:val="none" w:color="FFFFFF" w:sz="0"/>
+              <w:left w:val="none" w:color="FFFFFF" w:sz="0"/>
+              <w:bottom w:val="single" w:color="D9DDE3" w:sz="4"/>
+              <w:right w:val="none" w:color="FFFFFF" w:sz="0"/>
+            </w:tcBorders>
+            <w:shd w:fill="EEF3F9" w:color="auto" w:val="clear"/>
+            <w:tcMar>
+              <w:top w:type="dxa" w:w="90"/>
+              <w:left w:type="dxa" w:w="110"/>
+              <w:bottom w:type="dxa" w:w="90"/>
+              <w:right w:type="dxa" w:w="110"/>
+            </w:tcMar>
+            <w:vAlign w:val="center"/>
+          </w:tcPr>
+          <w:p>
+            <w:pPr>
+              <w:jc w:val="center"/>
+            </w:pPr>
+            <w:r>
+              <w:rPr>
+                <w:rFonts w:ascii="Arial" w:cs="Arial" w:eastAsia="Arial" w:hAnsi="Arial"/>
+                <w:b/>
+                <w:bCs/>
+                <w:color w:val="1D1D1F"/>
+                <w:sz w:val="20"/>
+                <w:szCs w:val="20"/>
+              </w:rPr>
+              <w:t xml:space="preserve">7’704.00</w:t>
+            </w:r>
+          </w:p>
+        </w:tc>
+      </w:tr>
+    </w:tbl>
+    <w:p>
+      <w:pPr>
+        <w:spacing w:after="80"/>
+      </w:pPr>
+    </w:p>
+    <w:p>
+      <w:pPr>
+        <w:spacing w:after="120" w:line="288"/>
+      </w:pPr>
+      <w:r>
+        <w:rPr>
+          <w:rFonts w:ascii="Arial" w:cs="Arial" w:eastAsia="Arial" w:hAnsi="Arial"/>
+          <w:color w:val="62646B"/>
+          <w:sz w:val="18"/>
+          <w:szCs w:val="18"/>
+        </w:rPr>
+        <w:t xml:space="preserve">Bei der Miete sinkt der Monatsbeitrag nach 36 Monaten auf CHF 49.00. Alle Varianten können mit den Optionen unter Punkt 6 ergänzt werden.</w:t>
+      </w:r>
+    </w:p>
+    <w:p>
+      <w:pPr>
+        <w:pStyle w:val="Heading1"/>
+        <w:keepNext/>
+        <w:pageBreakBefore/>
+        <w:spacing w:after="140" w:before="320"/>
+      </w:pPr>
+      <w:r>
+        <w:rPr>
+          <w:rFonts w:ascii="Arial" w:cs="Arial" w:eastAsia="Arial" w:hAnsi="Arial"/>
+          <w:b/>
+          <w:bCs/>
+          <w:color w:val="0D5FB0"/>
+          <w:sz w:val="26"/>
+          <w:szCs w:val="26"/>
+        </w:rPr>
+        <w:t xml:space="preserve">5. Leistungen im Detail</w:t>
+      </w:r>
+    </w:p>
+    <w:p>
+      <w:pPr>
+        <w:keepNext/>
+        <w:spacing w:after="80"/>
+      </w:pPr>
+      <w:r>
+        <w:rPr>
+          <w:rFonts w:ascii="Arial" w:cs="Arial" w:eastAsia="Arial" w:hAnsi="Arial"/>
+          <w:b/>
+          <w:bCs/>
+          <w:color w:val="1D1D1F"/>
+          <w:sz w:val="22"/>
+          <w:szCs w:val="22"/>
+        </w:rPr>
+        <w:t xml:space="preserve">Einstieg (Miete und Kauf)</w:t>
+      </w:r>
+    </w:p>
+    <w:p>
+      <w:pPr>
+        <w:spacing w:after="120" w:line="288"/>
+      </w:pPr>
+      <w:r>
+        <w:rPr>
+          <w:rFonts w:ascii="Arial" w:cs="Arial" w:eastAsia="Arial" w:hAnsi="Arial"/>
+          <w:color w:val="1D1D1F"/>
+          <w:sz w:val="20"/>
+          <w:szCs w:val="20"/>
+        </w:rPr>
+        <w:t xml:space="preserve">Die fertige Website im neuen Design mit allen Kapiteln. Ich übernehme Ihre bestehenden Texte und Bilder, korrigiere sie in Schweizer Rechtschreibung und ergänze die Rubrik «Arbeiten bei uns» mit Ihren Angaben. Nach einer Korrekturrunde schalte ich die Seite auf, inklusive Formular, Impressum, Datenschutzerklärung und Domain-Umzug.</w:t>
+      </w:r>
+    </w:p>
+    <w:p>
+      <w:pPr>
+        <w:keepNext/>
+        <w:spacing w:after="80" w:before="160"/>
+      </w:pPr>
+      <w:r>
+        <w:rPr>
+          <w:rFonts w:ascii="Arial" w:cs="Arial" w:eastAsia="Arial" w:hAnsi="Arial"/>
+          <w:b/>
+          <w:bCs/>
+          <w:color w:val="1D1D1F"/>
+          <w:sz w:val="22"/>
+          <w:szCs w:val="22"/>
+        </w:rPr>
+        <w:t xml:space="preserve">Vollvariante</w:t>
       </w:r>
     </w:p>
     <w:tbl>
@@ -525,6 +2951,7 @@
               <w:bottom w:type="dxa" w:w="90"/>
               <w:right w:type="dxa" w:w="110"/>
             </w:tcMar>
+            <w:vAlign w:val="center"/>
           </w:tcPr>
           <w:p>
             <w:r>
@@ -556,6 +2983,7 @@
               <w:bottom w:type="dxa" w:w="90"/>
               <w:right w:type="dxa" w:w="110"/>
             </w:tcMar>
+            <w:vAlign w:val="center"/>
           </w:tcPr>
           <w:p>
             <w:pPr>
@@ -594,6 +3022,7 @@
               <w:bottom w:type="dxa" w:w="90"/>
               <w:right w:type="dxa" w:w="110"/>
             </w:tcMar>
+            <w:vAlign w:val="center"/>
           </w:tcPr>
           <w:p>
             <w:pPr>
@@ -619,7 +3048,7 @@
                 <w:sz w:val="18"/>
                 <w:szCs w:val="18"/>
               </w:rPr>
-              <w:t xml:space="preserve">Analyse der bestehenden Seite, Seitenstruktur, Gestaltung im Stil Ihres Logos, Entwurf für Handy und Computer.</w:t>
+              <w:t xml:space="preserve">Seitenstruktur, Gestaltung im Stil Ihres Logos, Entwurf für Handy und Computer.</w:t>
             </w:r>
           </w:p>
         </w:tc>
@@ -638,6 +3067,7 @@
               <w:bottom w:type="dxa" w:w="90"/>
               <w:right w:type="dxa" w:w="110"/>
             </w:tcMar>
+            <w:vAlign w:val="center"/>
           </w:tcPr>
           <w:p>
             <w:pPr>
@@ -674,6 +3104,7 @@
               <w:bottom w:type="dxa" w:w="90"/>
               <w:right w:type="dxa" w:w="110"/>
             </w:tcMar>
+            <w:vAlign w:val="center"/>
           </w:tcPr>
           <w:p>
             <w:pPr>
@@ -699,7 +3130,7 @@
                 <w:sz w:val="18"/>
                 <w:szCs w:val="18"/>
               </w:rPr>
-              <w:t xml:space="preserve">Programmierung inkl. animierter Wasserleitung, Hell- und Dunkelmodus, Bildoptimierung, Tests auf gängigen Geräten und Browsern.</w:t>
+              <w:t xml:space="preserve">Programmierung inkl. animierter Wasserleitung, Bildoptimierung, Tests auf gängigen Geräten.</w:t>
             </w:r>
           </w:p>
         </w:tc>
@@ -718,6 +3149,7 @@
               <w:bottom w:type="dxa" w:w="90"/>
               <w:right w:type="dxa" w:w="110"/>
             </w:tcMar>
+            <w:vAlign w:val="center"/>
           </w:tcPr>
           <w:p>
             <w:pPr>
@@ -754,6 +3186,7 @@
               <w:bottom w:type="dxa" w:w="90"/>
               <w:right w:type="dxa" w:w="110"/>
             </w:tcMar>
+            <w:vAlign w:val="center"/>
           </w:tcPr>
           <w:p>
             <w:pPr>
@@ -768,7 +3201,7 @@
                 <w:sz w:val="20"/>
                 <w:szCs w:val="20"/>
               </w:rPr>
-              <w:t xml:space="preserve">Texte und Auffindbarkeit (SEO)</w:t>
+              <w:t xml:space="preserve">Texte und Auffindbarkeit</w:t>
             </w:r>
           </w:p>
           <w:p>
@@ -779,7 +3212,7 @@
                 <w:sz w:val="18"/>
                 <w:szCs w:val="18"/>
               </w:rPr>
-              <w:t xml:space="preserve">Überarbeitung aller Texte in Schweizer Rechtschreibung, Seitentitel und Beschreibungen, strukturierte Firmendaten für Google, Ortsbezüge.</w:t>
+              <w:t xml:space="preserve">Alle Texte neu geschrieben, mit Ortsbezug, Seitentitel und Firmendaten für Google.</w:t>
             </w:r>
           </w:p>
         </w:tc>
@@ -798,6 +3231,7 @@
               <w:bottom w:type="dxa" w:w="90"/>
               <w:right w:type="dxa" w:w="110"/>
             </w:tcMar>
+            <w:vAlign w:val="center"/>
           </w:tcPr>
           <w:p>
             <w:pPr>
@@ -834,6 +3268,7 @@
               <w:bottom w:type="dxa" w:w="90"/>
               <w:right w:type="dxa" w:w="110"/>
             </w:tcMar>
+            <w:vAlign w:val="center"/>
           </w:tcPr>
           <w:p>
             <w:pPr>
@@ -859,7 +3294,7 @@
                 <w:sz w:val="18"/>
                 <w:szCs w:val="18"/>
               </w:rPr>
-              <w:t xml:space="preserve">Impressum und Datenschutzerklärung (Vorlage nach revDSG), Kontaktformular mit Spamschutz, Domain-Umzug, Weiterleitungen, Aufschalten.</w:t>
+              <w:t xml:space="preserve">Impressum, Datenschutzerklärung nach revDSG, Formular mit Spamschutz, Domain-Umzug.</w:t>
             </w:r>
           </w:p>
         </w:tc>
@@ -878,6 +3313,7 @@
               <w:bottom w:type="dxa" w:w="90"/>
               <w:right w:type="dxa" w:w="110"/>
             </w:tcMar>
+            <w:vAlign w:val="center"/>
           </w:tcPr>
           <w:p>
             <w:pPr>
@@ -915,6 +3351,7 @@
               <w:bottom w:type="dxa" w:w="90"/>
               <w:right w:type="dxa" w:w="110"/>
             </w:tcMar>
+            <w:vAlign w:val="center"/>
           </w:tcPr>
           <w:p>
             <w:r>
@@ -946,6 +3383,7 @@
               <w:bottom w:type="dxa" w:w="90"/>
               <w:right w:type="dxa" w:w="110"/>
             </w:tcMar>
+            <w:vAlign w:val="center"/>
           </w:tcPr>
           <w:p>
             <w:pPr>
@@ -968,26 +3406,8 @@
     </w:tbl>
     <w:p>
       <w:pPr>
-        <w:spacing w:after="80"/>
-      </w:pPr>
-    </w:p>
-    <w:p>
-      <w:pPr>
-        <w:spacing w:after="120" w:line="288"/>
-      </w:pPr>
-      <w:r>
-        <w:rPr>
-          <w:rFonts w:ascii="Arial" w:cs="Arial" w:eastAsia="Arial" w:hAnsi="Arial"/>
-          <w:color w:val="62646B"/>
-          <w:sz w:val="18"/>
-          <w:szCs w:val="18"/>
-        </w:rPr>
-        <w:t xml:space="preserve">Im Festpreis enthalten sind zwei Korrekturrunden. Weitere Änderungswünsche nach der Freigabe werden nach Aufwand verrechnet.</w:t>
-      </w:r>
-    </w:p>
-    <w:p>
-      <w:pPr>
         <w:pStyle w:val="Heading1"/>
+        <w:keepNext/>
         <w:spacing w:after="140" w:before="320"/>
       </w:pPr>
       <w:r>
@@ -999,7 +3419,7 @@
           <w:sz w:val="26"/>
           <w:szCs w:val="26"/>
         </w:rPr>
-        <w:t xml:space="preserve">4. Optionen</w:t>
+        <w:t xml:space="preserve">6. Optionen</w:t>
       </w:r>
     </w:p>
     <w:tbl>
@@ -1038,6 +3458,7 @@
               <w:bottom w:type="dxa" w:w="90"/>
               <w:right w:type="dxa" w:w="110"/>
             </w:tcMar>
+            <w:vAlign w:val="center"/>
           </w:tcPr>
           <w:p>
             <w:r>
@@ -1069,6 +3490,7 @@
               <w:bottom w:type="dxa" w:w="90"/>
               <w:right w:type="dxa" w:w="110"/>
             </w:tcMar>
+            <w:vAlign w:val="center"/>
           </w:tcPr>
           <w:p>
             <w:pPr>
@@ -1107,6 +3529,7 @@
               <w:bottom w:type="dxa" w:w="90"/>
               <w:right w:type="dxa" w:w="110"/>
             </w:tcMar>
+            <w:vAlign w:val="center"/>
           </w:tcPr>
           <w:p>
             <w:pPr>
@@ -1132,7 +3555,7 @@
                 <w:sz w:val="18"/>
                 <w:szCs w:val="18"/>
               </w:rPr>
-              <w:t xml:space="preserve">Halber Tag mit einem Fotografen: Projekte, Werkstatt, Team und Fahrzeuge. Inklusive Bildauswahl und Bearbeitung für die Website.</w:t>
+              <w:t xml:space="preserve">Halber Tag mit einem Fotografen: Projekte, Werkstatt, Team und Fahrzeuge. Inklusive Bildauswahl und Bearbeitung. Besonders empfohlen für die Rubrik «Arbeiten bei uns».</w:t>
             </w:r>
           </w:p>
         </w:tc>
@@ -1151,6 +3574,7 @@
               <w:bottom w:type="dxa" w:w="90"/>
               <w:right w:type="dxa" w:w="110"/>
             </w:tcMar>
+            <w:vAlign w:val="center"/>
           </w:tcPr>
           <w:p>
             <w:pPr>
@@ -1187,6 +3611,7 @@
               <w:bottom w:type="dxa" w:w="90"/>
               <w:right w:type="dxa" w:w="110"/>
             </w:tcMar>
+            <w:vAlign w:val="center"/>
           </w:tcPr>
           <w:p>
             <w:pPr>
@@ -1212,7 +3637,7 @@
                 <w:sz w:val="18"/>
                 <w:szCs w:val="18"/>
               </w:rPr>
-              <w:t xml:space="preserve">Drei bis sechs Projekte mit Ort, Jahr, Leistung und Bildern, auf Wunsch mit Vorher-Nachher-Ansicht.</w:t>
+              <w:t xml:space="preserve">Drei bis sechs Projekte mit Ort, Jahr, Leistung und Bildern.</w:t>
             </w:r>
           </w:p>
         </w:tc>
@@ -1231,6 +3656,7 @@
               <w:bottom w:type="dxa" w:w="90"/>
               <w:right w:type="dxa" w:w="110"/>
             </w:tcMar>
+            <w:vAlign w:val="center"/>
           </w:tcPr>
           <w:p>
             <w:pPr>
@@ -1267,6 +3693,7 @@
               <w:bottom w:type="dxa" w:w="90"/>
               <w:right w:type="dxa" w:w="110"/>
             </w:tcMar>
+            <w:vAlign w:val="center"/>
           </w:tcPr>
           <w:p>
             <w:pPr>
@@ -1292,7 +3719,7 @@
                 <w:sz w:val="18"/>
                 <w:szCs w:val="18"/>
               </w:rPr>
-              <w:t xml:space="preserve">Profil überarbeiten, mit der neuen Website verknüpfen, Bewertungen auf der Website einbinden.</w:t>
+              <w:t xml:space="preserve">Profil überarbeiten, mit der Website verknüpfen, Bewertungen auf der Website einbinden.</w:t>
             </w:r>
           </w:p>
         </w:tc>
@@ -1311,6 +3738,7 @@
               <w:bottom w:type="dxa" w:w="90"/>
               <w:right w:type="dxa" w:w="110"/>
             </w:tcMar>
+            <w:vAlign w:val="center"/>
           </w:tcPr>
           <w:p>
             <w:pPr>
@@ -1331,7 +3759,27 @@
     </w:tbl>
     <w:p>
       <w:pPr>
+        <w:spacing w:after="80"/>
+      </w:pPr>
+    </w:p>
+    <w:p>
+      <w:pPr>
+        <w:spacing w:after="120" w:line="288"/>
+      </w:pPr>
+      <w:r>
+        <w:rPr>
+          <w:rFonts w:ascii="Arial" w:cs="Arial" w:eastAsia="Arial" w:hAnsi="Arial"/>
+          <w:color w:val="62646B"/>
+          <w:sz w:val="18"/>
+          <w:szCs w:val="18"/>
+        </w:rPr>
+        <w:t xml:space="preserve">Arbeiten ausserhalb der Pakete werden mit CHF 120.00 pro Stunde verrechnet, abgerechnet in Viertelstunden. Grössere Anpassungen offeriere ich Ihnen vorgängig.</w:t>
+      </w:r>
+    </w:p>
+    <w:p>
+      <w:pPr>
         <w:pStyle w:val="Heading1"/>
+        <w:keepNext/>
         <w:spacing w:after="140" w:before="320"/>
       </w:pPr>
       <w:r>
@@ -1343,7 +3791,7 @@
           <w:sz w:val="26"/>
           <w:szCs w:val="26"/>
         </w:rPr>
-        <w:t xml:space="preserve">5. Hosting und Support</w:t>
+        <w:t xml:space="preserve">7. Später ausbauen</w:t>
       </w:r>
     </w:p>
     <w:p>
@@ -1357,7 +3805,172 @@
           <w:sz w:val="20"/>
           <w:szCs w:val="20"/>
         </w:rPr>
-        <w:t xml:space="preserve">Nach dem Livegang betreue ich Ihre Website laufend. Sie wählen eines der beiden Pakete:</w:t>
+        <w:t xml:space="preserve">Sie können klein anfangen und jederzeit auf die Vollvariante wechseln. Wechseln Sie innert 12 Monaten nach dem Livegang, rechne ich Ihnen bereits Bezahltes an:</w:t>
+      </w:r>
+    </w:p>
+    <w:p>
+      <w:pPr>
+        <w:pStyle w:val="ListParagraph"/>
+        <w:numPr>
+          <w:ilvl w:val="0"/>
+          <w:numId w:val="2"/>
+        </w:numPr>
+        <w:spacing w:after="60" w:line="276"/>
+      </w:pPr>
+      <w:r>
+        <w:rPr>
+          <w:rFonts w:ascii="Arial" w:cs="Arial" w:eastAsia="Arial" w:hAnsi="Arial"/>
+          <w:color w:val="1D1D1F"/>
+          <w:sz w:val="20"/>
+          <w:szCs w:val="20"/>
+        </w:rPr>
+        <w:t xml:space="preserve">Einstieg Kauf: Die CHF 2’200.00 werden voll angerechnet. Sie bezahlen die Differenz von CHF 2’300.00.</w:t>
+      </w:r>
+    </w:p>
+    <w:p>
+      <w:pPr>
+        <w:pStyle w:val="ListParagraph"/>
+        <w:numPr>
+          <w:ilvl w:val="0"/>
+          <w:numId w:val="2"/>
+        </w:numPr>
+        <w:spacing w:after="60" w:line="276"/>
+      </w:pPr>
+      <w:r>
+        <w:rPr>
+          <w:rFonts w:ascii="Arial" w:cs="Arial" w:eastAsia="Arial" w:hAnsi="Arial"/>
+          <w:color w:val="1D1D1F"/>
+          <w:sz w:val="20"/>
+          <w:szCs w:val="20"/>
+        </w:rPr>
+        <w:t xml:space="preserve">Einstieg Miete: Von jedem bezahlten Monatsbeitrag werden CHF 60.00 angerechnet.</w:t>
+      </w:r>
+    </w:p>
+    <w:p>
+      <w:pPr>
+        <w:pStyle w:val="Heading1"/>
+        <w:keepNext/>
+        <w:pageBreakBefore/>
+        <w:spacing w:after="140" w:before="320"/>
+      </w:pPr>
+      <w:r>
+        <w:rPr>
+          <w:rFonts w:ascii="Arial" w:cs="Arial" w:eastAsia="Arial" w:hAnsi="Arial"/>
+          <w:b/>
+          <w:bCs/>
+          <w:color w:val="0D5FB0"/>
+          <w:sz w:val="26"/>
+          <w:szCs w:val="26"/>
+        </w:rPr>
+        <w:t xml:space="preserve">8. Ihre Mitwirkung</w:t>
+      </w:r>
+    </w:p>
+    <w:p>
+      <w:pPr>
+        <w:spacing w:after="120" w:line="288"/>
+      </w:pPr>
+      <w:r>
+        <w:rPr>
+          <w:rFonts w:ascii="Arial" w:cs="Arial" w:eastAsia="Arial" w:hAnsi="Arial"/>
+          <w:color w:val="1D1D1F"/>
+          <w:sz w:val="20"/>
+          <w:szCs w:val="20"/>
+        </w:rPr>
+        <w:t xml:space="preserve">Damit Sie möglichst wenig Aufwand haben, kläre ich alles Nötige in einem einstündigen Gespräch mit Ihnen. Dazu brauche ich:</w:t>
+      </w:r>
+    </w:p>
+    <w:p>
+      <w:pPr>
+        <w:pStyle w:val="ListParagraph"/>
+        <w:numPr>
+          <w:ilvl w:val="0"/>
+          <w:numId w:val="2"/>
+        </w:numPr>
+        <w:spacing w:after="60" w:line="276"/>
+      </w:pPr>
+      <w:r>
+        <w:rPr>
+          <w:rFonts w:ascii="Arial" w:cs="Arial" w:eastAsia="Arial" w:hAnsi="Arial"/>
+          <w:color w:val="1D1D1F"/>
+          <w:sz w:val="20"/>
+          <w:szCs w:val="20"/>
+        </w:rPr>
+        <w:t xml:space="preserve">Angaben zur Firma: Gründungsjahr, Team, Lehrstellen und offene Stellen</w:t>
+      </w:r>
+    </w:p>
+    <w:p>
+      <w:pPr>
+        <w:pStyle w:val="ListParagraph"/>
+        <w:numPr>
+          <w:ilvl w:val="0"/>
+          <w:numId w:val="2"/>
+        </w:numPr>
+        <w:spacing w:after="60" w:line="276"/>
+      </w:pPr>
+      <w:r>
+        <w:rPr>
+          <w:rFonts w:ascii="Arial" w:cs="Arial" w:eastAsia="Arial" w:hAnsi="Arial"/>
+          <w:color w:val="1D1D1F"/>
+          <w:sz w:val="20"/>
+          <w:szCs w:val="20"/>
+        </w:rPr>
+        <w:t xml:space="preserve">Öffnungszeiten, E-Mail-Adresse und gegebenenfalls eine Notfallnummer</w:t>
+      </w:r>
+    </w:p>
+    <w:p>
+      <w:pPr>
+        <w:pStyle w:val="ListParagraph"/>
+        <w:numPr>
+          <w:ilvl w:val="0"/>
+          <w:numId w:val="2"/>
+        </w:numPr>
+        <w:spacing w:after="60" w:line="276"/>
+      </w:pPr>
+      <w:r>
+        <w:rPr>
+          <w:rFonts w:ascii="Arial" w:cs="Arial" w:eastAsia="Arial" w:hAnsi="Arial"/>
+          <w:color w:val="1D1D1F"/>
+          <w:sz w:val="20"/>
+          <w:szCs w:val="20"/>
+        </w:rPr>
+        <w:t xml:space="preserve">Vorhandene Fotos oder einen Termin für das Fotoshooting (Option A)</w:t>
+      </w:r>
+    </w:p>
+    <w:p>
+      <w:pPr>
+        <w:pStyle w:val="ListParagraph"/>
+        <w:numPr>
+          <w:ilvl w:val="0"/>
+          <w:numId w:val="2"/>
+        </w:numPr>
+        <w:spacing w:after="60" w:line="276"/>
+      </w:pPr>
+      <w:r>
+        <w:rPr>
+          <w:rFonts w:ascii="Arial" w:cs="Arial" w:eastAsia="Arial" w:hAnsi="Arial"/>
+          <w:color w:val="1D1D1F"/>
+          <w:sz w:val="20"/>
+          <w:szCs w:val="20"/>
+        </w:rPr>
+        <w:t xml:space="preserve">Zugangsdaten zu Ihrer Domain sowie die Kündigungsfrist Ihres heutigen Website-Vertrags</w:t>
+      </w:r>
+    </w:p>
+    <w:p>
+      <w:pPr>
+        <w:pStyle w:val="Heading1"/>
+        <w:keepNext/>
+        <w:spacing w:after="140" w:before="320"/>
+      </w:pPr>
+      <w:r>
+        <w:rPr>
+          <w:rFonts w:ascii="Arial" w:cs="Arial" w:eastAsia="Arial" w:hAnsi="Arial"/>
+          <w:b/>
+          <w:bCs/>
+          <w:color w:val="0D5FB0"/>
+          <w:sz w:val="26"/>
+          <w:szCs w:val="26"/>
+        </w:rPr>
+        <w:t xml:space="preserve">9. Ablauf und Termine</w:t>
       </w:r>
     </w:p>
     <w:tbl>
@@ -1397,6 +4010,7 @@
               <w:bottom w:type="dxa" w:w="90"/>
               <w:right w:type="dxa" w:w="110"/>
             </w:tcMar>
+            <w:vAlign w:val="center"/>
           </w:tcPr>
           <w:p>
             <w:r>
@@ -1408,7 +4022,7 @@
                 <w:sz w:val="18"/>
                 <w:szCs w:val="18"/>
               </w:rPr>
-              <w:t xml:space="preserve">Paket</w:t>
+              <w:t xml:space="preserve">Phase</w:t>
             </w:r>
           </w:p>
         </w:tc>
@@ -1428,6 +4042,7 @@
               <w:bottom w:type="dxa" w:w="90"/>
               <w:right w:type="dxa" w:w="110"/>
             </w:tcMar>
+            <w:vAlign w:val="center"/>
           </w:tcPr>
           <w:p>
             <w:r>
@@ -1459,6 +4074,7 @@
               <w:bottom w:type="dxa" w:w="90"/>
               <w:right w:type="dxa" w:w="110"/>
             </w:tcMar>
+            <w:vAlign w:val="center"/>
           </w:tcPr>
           <w:p>
             <w:pPr>
@@ -1473,7 +4089,7 @@
                 <w:sz w:val="18"/>
                 <w:szCs w:val="18"/>
               </w:rPr>
-              <w:t xml:space="preserve">CHF / Monat</w:t>
+              <w:t xml:space="preserve">Dauer</w:t>
             </w:r>
           </w:p>
         </w:tc>
@@ -1497,18 +4113,17 @@
               <w:bottom w:type="dxa" w:w="90"/>
               <w:right w:type="dxa" w:w="110"/>
             </w:tcMar>
-          </w:tcPr>
-          <w:p>
-            <w:r>
-              <w:rPr>
-                <w:rFonts w:ascii="Arial" w:cs="Arial" w:eastAsia="Arial" w:hAnsi="Arial"/>
-                <w:b/>
-                <w:bCs/>
-                <w:color w:val="1D1D1F"/>
-                <w:sz w:val="20"/>
-                <w:szCs w:val="20"/>
-              </w:rPr>
-              <w:t xml:space="preserve">Basis</w:t>
+            <w:vAlign w:val="center"/>
+          </w:tcPr>
+          <w:p>
+            <w:r>
+              <w:rPr>
+                <w:rFonts w:ascii="Arial" w:cs="Arial" w:eastAsia="Arial" w:hAnsi="Arial"/>
+                <w:color w:val="1D1D1F"/>
+                <w:sz w:val="20"/>
+                <w:szCs w:val="20"/>
+              </w:rPr>
+              <w:t xml:space="preserve">Gespräch</w:t>
             </w:r>
           </w:p>
         </w:tc>
@@ -1527,16 +4142,17 @@
               <w:bottom w:type="dxa" w:w="90"/>
               <w:right w:type="dxa" w:w="110"/>
             </w:tcMar>
-          </w:tcPr>
-          <w:p>
-            <w:r>
-              <w:rPr>
-                <w:rFonts w:ascii="Arial" w:cs="Arial" w:eastAsia="Arial" w:hAnsi="Arial"/>
-                <w:color w:val="1D1D1F"/>
-                <w:sz w:val="18"/>
-                <w:szCs w:val="18"/>
-              </w:rPr>
-              <w:t xml:space="preserve">Hosting in der Schweiz, SSL-Zertifikat, tägliche Backups, Überwachung der Erreichbarkeit, Sicherheitsupdates, Verwaltung der Domain</w:t>
+            <w:vAlign w:val="center"/>
+          </w:tcPr>
+          <w:p>
+            <w:r>
+              <w:rPr>
+                <w:rFonts w:ascii="Arial" w:cs="Arial" w:eastAsia="Arial" w:hAnsi="Arial"/>
+                <w:color w:val="1D1D1F"/>
+                <w:sz w:val="20"/>
+                <w:szCs w:val="20"/>
+              </w:rPr>
+              <w:t xml:space="preserve">Entwurf besprechen, Inhalte aufnehmen</w:t>
             </w:r>
           </w:p>
         </w:tc>
@@ -1555,6 +4171,7 @@
               <w:bottom w:type="dxa" w:w="90"/>
               <w:right w:type="dxa" w:w="110"/>
             </w:tcMar>
+            <w:vAlign w:val="center"/>
           </w:tcPr>
           <w:p>
             <w:pPr>
@@ -1567,7 +4184,7 @@
                 <w:sz w:val="20"/>
                 <w:szCs w:val="20"/>
               </w:rPr>
-              <w:t xml:space="preserve">49.00</w:t>
+              <w:t xml:space="preserve">Woche 1</w:t>
             </w:r>
           </w:p>
         </w:tc>
@@ -1591,27 +4208,17 @@
               <w:bottom w:type="dxa" w:w="90"/>
               <w:right w:type="dxa" w:w="110"/>
             </w:tcMar>
-          </w:tcPr>
-          <w:p>
-            <w:r>
-              <w:rPr>
-                <w:rFonts w:ascii="Arial" w:cs="Arial" w:eastAsia="Arial" w:hAnsi="Arial"/>
-                <w:b/>
-                <w:bCs/>
-                <w:color w:val="1D1D1F"/>
-                <w:sz w:val="20"/>
-                <w:szCs w:val="20"/>
-              </w:rPr>
-              <w:t xml:space="preserve">Plus</w:t>
-            </w:r>
-            <w:r>
-              <w:rPr>
-                <w:rFonts w:ascii="Arial" w:cs="Arial" w:eastAsia="Arial" w:hAnsi="Arial"/>
-                <w:color w:val="0D5FB0"/>
-                <w:sz w:val="16"/>
-                <w:szCs w:val="16"/>
-              </w:rPr>
-              <w:t xml:space="preserve">  empfohlen</w:t>
+            <w:vAlign w:val="center"/>
+          </w:tcPr>
+          <w:p>
+            <w:r>
+              <w:rPr>
+                <w:rFonts w:ascii="Arial" w:cs="Arial" w:eastAsia="Arial" w:hAnsi="Arial"/>
+                <w:color w:val="1D1D1F"/>
+                <w:sz w:val="20"/>
+                <w:szCs w:val="20"/>
+              </w:rPr>
+              <w:t xml:space="preserve">Umsetzung</w:t>
             </w:r>
           </w:p>
         </w:tc>
@@ -1630,16 +4237,17 @@
               <w:bottom w:type="dxa" w:w="90"/>
               <w:right w:type="dxa" w:w="110"/>
             </w:tcMar>
-          </w:tcPr>
-          <w:p>
-            <w:r>
-              <w:rPr>
-                <w:rFonts w:ascii="Arial" w:cs="Arial" w:eastAsia="Arial" w:hAnsi="Arial"/>
-                <w:color w:val="1D1D1F"/>
-                <w:sz w:val="18"/>
-                <w:szCs w:val="18"/>
-              </w:rPr>
-              <w:t xml:space="preserve">Alles aus Basis, dazu bis 1 Stunde Änderungen pro Monat (Texte, Bilder, neue Referenzen), Kontrolle von Formular und Google-Profil, kurzer Jahresbericht mit Besucherzahlen</w:t>
+            <w:vAlign w:val="center"/>
+          </w:tcPr>
+          <w:p>
+            <w:r>
+              <w:rPr>
+                <w:rFonts w:ascii="Arial" w:cs="Arial" w:eastAsia="Arial" w:hAnsi="Arial"/>
+                <w:color w:val="1D1D1F"/>
+                <w:sz w:val="20"/>
+                <w:szCs w:val="20"/>
+              </w:rPr>
+              <w:t xml:space="preserve">Texte, Bilder, Formular, Rechtliches</w:t>
             </w:r>
           </w:p>
         </w:tc>
@@ -1658,6 +4266,7 @@
               <w:bottom w:type="dxa" w:w="90"/>
               <w:right w:type="dxa" w:w="110"/>
             </w:tcMar>
+            <w:vAlign w:val="center"/>
           </w:tcPr>
           <w:p>
             <w:pPr>
@@ -1670,7 +4279,211 @@
                 <w:sz w:val="20"/>
                 <w:szCs w:val="20"/>
               </w:rPr>
-              <w:t xml:space="preserve">89.00</w:t>
+              <w:t xml:space="preserve">Woche 2–3</w:t>
+            </w:r>
+          </w:p>
+        </w:tc>
+      </w:tr>
+      <w:tr>
+        <w:trPr>
+          <w:cantSplit/>
+        </w:trPr>
+        <w:tc>
+          <w:tcPr>
+            <w:tcW w:type="dxa" w:w="2400"/>
+            <w:tcBorders>
+              <w:top w:val="none" w:color="FFFFFF" w:sz="0"/>
+              <w:left w:val="none" w:color="FFFFFF" w:sz="0"/>
+              <w:bottom w:val="single" w:color="D9DDE3" w:sz="4"/>
+              <w:right w:val="none" w:color="FFFFFF" w:sz="0"/>
+            </w:tcBorders>
+            <w:tcMar>
+              <w:top w:type="dxa" w:w="90"/>
+              <w:left w:type="dxa" w:w="110"/>
+              <w:bottom w:type="dxa" w:w="90"/>
+              <w:right w:type="dxa" w:w="110"/>
+            </w:tcMar>
+            <w:vAlign w:val="center"/>
+          </w:tcPr>
+          <w:p>
+            <w:r>
+              <w:rPr>
+                <w:rFonts w:ascii="Arial" w:cs="Arial" w:eastAsia="Arial" w:hAnsi="Arial"/>
+                <w:color w:val="1D1D1F"/>
+                <w:sz w:val="20"/>
+                <w:szCs w:val="20"/>
+              </w:rPr>
+              <w:t xml:space="preserve">Korrektur</w:t>
+            </w:r>
+          </w:p>
+        </w:tc>
+        <w:tc>
+          <w:tcPr>
+            <w:tcW w:type="dxa" w:w="5238"/>
+            <w:tcBorders>
+              <w:top w:val="none" w:color="FFFFFF" w:sz="0"/>
+              <w:left w:val="none" w:color="FFFFFF" w:sz="0"/>
+              <w:bottom w:val="single" w:color="D9DDE3" w:sz="4"/>
+              <w:right w:val="none" w:color="FFFFFF" w:sz="0"/>
+            </w:tcBorders>
+            <w:tcMar>
+              <w:top w:type="dxa" w:w="90"/>
+              <w:left w:type="dxa" w:w="110"/>
+              <w:bottom w:type="dxa" w:w="90"/>
+              <w:right w:type="dxa" w:w="110"/>
+            </w:tcMar>
+            <w:vAlign w:val="center"/>
+          </w:tcPr>
+          <w:p>
+            <w:r>
+              <w:rPr>
+                <w:rFonts w:ascii="Arial" w:cs="Arial" w:eastAsia="Arial" w:hAnsi="Arial"/>
+                <w:color w:val="1D1D1F"/>
+                <w:sz w:val="20"/>
+                <w:szCs w:val="20"/>
+              </w:rPr>
+              <w:t xml:space="preserve">Eine Runde (Vollvariante: zwei)</w:t>
+            </w:r>
+          </w:p>
+        </w:tc>
+        <w:tc>
+          <w:tcPr>
+            <w:tcW w:type="dxa" w:w="2000"/>
+            <w:tcBorders>
+              <w:top w:val="none" w:color="FFFFFF" w:sz="0"/>
+              <w:left w:val="none" w:color="FFFFFF" w:sz="0"/>
+              <w:bottom w:val="single" w:color="D9DDE3" w:sz="4"/>
+              <w:right w:val="none" w:color="FFFFFF" w:sz="0"/>
+            </w:tcBorders>
+            <w:tcMar>
+              <w:top w:type="dxa" w:w="90"/>
+              <w:left w:type="dxa" w:w="110"/>
+              <w:bottom w:type="dxa" w:w="90"/>
+              <w:right w:type="dxa" w:w="110"/>
+            </w:tcMar>
+            <w:vAlign w:val="center"/>
+          </w:tcPr>
+          <w:p>
+            <w:pPr>
+              <w:jc w:val="right"/>
+            </w:pPr>
+            <w:r>
+              <w:rPr>
+                <w:rFonts w:ascii="Arial" w:cs="Arial" w:eastAsia="Arial" w:hAnsi="Arial"/>
+                <w:color w:val="1D1D1F"/>
+                <w:sz w:val="20"/>
+                <w:szCs w:val="20"/>
+              </w:rPr>
+              <w:t xml:space="preserve">Woche 3–4</w:t>
+            </w:r>
+          </w:p>
+        </w:tc>
+      </w:tr>
+      <w:tr>
+        <w:trPr>
+          <w:cantSplit/>
+        </w:trPr>
+        <w:tc>
+          <w:tcPr>
+            <w:tcW w:type="dxa" w:w="2400"/>
+            <w:tcBorders>
+              <w:top w:val="none" w:color="FFFFFF" w:sz="0"/>
+              <w:left w:val="none" w:color="FFFFFF" w:sz="0"/>
+              <w:bottom w:val="single" w:color="D9DDE3" w:sz="4"/>
+              <w:right w:val="none" w:color="FFFFFF" w:sz="0"/>
+            </w:tcBorders>
+            <w:tcMar>
+              <w:top w:type="dxa" w:w="90"/>
+              <w:left w:type="dxa" w:w="110"/>
+              <w:bottom w:type="dxa" w:w="90"/>
+              <w:right w:type="dxa" w:w="110"/>
+            </w:tcMar>
+            <w:vAlign w:val="center"/>
+          </w:tcPr>
+          <w:p>
+            <w:r>
+              <w:rPr>
+                <w:rFonts w:ascii="Arial" w:cs="Arial" w:eastAsia="Arial" w:hAnsi="Arial"/>
+                <w:color w:val="1D1D1F"/>
+                <w:sz w:val="20"/>
+                <w:szCs w:val="20"/>
+              </w:rPr>
+              <w:t xml:space="preserve">Livegang</w:t>
+            </w:r>
+          </w:p>
+        </w:tc>
+        <w:tc>
+          <w:tcPr>
+            <w:tcW w:type="dxa" w:w="5238"/>
+            <w:tcBorders>
+              <w:top w:val="none" w:color="FFFFFF" w:sz="0"/>
+              <w:left w:val="none" w:color="FFFFFF" w:sz="0"/>
+              <w:bottom w:val="single" w:color="D9DDE3" w:sz="4"/>
+              <w:right w:val="none" w:color="FFFFFF" w:sz="0"/>
+            </w:tcBorders>
+            <w:tcMar>
+              <w:top w:type="dxa" w:w="90"/>
+              <w:left w:type="dxa" w:w="110"/>
+              <w:bottom w:type="dxa" w:w="90"/>
+              <w:right w:type="dxa" w:w="110"/>
+            </w:tcMar>
+            <w:vAlign w:val="center"/>
+          </w:tcPr>
+          <w:p>
+            <w:r>
+              <w:rPr>
+                <w:rFonts w:ascii="Arial" w:cs="Arial" w:eastAsia="Arial" w:hAnsi="Arial"/>
+                <w:color w:val="1D1D1F"/>
+                <w:sz w:val="20"/>
+                <w:szCs w:val="20"/>
+              </w:rPr>
+              <w:t xml:space="preserve">Domain-Umzug, Aufschalten, Schlusskontrolle</w:t>
+            </w:r>
+          </w:p>
+        </w:tc>
+        <w:tc>
+          <w:tcPr>
+            <w:tcW w:type="dxa" w:w="2000"/>
+            <w:tcBorders>
+              <w:top w:val="none" w:color="FFFFFF" w:sz="0"/>
+              <w:left w:val="none" w:color="FFFFFF" w:sz="0"/>
+              <w:bottom w:val="single" w:color="D9DDE3" w:sz="4"/>
+              <w:right w:val="none" w:color="FFFFFF" w:sz="0"/>
+            </w:tcBorders>
+            <w:tcMar>
+              <w:top w:type="dxa" w:w="90"/>
+              <w:left w:type="dxa" w:w="110"/>
+              <w:bottom w:type="dxa" w:w="90"/>
+              <w:right w:type="dxa" w:w="110"/>
+            </w:tcMar>
+            <w:vAlign w:val="center"/>
+          </w:tcPr>
+          <w:p>
+            <w:pPr>
+              <w:jc w:val="right"/>
+            </w:pPr>
+            <w:r>
+              <w:rPr>
+                <w:rFonts w:ascii="Arial" w:cs="Arial" w:eastAsia="Arial" w:hAnsi="Arial"/>
+                <w:color w:val="1D1D1F"/>
+                <w:sz w:val="20"/>
+                <w:szCs w:val="20"/>
+              </w:rPr>
+              <w:t xml:space="preserve">Einstieg: Woche 4</w:t>
+            </w:r>
+          </w:p>
+          <w:p>
+            <w:pPr>
+              <w:jc w:val="right"/>
+            </w:pPr>
+            <w:r>
+              <w:rPr>
+                <w:rFonts w:ascii="Arial" w:cs="Arial" w:eastAsia="Arial" w:hAnsi="Arial"/>
+                <w:color w:val="1D1D1F"/>
+                <w:sz w:val="20"/>
+                <w:szCs w:val="20"/>
+              </w:rPr>
+              <w:t xml:space="preserve">Voll: Woche 5–6</w:t>
             </w:r>
           </w:p>
         </w:tc>
@@ -1692,12 +4505,13 @@
           <w:sz w:val="18"/>
           <w:szCs w:val="18"/>
         </w:rPr>
-        <w:t xml:space="preserve">Arbeiten ausserhalb des Pakets werden mit CHF 120.00 pro Stunde verrechnet, abgerechnet in Viertelstunden. Grössere Anpassungen offeriere ich Ihnen vorgängig.</w:t>
+        <w:t xml:space="preserve">Die Termine gelten ab Auftragserteilung und setzen voraus, dass die Inhalte rechtzeitig vorliegen. Den Livegang richte ich auf die Kündigungsfrist Ihres heutigen Vertrags aus.</w:t>
       </w:r>
     </w:p>
     <w:p>
       <w:pPr>
         <w:pStyle w:val="Heading1"/>
+        <w:keepNext/>
         <w:spacing w:after="140" w:before="320"/>
       </w:pPr>
       <w:r>
@@ -1709,342 +4523,7 @@
           <w:sz w:val="26"/>
           <w:szCs w:val="26"/>
         </w:rPr>
-        <w:t xml:space="preserve">6. Kostenübersicht erstes Jahr</w:t>
-      </w:r>
-    </w:p>
-    <w:tbl>
-      <w:tblPr>
-        <w:tblW w:type="dxa" w:w="9638"/>
-        <w:tblBorders>
-          <w:top w:val="single" w:color="auto" w:sz="4"/>
-          <w:left w:val="single" w:color="auto" w:sz="4"/>
-          <w:bottom w:val="single" w:color="auto" w:sz="4"/>
-          <w:right w:val="single" w:color="auto" w:sz="4"/>
-          <w:insideH w:val="single" w:color="auto" w:sz="4"/>
-          <w:insideV w:val="single" w:color="auto" w:sz="4"/>
-        </w:tblBorders>
-      </w:tblPr>
-      <w:tblGrid>
-        <w:gridCol w:w="7638"/>
-        <w:gridCol w:w="2000"/>
-      </w:tblGrid>
-      <w:tr>
-        <w:trPr>
-          <w:cantSplit/>
-        </w:trPr>
-        <w:tc>
-          <w:tcPr>
-            <w:tcW w:type="dxa" w:w="7638"/>
-            <w:tcBorders>
-              <w:top w:val="none" w:color="FFFFFF" w:sz="0"/>
-              <w:left w:val="none" w:color="FFFFFF" w:sz="0"/>
-              <w:bottom w:val="single" w:color="D9DDE3" w:sz="4"/>
-              <w:right w:val="none" w:color="FFFFFF" w:sz="0"/>
-            </w:tcBorders>
-            <w:shd w:fill="EEF3F9" w:color="auto" w:val="clear"/>
-            <w:tcMar>
-              <w:top w:type="dxa" w:w="90"/>
-              <w:left w:type="dxa" w:w="110"/>
-              <w:bottom w:type="dxa" w:w="90"/>
-              <w:right w:type="dxa" w:w="110"/>
-            </w:tcMar>
-          </w:tcPr>
-          <w:p>
-            <w:r>
-              <w:rPr>
-                <w:rFonts w:ascii="Arial" w:cs="Arial" w:eastAsia="Arial" w:hAnsi="Arial"/>
-                <w:b/>
-                <w:bCs/>
-                <w:color w:val="0D5FB0"/>
-                <w:sz w:val="18"/>
-                <w:szCs w:val="18"/>
-              </w:rPr>
-              <w:t xml:space="preserve">Position</w:t>
-            </w:r>
-          </w:p>
-        </w:tc>
-        <w:tc>
-          <w:tcPr>
-            <w:tcW w:type="dxa" w:w="2000"/>
-            <w:tcBorders>
-              <w:top w:val="none" w:color="FFFFFF" w:sz="0"/>
-              <w:left w:val="none" w:color="FFFFFF" w:sz="0"/>
-              <w:bottom w:val="single" w:color="D9DDE3" w:sz="4"/>
-              <w:right w:val="none" w:color="FFFFFF" w:sz="0"/>
-            </w:tcBorders>
-            <w:shd w:fill="EEF3F9" w:color="auto" w:val="clear"/>
-            <w:tcMar>
-              <w:top w:type="dxa" w:w="90"/>
-              <w:left w:type="dxa" w:w="110"/>
-              <w:bottom w:type="dxa" w:w="90"/>
-              <w:right w:type="dxa" w:w="110"/>
-            </w:tcMar>
-          </w:tcPr>
-          <w:p>
-            <w:pPr>
-              <w:jc w:val="right"/>
-            </w:pPr>
-            <w:r>
-              <w:rPr>
-                <w:rFonts w:ascii="Arial" w:cs="Arial" w:eastAsia="Arial" w:hAnsi="Arial"/>
-                <w:b/>
-                <w:bCs/>
-                <w:color w:val="0D5FB0"/>
-                <w:sz w:val="18"/>
-                <w:szCs w:val="18"/>
-              </w:rPr>
-              <w:t xml:space="preserve">CHF</w:t>
-            </w:r>
-          </w:p>
-        </w:tc>
-      </w:tr>
-      <w:tr>
-        <w:trPr>
-          <w:cantSplit/>
-        </w:trPr>
-        <w:tc>
-          <w:tcPr>
-            <w:tcW w:type="dxa" w:w="7638"/>
-            <w:tcBorders>
-              <w:top w:val="none" w:color="FFFFFF" w:sz="0"/>
-              <w:left w:val="none" w:color="FFFFFF" w:sz="0"/>
-              <w:bottom w:val="single" w:color="D9DDE3" w:sz="4"/>
-              <w:right w:val="none" w:color="FFFFFF" w:sz="0"/>
-            </w:tcBorders>
-            <w:tcMar>
-              <w:top w:type="dxa" w:w="90"/>
-              <w:left w:type="dxa" w:w="110"/>
-              <w:bottom w:type="dxa" w:w="90"/>
-              <w:right w:type="dxa" w:w="110"/>
-            </w:tcMar>
-          </w:tcPr>
-          <w:p>
-            <w:r>
-              <w:rPr>
-                <w:rFonts w:ascii="Arial" w:cs="Arial" w:eastAsia="Arial" w:hAnsi="Arial"/>
-                <w:color w:val="1D1D1F"/>
-                <w:sz w:val="20"/>
-                <w:szCs w:val="20"/>
-              </w:rPr>
-              <w:t xml:space="preserve">Erstellung der Website (Festpreis)</w:t>
-            </w:r>
-          </w:p>
-        </w:tc>
-        <w:tc>
-          <w:tcPr>
-            <w:tcW w:type="dxa" w:w="2000"/>
-            <w:tcBorders>
-              <w:top w:val="none" w:color="FFFFFF" w:sz="0"/>
-              <w:left w:val="none" w:color="FFFFFF" w:sz="0"/>
-              <w:bottom w:val="single" w:color="D9DDE3" w:sz="4"/>
-              <w:right w:val="none" w:color="FFFFFF" w:sz="0"/>
-            </w:tcBorders>
-            <w:tcMar>
-              <w:top w:type="dxa" w:w="90"/>
-              <w:left w:type="dxa" w:w="110"/>
-              <w:bottom w:type="dxa" w:w="90"/>
-              <w:right w:type="dxa" w:w="110"/>
-            </w:tcMar>
-          </w:tcPr>
-          <w:p>
-            <w:pPr>
-              <w:jc w:val="right"/>
-            </w:pPr>
-            <w:r>
-              <w:rPr>
-                <w:rFonts w:ascii="Arial" w:cs="Arial" w:eastAsia="Arial" w:hAnsi="Arial"/>
-                <w:color w:val="1D1D1F"/>
-                <w:sz w:val="20"/>
-                <w:szCs w:val="20"/>
-              </w:rPr>
-              <w:t xml:space="preserve">4’500.00</w:t>
-            </w:r>
-          </w:p>
-        </w:tc>
-      </w:tr>
-      <w:tr>
-        <w:trPr>
-          <w:cantSplit/>
-        </w:trPr>
-        <w:tc>
-          <w:tcPr>
-            <w:tcW w:type="dxa" w:w="7638"/>
-            <w:tcBorders>
-              <w:top w:val="none" w:color="FFFFFF" w:sz="0"/>
-              <w:left w:val="none" w:color="FFFFFF" w:sz="0"/>
-              <w:bottom w:val="single" w:color="D9DDE3" w:sz="4"/>
-              <w:right w:val="none" w:color="FFFFFF" w:sz="0"/>
-            </w:tcBorders>
-            <w:tcMar>
-              <w:top w:type="dxa" w:w="90"/>
-              <w:left w:type="dxa" w:w="110"/>
-              <w:bottom w:type="dxa" w:w="90"/>
-              <w:right w:type="dxa" w:w="110"/>
-            </w:tcMar>
-          </w:tcPr>
-          <w:p>
-            <w:r>
-              <w:rPr>
-                <w:rFonts w:ascii="Arial" w:cs="Arial" w:eastAsia="Arial" w:hAnsi="Arial"/>
-                <w:color w:val="1D1D1F"/>
-                <w:sz w:val="20"/>
-                <w:szCs w:val="20"/>
-              </w:rPr>
-              <w:t xml:space="preserve">Hosting und Support Plus, 12 × CHF 89.00</w:t>
-            </w:r>
-          </w:p>
-        </w:tc>
-        <w:tc>
-          <w:tcPr>
-            <w:tcW w:type="dxa" w:w="2000"/>
-            <w:tcBorders>
-              <w:top w:val="none" w:color="FFFFFF" w:sz="0"/>
-              <w:left w:val="none" w:color="FFFFFF" w:sz="0"/>
-              <w:bottom w:val="single" w:color="D9DDE3" w:sz="4"/>
-              <w:right w:val="none" w:color="FFFFFF" w:sz="0"/>
-            </w:tcBorders>
-            <w:tcMar>
-              <w:top w:type="dxa" w:w="90"/>
-              <w:left w:type="dxa" w:w="110"/>
-              <w:bottom w:type="dxa" w:w="90"/>
-              <w:right w:type="dxa" w:w="110"/>
-            </w:tcMar>
-          </w:tcPr>
-          <w:p>
-            <w:pPr>
-              <w:jc w:val="right"/>
-            </w:pPr>
-            <w:r>
-              <w:rPr>
-                <w:rFonts w:ascii="Arial" w:cs="Arial" w:eastAsia="Arial" w:hAnsi="Arial"/>
-                <w:color w:val="1D1D1F"/>
-                <w:sz w:val="20"/>
-                <w:szCs w:val="20"/>
-              </w:rPr>
-              <w:t xml:space="preserve">1’068.00</w:t>
-            </w:r>
-          </w:p>
-        </w:tc>
-      </w:tr>
-      <w:tr>
-        <w:trPr>
-          <w:cantSplit/>
-        </w:trPr>
-        <w:tc>
-          <w:tcPr>
-            <w:tcW w:type="dxa" w:w="7638"/>
-            <w:tcBorders>
-              <w:top w:val="none" w:color="FFFFFF" w:sz="0"/>
-              <w:left w:val="none" w:color="FFFFFF" w:sz="0"/>
-              <w:bottom w:val="single" w:color="D9DDE3" w:sz="4"/>
-              <w:right w:val="none" w:color="FFFFFF" w:sz="0"/>
-            </w:tcBorders>
-            <w:shd w:fill="EEF3F9" w:color="auto" w:val="clear"/>
-            <w:tcMar>
-              <w:top w:type="dxa" w:w="90"/>
-              <w:left w:type="dxa" w:w="110"/>
-              <w:bottom w:type="dxa" w:w="90"/>
-              <w:right w:type="dxa" w:w="110"/>
-            </w:tcMar>
-          </w:tcPr>
-          <w:p>
-            <w:r>
-              <w:rPr>
-                <w:rFonts w:ascii="Arial" w:cs="Arial" w:eastAsia="Arial" w:hAnsi="Arial"/>
-                <w:b/>
-                <w:bCs/>
-                <w:color w:val="1D1D1F"/>
-                <w:sz w:val="20"/>
-                <w:szCs w:val="20"/>
-              </w:rPr>
-              <w:t xml:space="preserve">Total erstes Jahr (ohne Optionen)</w:t>
-            </w:r>
-          </w:p>
-        </w:tc>
-        <w:tc>
-          <w:tcPr>
-            <w:tcW w:type="dxa" w:w="2000"/>
-            <w:tcBorders>
-              <w:top w:val="none" w:color="FFFFFF" w:sz="0"/>
-              <w:left w:val="none" w:color="FFFFFF" w:sz="0"/>
-              <w:bottom w:val="single" w:color="D9DDE3" w:sz="4"/>
-              <w:right w:val="none" w:color="FFFFFF" w:sz="0"/>
-            </w:tcBorders>
-            <w:shd w:fill="EEF3F9" w:color="auto" w:val="clear"/>
-            <w:tcMar>
-              <w:top w:type="dxa" w:w="90"/>
-              <w:left w:type="dxa" w:w="110"/>
-              <w:bottom w:type="dxa" w:w="90"/>
-              <w:right w:type="dxa" w:w="110"/>
-            </w:tcMar>
-          </w:tcPr>
-          <w:p>
-            <w:pPr>
-              <w:jc w:val="right"/>
-            </w:pPr>
-            <w:r>
-              <w:rPr>
-                <w:rFonts w:ascii="Arial" w:cs="Arial" w:eastAsia="Arial" w:hAnsi="Arial"/>
-                <w:b/>
-                <w:bCs/>
-                <w:color w:val="1D1D1F"/>
-                <w:sz w:val="20"/>
-                <w:szCs w:val="20"/>
-              </w:rPr>
-              <w:t xml:space="preserve">5’568.00</w:t>
-            </w:r>
-          </w:p>
-        </w:tc>
-      </w:tr>
-    </w:tbl>
-    <w:p>
-      <w:pPr>
-        <w:spacing w:after="80"/>
-      </w:pPr>
-    </w:p>
-    <w:p>
-      <w:pPr>
-        <w:spacing w:after="120" w:line="288"/>
-      </w:pPr>
-      <w:r>
-        <w:rPr>
-          <w:rFonts w:ascii="Arial" w:cs="Arial" w:eastAsia="Arial" w:hAnsi="Arial"/>
-          <w:color w:val="62646B"/>
-          <w:sz w:val="18"/>
-          <w:szCs w:val="18"/>
-        </w:rPr>
-        <w:t xml:space="preserve">Ab dem zweiten Jahr fallen nur noch die Kosten für Hosting und Support an: CHF 588.00 (Basis) oder CHF 1’068.00 (Plus) pro Jahr.</w:t>
-      </w:r>
-    </w:p>
-    <w:p>
-      <w:pPr>
-        <w:pStyle w:val="Heading1"/>
-        <w:spacing w:after="140" w:before="320"/>
-      </w:pPr>
-      <w:r>
-        <w:rPr>
-          <w:rFonts w:ascii="Arial" w:cs="Arial" w:eastAsia="Arial" w:hAnsi="Arial"/>
-          <w:b/>
-          <w:bCs/>
-          <w:color w:val="0D5FB0"/>
-          <w:sz w:val="26"/>
-          <w:szCs w:val="26"/>
-        </w:rPr>
-        <w:t xml:space="preserve">7. Ihre Mitwirkung</w:t>
-      </w:r>
-    </w:p>
-    <w:p>
-      <w:pPr>
-        <w:spacing w:after="120" w:line="288"/>
-      </w:pPr>
-      <w:r>
-        <w:rPr>
-          <w:rFonts w:ascii="Arial" w:cs="Arial" w:eastAsia="Arial" w:hAnsi="Arial"/>
-          <w:color w:val="1D1D1F"/>
-          <w:sz w:val="20"/>
-          <w:szCs w:val="20"/>
-        </w:rPr>
-        <w:t xml:space="preserve">Damit die Website Ihre Firma glaubwürdig zeigt, benötige ich von Ihnen:</w:t>
+        <w:t xml:space="preserve">10. Konditionen</w:t>
       </w:r>
     </w:p>
     <w:p>
@@ -2063,7 +4542,27 @@
           <w:sz w:val="20"/>
           <w:szCs w:val="20"/>
         </w:rPr>
-        <w:t xml:space="preserve">Angaben zur Firma: Gründungsjahr, Inhaber, Team, Lehrbetrieb, Mitgliedschaften (z. B. suissetec)</w:t>
+        <w:t xml:space="preserve">Alle Preise in Schweizer Franken, </w:t>
+      </w:r>
+      <w:r>
+        <w:rPr>
+          <w:rFonts w:ascii="Arial" w:cs="Arial" w:eastAsia="Arial" w:hAnsi="Arial"/>
+          <w:color w:val="1D1D1F"/>
+          <w:sz w:val="20"/>
+          <w:szCs w:val="20"/>
+          <w:highlight w:val="yellow"/>
+          <w:highlightCs w:val="yellow"/>
+        </w:rPr>
+        <w:t xml:space="preserve">[exkl. 8.1 % MWST / nicht mehrwertsteuerpflichtig]</w:t>
+      </w:r>
+      <w:r>
+        <w:rPr>
+          <w:rFonts w:ascii="Arial" w:cs="Arial" w:eastAsia="Arial" w:hAnsi="Arial"/>
+          <w:color w:val="1D1D1F"/>
+          <w:sz w:val="20"/>
+          <w:szCs w:val="20"/>
+        </w:rPr>
+        <w:t xml:space="preserve">.</w:t>
       </w:r>
     </w:p>
     <w:p>
@@ -2082,7 +4581,7 @@
           <w:sz w:val="20"/>
           <w:szCs w:val="20"/>
         </w:rPr>
-        <w:t xml:space="preserve">Öffnungszeiten, E-Mail-Adresse und gegebenenfalls eine Notfallnummer</w:t>
+        <w:t xml:space="preserve">Einstieg Kauf und Vollvariante: Erstellung zu 50 % bei Auftragserteilung, 50 % beim Livegang, zahlbar innert 30 Tagen. Monatsbeiträge jährlich im Voraus. Mindestlaufzeit 12 Monate, danach jeweils um 12 Monate verlängert, kündbar 3 Monate vor Ablauf.</w:t>
       </w:r>
     </w:p>
     <w:p>
@@ -2101,7 +4600,7 @@
           <w:sz w:val="20"/>
           <w:szCs w:val="20"/>
         </w:rPr>
-        <w:t xml:space="preserve">Eigene Projektfotos oder einen Termin für das Fotoshooting (Option A)</w:t>
+        <w:t xml:space="preserve">Einstieg Miete: Monatsbeiträge quartalsweise im Voraus, erstmals beim Livegang. Mindestlaufzeit 36 Monate, danach CHF 49.00 pro Monat, jährlich kündbar. Die Nutzungsrechte gehen nach 36 Monaten an die Kurt Burri AG über.</w:t>
       </w:r>
     </w:p>
     <w:p>
@@ -2120,7 +4619,7 @@
           <w:sz w:val="20"/>
           <w:szCs w:val="20"/>
         </w:rPr>
-        <w:t xml:space="preserve">Ihr Logo als Vektordatei (SVG, EPS oder PDF), falls vorhanden</w:t>
+        <w:t xml:space="preserve">Vorzeitige Auflösung der Miete: Sie bezahlen CHF 2’200.00 abzüglich CHF 60.00 pro bereits bezahltem Monat. Danach gehören Ihnen die Rechte.</w:t>
       </w:r>
     </w:p>
     <w:p>
@@ -2139,547 +4638,7 @@
           <w:sz w:val="20"/>
           <w:szCs w:val="20"/>
         </w:rPr>
-        <w:t xml:space="preserve">Zugangsdaten zu Ihrer Domain sowie die Kündigungsfrist Ihres heutigen Website-Vertrags</w:t>
-      </w:r>
-    </w:p>
-    <w:p>
-      <w:pPr>
-        <w:pStyle w:val="Heading1"/>
-        <w:spacing w:after="140" w:before="320"/>
-      </w:pPr>
-      <w:r>
-        <w:rPr>
-          <w:rFonts w:ascii="Arial" w:cs="Arial" w:eastAsia="Arial" w:hAnsi="Arial"/>
-          <w:b/>
-          <w:bCs/>
-          <w:color w:val="0D5FB0"/>
-          <w:sz w:val="26"/>
-          <w:szCs w:val="26"/>
-        </w:rPr>
-        <w:t xml:space="preserve">8. Ablauf und Termine</w:t>
-      </w:r>
-    </w:p>
-    <w:tbl>
-      <w:tblPr>
-        <w:tblW w:type="dxa" w:w="9638"/>
-        <w:tblBorders>
-          <w:top w:val="single" w:color="auto" w:sz="4"/>
-          <w:left w:val="single" w:color="auto" w:sz="4"/>
-          <w:bottom w:val="single" w:color="auto" w:sz="4"/>
-          <w:right w:val="single" w:color="auto" w:sz="4"/>
-          <w:insideH w:val="single" w:color="auto" w:sz="4"/>
-          <w:insideV w:val="single" w:color="auto" w:sz="4"/>
-        </w:tblBorders>
-      </w:tblPr>
-      <w:tblGrid>
-        <w:gridCol w:w="2400"/>
-        <w:gridCol w:w="5238"/>
-        <w:gridCol w:w="2000"/>
-      </w:tblGrid>
-      <w:tr>
-        <w:trPr>
-          <w:cantSplit/>
-        </w:trPr>
-        <w:tc>
-          <w:tcPr>
-            <w:tcW w:type="dxa" w:w="2400"/>
-            <w:tcBorders>
-              <w:top w:val="none" w:color="FFFFFF" w:sz="0"/>
-              <w:left w:val="none" w:color="FFFFFF" w:sz="0"/>
-              <w:bottom w:val="single" w:color="D9DDE3" w:sz="4"/>
-              <w:right w:val="none" w:color="FFFFFF" w:sz="0"/>
-            </w:tcBorders>
-            <w:shd w:fill="EEF3F9" w:color="auto" w:val="clear"/>
-            <w:tcMar>
-              <w:top w:type="dxa" w:w="90"/>
-              <w:left w:type="dxa" w:w="110"/>
-              <w:bottom w:type="dxa" w:w="90"/>
-              <w:right w:type="dxa" w:w="110"/>
-            </w:tcMar>
-          </w:tcPr>
-          <w:p>
-            <w:r>
-              <w:rPr>
-                <w:rFonts w:ascii="Arial" w:cs="Arial" w:eastAsia="Arial" w:hAnsi="Arial"/>
-                <w:b/>
-                <w:bCs/>
-                <w:color w:val="0D5FB0"/>
-                <w:sz w:val="18"/>
-                <w:szCs w:val="18"/>
-              </w:rPr>
-              <w:t xml:space="preserve">Phase</w:t>
-            </w:r>
-          </w:p>
-        </w:tc>
-        <w:tc>
-          <w:tcPr>
-            <w:tcW w:type="dxa" w:w="5238"/>
-            <w:tcBorders>
-              <w:top w:val="none" w:color="FFFFFF" w:sz="0"/>
-              <w:left w:val="none" w:color="FFFFFF" w:sz="0"/>
-              <w:bottom w:val="single" w:color="D9DDE3" w:sz="4"/>
-              <w:right w:val="none" w:color="FFFFFF" w:sz="0"/>
-            </w:tcBorders>
-            <w:shd w:fill="EEF3F9" w:color="auto" w:val="clear"/>
-            <w:tcMar>
-              <w:top w:type="dxa" w:w="90"/>
-              <w:left w:type="dxa" w:w="110"/>
-              <w:bottom w:type="dxa" w:w="90"/>
-              <w:right w:type="dxa" w:w="110"/>
-            </w:tcMar>
-          </w:tcPr>
-          <w:p>
-            <w:r>
-              <w:rPr>
-                <w:rFonts w:ascii="Arial" w:cs="Arial" w:eastAsia="Arial" w:hAnsi="Arial"/>
-                <w:b/>
-                <w:bCs/>
-                <w:color w:val="0D5FB0"/>
-                <w:sz w:val="18"/>
-                <w:szCs w:val="18"/>
-              </w:rPr>
-              <w:t xml:space="preserve">Inhalt</w:t>
-            </w:r>
-          </w:p>
-        </w:tc>
-        <w:tc>
-          <w:tcPr>
-            <w:tcW w:type="dxa" w:w="2000"/>
-            <w:tcBorders>
-              <w:top w:val="none" w:color="FFFFFF" w:sz="0"/>
-              <w:left w:val="none" w:color="FFFFFF" w:sz="0"/>
-              <w:bottom w:val="single" w:color="D9DDE3" w:sz="4"/>
-              <w:right w:val="none" w:color="FFFFFF" w:sz="0"/>
-            </w:tcBorders>
-            <w:shd w:fill="EEF3F9" w:color="auto" w:val="clear"/>
-            <w:tcMar>
-              <w:top w:type="dxa" w:w="90"/>
-              <w:left w:type="dxa" w:w="110"/>
-              <w:bottom w:type="dxa" w:w="90"/>
-              <w:right w:type="dxa" w:w="110"/>
-            </w:tcMar>
-          </w:tcPr>
-          <w:p>
-            <w:pPr>
-              <w:jc w:val="right"/>
-            </w:pPr>
-            <w:r>
-              <w:rPr>
-                <w:rFonts w:ascii="Arial" w:cs="Arial" w:eastAsia="Arial" w:hAnsi="Arial"/>
-                <w:b/>
-                <w:bCs/>
-                <w:color w:val="0D5FB0"/>
-                <w:sz w:val="18"/>
-                <w:szCs w:val="18"/>
-              </w:rPr>
-              <w:t xml:space="preserve">Dauer</w:t>
-            </w:r>
-          </w:p>
-        </w:tc>
-      </w:tr>
-      <w:tr>
-        <w:trPr>
-          <w:cantSplit/>
-        </w:trPr>
-        <w:tc>
-          <w:tcPr>
-            <w:tcW w:type="dxa" w:w="2400"/>
-            <w:tcBorders>
-              <w:top w:val="none" w:color="FFFFFF" w:sz="0"/>
-              <w:left w:val="none" w:color="FFFFFF" w:sz="0"/>
-              <w:bottom w:val="single" w:color="D9DDE3" w:sz="4"/>
-              <w:right w:val="none" w:color="FFFFFF" w:sz="0"/>
-            </w:tcBorders>
-            <w:tcMar>
-              <w:top w:type="dxa" w:w="90"/>
-              <w:left w:type="dxa" w:w="110"/>
-              <w:bottom w:type="dxa" w:w="90"/>
-              <w:right w:type="dxa" w:w="110"/>
-            </w:tcMar>
-          </w:tcPr>
-          <w:p>
-            <w:r>
-              <w:rPr>
-                <w:rFonts w:ascii="Arial" w:cs="Arial" w:eastAsia="Arial" w:hAnsi="Arial"/>
-                <w:color w:val="1D1D1F"/>
-                <w:sz w:val="20"/>
-                <w:szCs w:val="20"/>
-              </w:rPr>
-              <w:t xml:space="preserve">Kick-off</w:t>
-            </w:r>
-          </w:p>
-        </w:tc>
-        <w:tc>
-          <w:tcPr>
-            <w:tcW w:type="dxa" w:w="5238"/>
-            <w:tcBorders>
-              <w:top w:val="none" w:color="FFFFFF" w:sz="0"/>
-              <w:left w:val="none" w:color="FFFFFF" w:sz="0"/>
-              <w:bottom w:val="single" w:color="D9DDE3" w:sz="4"/>
-              <w:right w:val="none" w:color="FFFFFF" w:sz="0"/>
-            </w:tcBorders>
-            <w:tcMar>
-              <w:top w:type="dxa" w:w="90"/>
-              <w:left w:type="dxa" w:w="110"/>
-              <w:bottom w:type="dxa" w:w="90"/>
-              <w:right w:type="dxa" w:w="110"/>
-            </w:tcMar>
-          </w:tcPr>
-          <w:p>
-            <w:r>
-              <w:rPr>
-                <w:rFonts w:ascii="Arial" w:cs="Arial" w:eastAsia="Arial" w:hAnsi="Arial"/>
-                <w:color w:val="1D1D1F"/>
-                <w:sz w:val="20"/>
-                <w:szCs w:val="20"/>
-              </w:rPr>
-              <w:t xml:space="preserve">Besprechung des Entwurfs, Übergabe der Inhalte</w:t>
-            </w:r>
-          </w:p>
-        </w:tc>
-        <w:tc>
-          <w:tcPr>
-            <w:tcW w:type="dxa" w:w="2000"/>
-            <w:tcBorders>
-              <w:top w:val="none" w:color="FFFFFF" w:sz="0"/>
-              <w:left w:val="none" w:color="FFFFFF" w:sz="0"/>
-              <w:bottom w:val="single" w:color="D9DDE3" w:sz="4"/>
-              <w:right w:val="none" w:color="FFFFFF" w:sz="0"/>
-            </w:tcBorders>
-            <w:tcMar>
-              <w:top w:type="dxa" w:w="90"/>
-              <w:left w:type="dxa" w:w="110"/>
-              <w:bottom w:type="dxa" w:w="90"/>
-              <w:right w:type="dxa" w:w="110"/>
-            </w:tcMar>
-          </w:tcPr>
-          <w:p>
-            <w:pPr>
-              <w:jc w:val="right"/>
-            </w:pPr>
-            <w:r>
-              <w:rPr>
-                <w:rFonts w:ascii="Arial" w:cs="Arial" w:eastAsia="Arial" w:hAnsi="Arial"/>
-                <w:color w:val="1D1D1F"/>
-                <w:sz w:val="20"/>
-                <w:szCs w:val="20"/>
-              </w:rPr>
-              <w:t xml:space="preserve">Woche 1</w:t>
-            </w:r>
-          </w:p>
-        </w:tc>
-      </w:tr>
-      <w:tr>
-        <w:trPr>
-          <w:cantSplit/>
-        </w:trPr>
-        <w:tc>
-          <w:tcPr>
-            <w:tcW w:type="dxa" w:w="2400"/>
-            <w:tcBorders>
-              <w:top w:val="none" w:color="FFFFFF" w:sz="0"/>
-              <w:left w:val="none" w:color="FFFFFF" w:sz="0"/>
-              <w:bottom w:val="single" w:color="D9DDE3" w:sz="4"/>
-              <w:right w:val="none" w:color="FFFFFF" w:sz="0"/>
-            </w:tcBorders>
-            <w:tcMar>
-              <w:top w:type="dxa" w:w="90"/>
-              <w:left w:type="dxa" w:w="110"/>
-              <w:bottom w:type="dxa" w:w="90"/>
-              <w:right w:type="dxa" w:w="110"/>
-            </w:tcMar>
-          </w:tcPr>
-          <w:p>
-            <w:r>
-              <w:rPr>
-                <w:rFonts w:ascii="Arial" w:cs="Arial" w:eastAsia="Arial" w:hAnsi="Arial"/>
-                <w:color w:val="1D1D1F"/>
-                <w:sz w:val="20"/>
-                <w:szCs w:val="20"/>
-              </w:rPr>
-              <w:t xml:space="preserve">Umsetzung</w:t>
-            </w:r>
-          </w:p>
-        </w:tc>
-        <w:tc>
-          <w:tcPr>
-            <w:tcW w:type="dxa" w:w="5238"/>
-            <w:tcBorders>
-              <w:top w:val="none" w:color="FFFFFF" w:sz="0"/>
-              <w:left w:val="none" w:color="FFFFFF" w:sz="0"/>
-              <w:bottom w:val="single" w:color="D9DDE3" w:sz="4"/>
-              <w:right w:val="none" w:color="FFFFFF" w:sz="0"/>
-            </w:tcBorders>
-            <w:tcMar>
-              <w:top w:type="dxa" w:w="90"/>
-              <w:left w:type="dxa" w:w="110"/>
-              <w:bottom w:type="dxa" w:w="90"/>
-              <w:right w:type="dxa" w:w="110"/>
-            </w:tcMar>
-          </w:tcPr>
-          <w:p>
-            <w:r>
-              <w:rPr>
-                <w:rFonts w:ascii="Arial" w:cs="Arial" w:eastAsia="Arial" w:hAnsi="Arial"/>
-                <w:color w:val="1D1D1F"/>
-                <w:sz w:val="20"/>
-                <w:szCs w:val="20"/>
-              </w:rPr>
-              <w:t xml:space="preserve">Texte, Bilder, Formular, Rechtliches</w:t>
-            </w:r>
-          </w:p>
-        </w:tc>
-        <w:tc>
-          <w:tcPr>
-            <w:tcW w:type="dxa" w:w="2000"/>
-            <w:tcBorders>
-              <w:top w:val="none" w:color="FFFFFF" w:sz="0"/>
-              <w:left w:val="none" w:color="FFFFFF" w:sz="0"/>
-              <w:bottom w:val="single" w:color="D9DDE3" w:sz="4"/>
-              <w:right w:val="none" w:color="FFFFFF" w:sz="0"/>
-            </w:tcBorders>
-            <w:tcMar>
-              <w:top w:type="dxa" w:w="90"/>
-              <w:left w:type="dxa" w:w="110"/>
-              <w:bottom w:type="dxa" w:w="90"/>
-              <w:right w:type="dxa" w:w="110"/>
-            </w:tcMar>
-          </w:tcPr>
-          <w:p>
-            <w:pPr>
-              <w:jc w:val="right"/>
-            </w:pPr>
-            <w:r>
-              <w:rPr>
-                <w:rFonts w:ascii="Arial" w:cs="Arial" w:eastAsia="Arial" w:hAnsi="Arial"/>
-                <w:color w:val="1D1D1F"/>
-                <w:sz w:val="20"/>
-                <w:szCs w:val="20"/>
-              </w:rPr>
-              <w:t xml:space="preserve">Woche 2–4</w:t>
-            </w:r>
-          </w:p>
-        </w:tc>
-      </w:tr>
-      <w:tr>
-        <w:trPr>
-          <w:cantSplit/>
-        </w:trPr>
-        <w:tc>
-          <w:tcPr>
-            <w:tcW w:type="dxa" w:w="2400"/>
-            <w:tcBorders>
-              <w:top w:val="none" w:color="FFFFFF" w:sz="0"/>
-              <w:left w:val="none" w:color="FFFFFF" w:sz="0"/>
-              <w:bottom w:val="single" w:color="D9DDE3" w:sz="4"/>
-              <w:right w:val="none" w:color="FFFFFF" w:sz="0"/>
-            </w:tcBorders>
-            <w:tcMar>
-              <w:top w:type="dxa" w:w="90"/>
-              <w:left w:type="dxa" w:w="110"/>
-              <w:bottom w:type="dxa" w:w="90"/>
-              <w:right w:type="dxa" w:w="110"/>
-            </w:tcMar>
-          </w:tcPr>
-          <w:p>
-            <w:r>
-              <w:rPr>
-                <w:rFonts w:ascii="Arial" w:cs="Arial" w:eastAsia="Arial" w:hAnsi="Arial"/>
-                <w:color w:val="1D1D1F"/>
-                <w:sz w:val="20"/>
-                <w:szCs w:val="20"/>
-              </w:rPr>
-              <w:t xml:space="preserve">Korrektur</w:t>
-            </w:r>
-          </w:p>
-        </w:tc>
-        <w:tc>
-          <w:tcPr>
-            <w:tcW w:type="dxa" w:w="5238"/>
-            <w:tcBorders>
-              <w:top w:val="none" w:color="FFFFFF" w:sz="0"/>
-              <w:left w:val="none" w:color="FFFFFF" w:sz="0"/>
-              <w:bottom w:val="single" w:color="D9DDE3" w:sz="4"/>
-              <w:right w:val="none" w:color="FFFFFF" w:sz="0"/>
-            </w:tcBorders>
-            <w:tcMar>
-              <w:top w:type="dxa" w:w="90"/>
-              <w:left w:type="dxa" w:w="110"/>
-              <w:bottom w:type="dxa" w:w="90"/>
-              <w:right w:type="dxa" w:w="110"/>
-            </w:tcMar>
-          </w:tcPr>
-          <w:p>
-            <w:r>
-              <w:rPr>
-                <w:rFonts w:ascii="Arial" w:cs="Arial" w:eastAsia="Arial" w:hAnsi="Arial"/>
-                <w:color w:val="1D1D1F"/>
-                <w:sz w:val="20"/>
-                <w:szCs w:val="20"/>
-              </w:rPr>
-              <w:t xml:space="preserve">Zwei Korrekturrunden mit Ihnen</w:t>
-            </w:r>
-          </w:p>
-        </w:tc>
-        <w:tc>
-          <w:tcPr>
-            <w:tcW w:type="dxa" w:w="2000"/>
-            <w:tcBorders>
-              <w:top w:val="none" w:color="FFFFFF" w:sz="0"/>
-              <w:left w:val="none" w:color="FFFFFF" w:sz="0"/>
-              <w:bottom w:val="single" w:color="D9DDE3" w:sz="4"/>
-              <w:right w:val="none" w:color="FFFFFF" w:sz="0"/>
-            </w:tcBorders>
-            <w:tcMar>
-              <w:top w:type="dxa" w:w="90"/>
-              <w:left w:type="dxa" w:w="110"/>
-              <w:bottom w:type="dxa" w:w="90"/>
-              <w:right w:type="dxa" w:w="110"/>
-            </w:tcMar>
-          </w:tcPr>
-          <w:p>
-            <w:pPr>
-              <w:jc w:val="right"/>
-            </w:pPr>
-            <w:r>
-              <w:rPr>
-                <w:rFonts w:ascii="Arial" w:cs="Arial" w:eastAsia="Arial" w:hAnsi="Arial"/>
-                <w:color w:val="1D1D1F"/>
-                <w:sz w:val="20"/>
-                <w:szCs w:val="20"/>
-              </w:rPr>
-              <w:t xml:space="preserve">Woche 4–5</w:t>
-            </w:r>
-          </w:p>
-        </w:tc>
-      </w:tr>
-      <w:tr>
-        <w:trPr>
-          <w:cantSplit/>
-        </w:trPr>
-        <w:tc>
-          <w:tcPr>
-            <w:tcW w:type="dxa" w:w="2400"/>
-            <w:tcBorders>
-              <w:top w:val="none" w:color="FFFFFF" w:sz="0"/>
-              <w:left w:val="none" w:color="FFFFFF" w:sz="0"/>
-              <w:bottom w:val="single" w:color="D9DDE3" w:sz="4"/>
-              <w:right w:val="none" w:color="FFFFFF" w:sz="0"/>
-            </w:tcBorders>
-            <w:tcMar>
-              <w:top w:type="dxa" w:w="90"/>
-              <w:left w:type="dxa" w:w="110"/>
-              <w:bottom w:type="dxa" w:w="90"/>
-              <w:right w:type="dxa" w:w="110"/>
-            </w:tcMar>
-          </w:tcPr>
-          <w:p>
-            <w:r>
-              <w:rPr>
-                <w:rFonts w:ascii="Arial" w:cs="Arial" w:eastAsia="Arial" w:hAnsi="Arial"/>
-                <w:color w:val="1D1D1F"/>
-                <w:sz w:val="20"/>
-                <w:szCs w:val="20"/>
-              </w:rPr>
-              <w:t xml:space="preserve">Livegang</w:t>
-            </w:r>
-          </w:p>
-        </w:tc>
-        <w:tc>
-          <w:tcPr>
-            <w:tcW w:type="dxa" w:w="5238"/>
-            <w:tcBorders>
-              <w:top w:val="none" w:color="FFFFFF" w:sz="0"/>
-              <w:left w:val="none" w:color="FFFFFF" w:sz="0"/>
-              <w:bottom w:val="single" w:color="D9DDE3" w:sz="4"/>
-              <w:right w:val="none" w:color="FFFFFF" w:sz="0"/>
-            </w:tcBorders>
-            <w:tcMar>
-              <w:top w:type="dxa" w:w="90"/>
-              <w:left w:type="dxa" w:w="110"/>
-              <w:bottom w:type="dxa" w:w="90"/>
-              <w:right w:type="dxa" w:w="110"/>
-            </w:tcMar>
-          </w:tcPr>
-          <w:p>
-            <w:r>
-              <w:rPr>
-                <w:rFonts w:ascii="Arial" w:cs="Arial" w:eastAsia="Arial" w:hAnsi="Arial"/>
-                <w:color w:val="1D1D1F"/>
-                <w:sz w:val="20"/>
-                <w:szCs w:val="20"/>
-              </w:rPr>
-              <w:t xml:space="preserve">Domain-Umzug, Aufschalten, Schlusskontrolle</w:t>
-            </w:r>
-          </w:p>
-        </w:tc>
-        <w:tc>
-          <w:tcPr>
-            <w:tcW w:type="dxa" w:w="2000"/>
-            <w:tcBorders>
-              <w:top w:val="none" w:color="FFFFFF" w:sz="0"/>
-              <w:left w:val="none" w:color="FFFFFF" w:sz="0"/>
-              <w:bottom w:val="single" w:color="D9DDE3" w:sz="4"/>
-              <w:right w:val="none" w:color="FFFFFF" w:sz="0"/>
-            </w:tcBorders>
-            <w:tcMar>
-              <w:top w:type="dxa" w:w="90"/>
-              <w:left w:type="dxa" w:w="110"/>
-              <w:bottom w:type="dxa" w:w="90"/>
-              <w:right w:type="dxa" w:w="110"/>
-            </w:tcMar>
-          </w:tcPr>
-          <w:p>
-            <w:pPr>
-              <w:jc w:val="right"/>
-            </w:pPr>
-            <w:r>
-              <w:rPr>
-                <w:rFonts w:ascii="Arial" w:cs="Arial" w:eastAsia="Arial" w:hAnsi="Arial"/>
-                <w:color w:val="1D1D1F"/>
-                <w:sz w:val="20"/>
-                <w:szCs w:val="20"/>
-              </w:rPr>
-              <w:t xml:space="preserve">Woche 5–6</w:t>
-            </w:r>
-          </w:p>
-        </w:tc>
-      </w:tr>
-    </w:tbl>
-    <w:p>
-      <w:pPr>
-        <w:spacing w:after="80"/>
-      </w:pPr>
-    </w:p>
-    <w:p>
-      <w:pPr>
-        <w:spacing w:after="120" w:line="288"/>
-      </w:pPr>
-      <w:r>
-        <w:rPr>
-          <w:rFonts w:ascii="Arial" w:cs="Arial" w:eastAsia="Arial" w:hAnsi="Arial"/>
-          <w:color w:val="62646B"/>
-          <w:sz w:val="18"/>
-          <w:szCs w:val="18"/>
-        </w:rPr>
-        <w:t xml:space="preserve">Die Termine gelten ab Auftragserteilung und setzen voraus, dass die Inhalte gemäss Punkt 7 rechtzeitig vorliegen. Der Livegang richtet sich nach der Kündigungsfrist Ihres heutigen Vertrags.</w:t>
-      </w:r>
-    </w:p>
-    <w:p>
-      <w:pPr>
-        <w:pStyle w:val="Heading1"/>
-        <w:spacing w:after="140" w:before="320"/>
-      </w:pPr>
-      <w:r>
-        <w:rPr>
-          <w:rFonts w:ascii="Arial" w:cs="Arial" w:eastAsia="Arial" w:hAnsi="Arial"/>
-          <w:b/>
-          <w:bCs/>
-          <w:color w:val="0D5FB0"/>
-          <w:sz w:val="26"/>
-          <w:szCs w:val="26"/>
-        </w:rPr>
-        <w:t xml:space="preserve">9. Konditionen</w:t>
+        <w:t xml:space="preserve">Die Domain bleibt jederzeit Eigentum der Kurt Burri AG. Bei einem Anbieterwechsel übergebe ich alle Dateien vollständig.</w:t>
       </w:r>
     </w:p>
     <w:p>
@@ -2698,141 +4657,26 @@
           <w:sz w:val="20"/>
           <w:szCs w:val="20"/>
         </w:rPr>
-        <w:t xml:space="preserve">Alle Preise in Schweizer Franken, </w:t>
-      </w:r>
+        <w:t xml:space="preserve">Diese Offerte ist gültig bis 17. Dezember 2026.</w:t>
+      </w:r>
+    </w:p>
+    <w:p>
+      <w:pPr>
+        <w:spacing w:after="160"/>
+      </w:pPr>
+    </w:p>
+    <w:p>
+      <w:pPr>
+        <w:spacing w:after="120" w:line="288"/>
+      </w:pPr>
       <w:r>
         <w:rPr>
           <w:rFonts w:ascii="Arial" w:cs="Arial" w:eastAsia="Arial" w:hAnsi="Arial"/>
           <w:color w:val="1D1D1F"/>
           <w:sz w:val="20"/>
           <w:szCs w:val="20"/>
-          <w:highlight w:val="yellow"/>
-          <w:highlightCs w:val="yellow"/>
-        </w:rPr>
-        <w:t xml:space="preserve">[exkl. 8.1 % MWST / nicht mehrwertsteuerpflichtig]</w:t>
-      </w:r>
-      <w:r>
-        <w:rPr>
-          <w:rFonts w:ascii="Arial" w:cs="Arial" w:eastAsia="Arial" w:hAnsi="Arial"/>
-          <w:color w:val="1D1D1F"/>
-          <w:sz w:val="20"/>
-          <w:szCs w:val="20"/>
-        </w:rPr>
-        <w:t xml:space="preserve">.</w:t>
-      </w:r>
-    </w:p>
-    <w:p>
-      <w:pPr>
-        <w:pStyle w:val="ListParagraph"/>
-        <w:numPr>
-          <w:ilvl w:val="0"/>
-          <w:numId w:val="2"/>
-        </w:numPr>
-        <w:spacing w:after="60" w:line="276"/>
-      </w:pPr>
-      <w:r>
-        <w:rPr>
-          <w:rFonts w:ascii="Arial" w:cs="Arial" w:eastAsia="Arial" w:hAnsi="Arial"/>
-          <w:color w:val="1D1D1F"/>
-          <w:sz w:val="20"/>
-          <w:szCs w:val="20"/>
-        </w:rPr>
-        <w:t xml:space="preserve">Erstellung: 50 % bei Auftragserteilung, 50 % beim Livegang. Zahlbar innert 30 Tagen.</w:t>
-      </w:r>
-    </w:p>
-    <w:p>
-      <w:pPr>
-        <w:pStyle w:val="ListParagraph"/>
-        <w:numPr>
-          <w:ilvl w:val="0"/>
-          <w:numId w:val="2"/>
-        </w:numPr>
-        <w:spacing w:after="60" w:line="276"/>
-      </w:pPr>
-      <w:r>
-        <w:rPr>
-          <w:rFonts w:ascii="Arial" w:cs="Arial" w:eastAsia="Arial" w:hAnsi="Arial"/>
-          <w:color w:val="1D1D1F"/>
-          <w:sz w:val="20"/>
-          <w:szCs w:val="20"/>
-        </w:rPr>
-        <w:t xml:space="preserve">Hosting und Support: jährlich im Voraus. Mindestlaufzeit 12 Monate, danach jeweils um 12 Monate verlängert, kündbar 3 Monate vor Ablauf.</w:t>
-      </w:r>
-    </w:p>
-    <w:p>
-      <w:pPr>
-        <w:pStyle w:val="ListParagraph"/>
-        <w:numPr>
-          <w:ilvl w:val="0"/>
-          <w:numId w:val="2"/>
-        </w:numPr>
-        <w:spacing w:after="60" w:line="276"/>
-      </w:pPr>
-      <w:r>
-        <w:rPr>
-          <w:rFonts w:ascii="Arial" w:cs="Arial" w:eastAsia="Arial" w:hAnsi="Arial"/>
-          <w:color w:val="1D1D1F"/>
-          <w:sz w:val="20"/>
-          <w:szCs w:val="20"/>
-        </w:rPr>
-        <w:t xml:space="preserve">Nach vollständiger Bezahlung der Erstellung gehen die Nutzungsrechte an Design, Texten und Code an die Kurt Burri AG über. Die Domain bleibt jederzeit Eigentum der Kurt Burri AG.</w:t>
-      </w:r>
-    </w:p>
-    <w:p>
-      <w:pPr>
-        <w:pStyle w:val="ListParagraph"/>
-        <w:numPr>
-          <w:ilvl w:val="0"/>
-          <w:numId w:val="2"/>
-        </w:numPr>
-        <w:spacing w:after="60" w:line="276"/>
-      </w:pPr>
-      <w:r>
-        <w:rPr>
-          <w:rFonts w:ascii="Arial" w:cs="Arial" w:eastAsia="Arial" w:hAnsi="Arial"/>
-          <w:color w:val="1D1D1F"/>
-          <w:sz w:val="20"/>
-          <w:szCs w:val="20"/>
-        </w:rPr>
-        <w:t xml:space="preserve">Bei einem Wechsel des Anbieters übergebe ich alle Dateien vollständig.</w:t>
-      </w:r>
-    </w:p>
-    <w:p>
-      <w:pPr>
-        <w:pStyle w:val="ListParagraph"/>
-        <w:numPr>
-          <w:ilvl w:val="0"/>
-          <w:numId w:val="2"/>
-        </w:numPr>
-        <w:spacing w:after="60" w:line="276"/>
-      </w:pPr>
-      <w:r>
-        <w:rPr>
-          <w:rFonts w:ascii="Arial" w:cs="Arial" w:eastAsia="Arial" w:hAnsi="Arial"/>
-          <w:color w:val="1D1D1F"/>
-          <w:sz w:val="20"/>
-          <w:szCs w:val="20"/>
-        </w:rPr>
-        <w:t xml:space="preserve">Diese Offerte ist gültig bis 17. Dezember 2026.</w:t>
-      </w:r>
-    </w:p>
-    <w:p>
-      <w:pPr>
-        <w:spacing w:after="160"/>
-      </w:pPr>
-    </w:p>
-    <w:p>
-      <w:pPr>
-        <w:spacing w:after="120" w:line="288"/>
-      </w:pPr>
-      <w:r>
-        <w:rPr>
-          <w:rFonts w:ascii="Arial" w:cs="Arial" w:eastAsia="Arial" w:hAnsi="Arial"/>
-          <w:color w:val="1D1D1F"/>
-          <w:sz w:val="20"/>
-          <w:szCs w:val="20"/>
-        </w:rPr>
-        <w:t xml:space="preserve">Ich freue mich darauf, Ihren Webauftritt neu zu gestalten, und stehe Ihnen für Fragen jederzeit gerne zur Verfügung.</w:t>
+        </w:rPr>
+        <w:t xml:space="preserve">Gerne zeige ich Ihnen den Entwurf persönlich und beantworte Ihre Fragen.</w:t>
       </w:r>
     </w:p>
     <w:p>
@@ -2891,7 +4735,23 @@
           <w:sz w:val="20"/>
           <w:szCs w:val="20"/>
         </w:rPr>
-        <w:t xml:space="preserve">Die Kurt Burri AG erteilt den Auftrag gemäss Offerte Nr. 2026-001 vom 18. Oktober 2026 für:</w:t>
+        <w:t xml:space="preserve">Die Kurt Burri AG erteilt den Auftrag gemäss Offerte Nr. 2026-001 vom 18. Oktober 2026.</w:t>
+      </w:r>
+    </w:p>
+    <w:p>
+      <w:pPr>
+        <w:spacing w:after="140" w:before="200"/>
+      </w:pPr>
+      <w:r>
+        <w:rPr>
+          <w:rFonts w:ascii="Arial" w:cs="Arial" w:eastAsia="Arial" w:hAnsi="Arial"/>
+          <w:b/>
+          <w:bCs/>
+          <w:color w:val="1D1D1F"/>
+          <w:sz w:val="20"/>
+          <w:szCs w:val="20"/>
+        </w:rPr>
+        <w:t xml:space="preserve">Variante (bitte eine wählen)</w:t>
       </w:r>
     </w:p>
     <w:p>
@@ -2906,7 +4766,7 @@
           <w:sz w:val="22"/>
           <w:szCs w:val="22"/>
         </w:rPr>
-        <w:t xml:space="preserve">☐  Erstellung der Website, CHF 4’500.00</w:t>
+        <w:t xml:space="preserve">☐  Einstieg Miete, CHF 99.00 / Monat, 36 Monate</w:t>
       </w:r>
     </w:p>
     <w:p>
@@ -2921,7 +4781,7 @@
           <w:sz w:val="22"/>
           <w:szCs w:val="22"/>
         </w:rPr>
-        <w:t xml:space="preserve">☐  Option A: Fotoshooting, CHF 1’000.00</w:t>
+        <w:t xml:space="preserve">☐  Einstieg Kauf, CHF 2’200.00 einmalig und CHF 39.00 / Monat</w:t>
       </w:r>
     </w:p>
     <w:p>
@@ -2936,7 +4796,23 @@
           <w:sz w:val="22"/>
           <w:szCs w:val="22"/>
         </w:rPr>
-        <w:t xml:space="preserve">☐  Option B: Referenzprojekte aufbereiten, CHF 500.00</w:t>
+        <w:t xml:space="preserve">☐  Vollvariante, CHF 4’500.00 einmalig und CHF 89.00 / Monat</w:t>
+      </w:r>
+    </w:p>
+    <w:p>
+      <w:pPr>
+        <w:spacing w:after="140" w:before="200"/>
+      </w:pPr>
+      <w:r>
+        <w:rPr>
+          <w:rFonts w:ascii="Arial" w:cs="Arial" w:eastAsia="Arial" w:hAnsi="Arial"/>
+          <w:b/>
+          <w:bCs/>
+          <w:color w:val="1D1D1F"/>
+          <w:sz w:val="20"/>
+          <w:szCs w:val="20"/>
+        </w:rPr>
+        <w:t xml:space="preserve">Optionen</w:t>
       </w:r>
     </w:p>
     <w:p>
@@ -2951,7 +4827,7 @@
           <w:sz w:val="22"/>
           <w:szCs w:val="22"/>
         </w:rPr>
-        <w:t xml:space="preserve">☐  Option C: Google-Unternehmensprofil, CHF 300.00</w:t>
+        <w:t xml:space="preserve">☐  A  Fotoshooting, CHF 1’000.00</w:t>
       </w:r>
     </w:p>
     <w:p>
@@ -2966,7 +4842,7 @@
           <w:sz w:val="22"/>
           <w:szCs w:val="22"/>
         </w:rPr>
-        <w:t xml:space="preserve">☐  Hosting und Support Basis, CHF 49.00 / Monat</w:t>
+        <w:t xml:space="preserve">☐  B  Referenzprojekte aufbereiten, CHF 500.00</w:t>
       </w:r>
     </w:p>
     <w:p>
@@ -2981,12 +4857,12 @@
           <w:sz w:val="22"/>
           <w:szCs w:val="22"/>
         </w:rPr>
-        <w:t xml:space="preserve">☐  Hosting und Support Plus, CHF 89.00 / Monat</w:t>
-      </w:r>
-    </w:p>
-    <w:p>
-      <w:pPr>
-        <w:spacing w:after="600"/>
+        <w:t xml:space="preserve">☐  C  Google-Unternehmensprofil, CHF 300.00</w:t>
+      </w:r>
+    </w:p>
+    <w:p>
+      <w:pPr>
+        <w:spacing w:after="700"/>
       </w:pPr>
     </w:p>
     <w:p>

--- a/offerte/Offerte_2026-001_Kurt-Burri-AG.docx
+++ b/offerte/Offerte_2026-001_Kurt-Burri-AG.docx
@@ -373,7 +373,7 @@
           <w:sz w:val="20"/>
           <w:szCs w:val="20"/>
         </w:rPr>
-        <w:t xml:space="preserve">Kapitel für Sanitär, das neue Bad, Heizung, Boilerentkalkung, Spenglerei, Referenzen und Kontakt</w:t>
+        <w:t xml:space="preserve">Kapitel für Sanitär, das neue Bad, Heizung, Boilerentkalkung, Spenglerei, Referenzen, Über uns mit Team und Kontakt</w:t>
       </w:r>
     </w:p>
     <w:p>
@@ -3895,7 +3895,7 @@
           <w:sz w:val="20"/>
           <w:szCs w:val="20"/>
         </w:rPr>
-        <w:t xml:space="preserve">Angaben zur Firma: Gründungsjahr, Team, Lehrstellen und offene Stellen</w:t>
+        <w:t xml:space="preserve">Angaben zur Firma: Gründungsjahr, Anzahl Mitarbeitende und Lernende, Namen und Funktionen im Team, ein Satz des Inhabers, Lehrstellen und offene Stellen</w:t>
       </w:r>
     </w:p>
     <w:p>

--- a/offerte/Offerte_2026-001_Kurt-Burri-AG.docx
+++ b/offerte/Offerte_2026-001_Kurt-Burri-AG.docx
@@ -161,7 +161,7 @@
           <w:sz w:val="20"/>
           <w:szCs w:val="20"/>
         </w:rPr>
-        <w:t xml:space="preserve">, 18. Oktober 2026</w:t>
+        <w:t xml:space="preserve">, 25. Oktober 2026</w:t>
       </w:r>
     </w:p>
     <w:p>
@@ -303,7 +303,7 @@
           <w:sz w:val="20"/>
           <w:szCs w:val="20"/>
         </w:rPr>
-        <w:t xml:space="preserve">Es fehlen Referenzen, ein Firmenprofil, eine E-Mail-Adresse, ein Kontaktformular und Informationen für Stellensuchende.</w:t>
+        <w:t xml:space="preserve">Es fehlen Einsatzgebiet, Notfalldienst, Bürozeiten, E-Mail-Adresse, Referenzen, Firmenprofil, Kontaktformular und Informationen für Stellensuchende.</w:t>
       </w:r>
     </w:p>
     <w:p>
@@ -354,7 +354,7 @@
           <w:sz w:val="20"/>
           <w:szCs w:val="20"/>
         </w:rPr>
-        <w:t xml:space="preserve">Ihre drei Gewerke Sanitär, Heizung und Spenglerei werden in klaren Kapiteln gezeigt, mit grossen Bildern und viel Weissraum. Als Erkennungszeichen läuft eine animierte Kupferleitung durch die Seite und füllt sich beim Scrollen mit Wasser. Die Farben stammen aus Ihrem Logo.</w:t>
+        <w:t xml:space="preserve">Die Website beantwortet zuerst, was Ihre Kunden wissen wollen: Wer sind Sie, kommen Sie zu mir, und wie erreiche ich Sie am schnellsten. Danach folgen Ihre drei Gewerke in kurzen, klaren Kapiteln. Als Erkennungszeichen läuft eine Kupferleitung am Rand mit und füllt sich beim Scrollen mit Wasser. Die Farben stammen aus Ihrem Logo.</w:t>
       </w:r>
     </w:p>
     <w:p>
@@ -373,7 +373,27 @@
           <w:sz w:val="20"/>
           <w:szCs w:val="20"/>
         </w:rPr>
-        <w:t xml:space="preserve">Kapitel für Sanitär, das neue Bad, Heizung, Boilerentkalkung, Spenglerei, Referenzen, Über uns mit Team und Kontakt</w:t>
+        <w:t xml:space="preserve">Gleich oben: </w:t>
+      </w:r>
+      <w:r>
+        <w:rPr>
+          <w:rFonts w:ascii="Arial" w:cs="Arial" w:eastAsia="Arial" w:hAnsi="Arial"/>
+          <w:b/>
+          <w:bCs/>
+          <w:color w:val="1D1D1F"/>
+          <w:sz w:val="20"/>
+          <w:szCs w:val="20"/>
+        </w:rPr>
+        <w:t xml:space="preserve">Ihre Telefonnummer als Hauptknopf</w:t>
+      </w:r>
+      <w:r>
+        <w:rPr>
+          <w:rFonts w:ascii="Arial" w:cs="Arial" w:eastAsia="Arial" w:hAnsi="Arial"/>
+          <w:color w:val="1D1D1F"/>
+          <w:sz w:val="20"/>
+          <w:szCs w:val="20"/>
+        </w:rPr>
+        <w:t xml:space="preserve">, dazu Einsatzgebiet, Notfalldienst, kostenlose Offerte und Bürozeiten</w:t>
       </w:r>
     </w:p>
     <w:p>
@@ -392,27 +412,7 @@
           <w:sz w:val="20"/>
           <w:szCs w:val="20"/>
         </w:rPr>
-        <w:t xml:space="preserve">Neue Rubrik </w:t>
-      </w:r>
-      <w:r>
-        <w:rPr>
-          <w:rFonts w:ascii="Arial" w:cs="Arial" w:eastAsia="Arial" w:hAnsi="Arial"/>
-          <w:b/>
-          <w:bCs/>
-          <w:color w:val="1D1D1F"/>
-          <w:sz w:val="20"/>
-          <w:szCs w:val="20"/>
-        </w:rPr>
-        <w:t xml:space="preserve">«Arbeiten bei uns»</w:t>
-      </w:r>
-      <w:r>
-        <w:rPr>
-          <w:rFonts w:ascii="Arial" w:cs="Arial" w:eastAsia="Arial" w:hAnsi="Arial"/>
-          <w:color w:val="1D1D1F"/>
-          <w:sz w:val="20"/>
-          <w:szCs w:val="20"/>
-        </w:rPr>
-        <w:t xml:space="preserve"> für Lehrstellen, Schnupperlehren und offene Stellen</w:t>
+        <w:t xml:space="preserve">Auf dem Handy eine fixe Leiste, mit der man Sie jederzeit mit einem Tippen anrufen kann</w:t>
       </w:r>
     </w:p>
     <w:p>
@@ -431,7 +431,27 @@
           <w:sz w:val="20"/>
           <w:szCs w:val="20"/>
         </w:rPr>
-        <w:t xml:space="preserve">Kontaktformular mit Themenwahl sowie Direktlinks für Anruf, Online-Termin und Route</w:t>
+        <w:t xml:space="preserve">Kapitel für Sanitär, das neue Bad, Heizung, Boiler, Spenglerei, Referenzen, Über uns und </w:t>
+      </w:r>
+      <w:r>
+        <w:rPr>
+          <w:rFonts w:ascii="Arial" w:cs="Arial" w:eastAsia="Arial" w:hAnsi="Arial"/>
+          <w:b/>
+          <w:bCs/>
+          <w:color w:val="1D1D1F"/>
+          <w:sz w:val="20"/>
+          <w:szCs w:val="20"/>
+        </w:rPr>
+        <w:t xml:space="preserve">«Arbeiten bei uns»</w:t>
+      </w:r>
+      <w:r>
+        <w:rPr>
+          <w:rFonts w:ascii="Arial" w:cs="Arial" w:eastAsia="Arial" w:hAnsi="Arial"/>
+          <w:color w:val="1D1D1F"/>
+          <w:sz w:val="20"/>
+          <w:szCs w:val="20"/>
+        </w:rPr>
+        <w:t xml:space="preserve"> für Lehrstellen</w:t>
       </w:r>
     </w:p>
     <w:p>
@@ -450,7 +470,26 @@
           <w:sz w:val="20"/>
           <w:szCs w:val="20"/>
         </w:rPr>
-        <w:t xml:space="preserve">Optimiert für Handy, Tablet und Computer, gehostet in der Schweiz</w:t>
+        <w:t xml:space="preserve">Kontaktformular mit Themenwahl sowie Direktlinks für Anruf, Online-Termin und Route</w:t>
+      </w:r>
+    </w:p>
+    <w:p>
+      <w:pPr>
+        <w:pStyle w:val="ListParagraph"/>
+        <w:numPr>
+          <w:ilvl w:val="0"/>
+          <w:numId w:val="2"/>
+        </w:numPr>
+        <w:spacing w:after="60" w:line="276"/>
+      </w:pPr>
+      <w:r>
+        <w:rPr>
+          <w:rFonts w:ascii="Arial" w:cs="Arial" w:eastAsia="Arial" w:hAnsi="Arial"/>
+          <w:color w:val="1D1D1F"/>
+          <w:sz w:val="20"/>
+          <w:szCs w:val="20"/>
+        </w:rPr>
+        <w:t xml:space="preserve">Kurz und schnell: ruhige Bewegungen, optimiert für Handy, Tablet und Computer, gehostet in der Schweiz</w:t>
       </w:r>
     </w:p>
     <w:p>
@@ -476,6 +515,20 @@
           <w:highlightCs w:val="yellow"/>
         </w:rPr>
         <w:t xml:space="preserve">[Link zur Vorschau]</w:t>
+      </w:r>
+    </w:p>
+    <w:p>
+      <w:pPr>
+        <w:spacing w:after="120" w:line="288"/>
+      </w:pPr>
+      <w:r>
+        <w:rPr>
+          <w:rFonts w:ascii="Arial" w:cs="Arial" w:eastAsia="Arial" w:hAnsi="Arial"/>
+          <w:color w:val="62646B"/>
+          <w:sz w:val="18"/>
+          <w:szCs w:val="18"/>
+        </w:rPr>
+        <w:t xml:space="preserve">Im Entwurf sind Einsatzgebiet, Notfalldienst und Bürozeiten Beispielangaben und die Bilder teilweise Beispielbilder. Beides wird mit Ihren Angaben und Fotos ersetzt.</w:t>
       </w:r>
     </w:p>
     <w:p>
@@ -817,6 +870,137 @@
                 <w:sz w:val="20"/>
                 <w:szCs w:val="20"/>
               </w:rPr>
+              <w:t xml:space="preserve">Schnellinfos und Anrufleiste fürs Handy</w:t>
+            </w:r>
+          </w:p>
+        </w:tc>
+        <w:tc>
+          <w:tcPr>
+            <w:tcW w:type="dxa" w:w="2133"/>
+            <w:tcBorders>
+              <w:top w:val="none" w:color="FFFFFF" w:sz="0"/>
+              <w:left w:val="none" w:color="FFFFFF" w:sz="0"/>
+              <w:bottom w:val="single" w:color="D9DDE3" w:sz="4"/>
+              <w:right w:val="none" w:color="FFFFFF" w:sz="0"/>
+            </w:tcBorders>
+            <w:shd w:fill="E3EEFA" w:color="auto" w:val="clear"/>
+            <w:tcMar>
+              <w:top w:type="dxa" w:w="90"/>
+              <w:left w:type="dxa" w:w="110"/>
+              <w:bottom w:type="dxa" w:w="90"/>
+              <w:right w:type="dxa" w:w="110"/>
+            </w:tcMar>
+            <w:vAlign w:val="center"/>
+          </w:tcPr>
+          <w:p>
+            <w:pPr>
+              <w:jc w:val="center"/>
+            </w:pPr>
+            <w:r>
+              <w:rPr>
+                <w:rFonts w:ascii="Segoe UI Symbol" w:cs="Segoe UI Symbol" w:eastAsia="Segoe UI Symbol" w:hAnsi="Segoe UI Symbol"/>
+                <w:color w:val="1D1D1F"/>
+                <w:sz w:val="20"/>
+                <w:szCs w:val="20"/>
+              </w:rPr>
+              <w:t xml:space="preserve">✓</w:t>
+            </w:r>
+          </w:p>
+        </w:tc>
+        <w:tc>
+          <w:tcPr>
+            <w:tcW w:type="dxa" w:w="2133"/>
+            <w:tcBorders>
+              <w:top w:val="none" w:color="FFFFFF" w:sz="0"/>
+              <w:left w:val="none" w:color="FFFFFF" w:sz="0"/>
+              <w:bottom w:val="single" w:color="D9DDE3" w:sz="4"/>
+              <w:right w:val="none" w:color="FFFFFF" w:sz="0"/>
+            </w:tcBorders>
+            <w:tcMar>
+              <w:top w:type="dxa" w:w="90"/>
+              <w:left w:type="dxa" w:w="110"/>
+              <w:bottom w:type="dxa" w:w="90"/>
+              <w:right w:type="dxa" w:w="110"/>
+            </w:tcMar>
+            <w:vAlign w:val="center"/>
+          </w:tcPr>
+          <w:p>
+            <w:pPr>
+              <w:jc w:val="center"/>
+            </w:pPr>
+            <w:r>
+              <w:rPr>
+                <w:rFonts w:ascii="Segoe UI Symbol" w:cs="Segoe UI Symbol" w:eastAsia="Segoe UI Symbol" w:hAnsi="Segoe UI Symbol"/>
+                <w:color w:val="1D1D1F"/>
+                <w:sz w:val="20"/>
+                <w:szCs w:val="20"/>
+              </w:rPr>
+              <w:t xml:space="preserve">✓</w:t>
+            </w:r>
+          </w:p>
+        </w:tc>
+        <w:tc>
+          <w:tcPr>
+            <w:tcW w:type="dxa" w:w="2134"/>
+            <w:tcBorders>
+              <w:top w:val="none" w:color="FFFFFF" w:sz="0"/>
+              <w:left w:val="none" w:color="FFFFFF" w:sz="0"/>
+              <w:bottom w:val="single" w:color="D9DDE3" w:sz="4"/>
+              <w:right w:val="none" w:color="FFFFFF" w:sz="0"/>
+            </w:tcBorders>
+            <w:tcMar>
+              <w:top w:type="dxa" w:w="90"/>
+              <w:left w:type="dxa" w:w="110"/>
+              <w:bottom w:type="dxa" w:w="90"/>
+              <w:right w:type="dxa" w:w="110"/>
+            </w:tcMar>
+            <w:vAlign w:val="center"/>
+          </w:tcPr>
+          <w:p>
+            <w:pPr>
+              <w:jc w:val="center"/>
+            </w:pPr>
+            <w:r>
+              <w:rPr>
+                <w:rFonts w:ascii="Segoe UI Symbol" w:cs="Segoe UI Symbol" w:eastAsia="Segoe UI Symbol" w:hAnsi="Segoe UI Symbol"/>
+                <w:color w:val="1D1D1F"/>
+                <w:sz w:val="20"/>
+                <w:szCs w:val="20"/>
+              </w:rPr>
+              <w:t xml:space="preserve">✓</w:t>
+            </w:r>
+          </w:p>
+        </w:tc>
+      </w:tr>
+      <w:tr>
+        <w:trPr>
+          <w:cantSplit/>
+        </w:trPr>
+        <w:tc>
+          <w:tcPr>
+            <w:tcW w:type="dxa" w:w="3238"/>
+            <w:tcBorders>
+              <w:top w:val="none" w:color="FFFFFF" w:sz="0"/>
+              <w:left w:val="none" w:color="FFFFFF" w:sz="0"/>
+              <w:bottom w:val="single" w:color="D9DDE3" w:sz="4"/>
+              <w:right w:val="none" w:color="FFFFFF" w:sz="0"/>
+            </w:tcBorders>
+            <w:tcMar>
+              <w:top w:type="dxa" w:w="90"/>
+              <w:left w:type="dxa" w:w="110"/>
+              <w:bottom w:type="dxa" w:w="90"/>
+              <w:right w:type="dxa" w:w="110"/>
+            </w:tcMar>
+            <w:vAlign w:val="center"/>
+          </w:tcPr>
+          <w:p>
+            <w:r>
+              <w:rPr>
+                <w:rFonts w:ascii="Arial" w:cs="Arial" w:eastAsia="Arial" w:hAnsi="Arial"/>
+                <w:color w:val="1D1D1F"/>
+                <w:sz w:val="20"/>
+                <w:szCs w:val="20"/>
+              </w:rPr>
               <w:t xml:space="preserve">Rubrik «Arbeiten bei uns»</w:t>
             </w:r>
           </w:p>
@@ -2895,7 +3079,7 @@
           <w:sz w:val="20"/>
           <w:szCs w:val="20"/>
         </w:rPr>
-        <w:t xml:space="preserve">Die fertige Website im neuen Design mit allen Kapiteln. Ich übernehme Ihre bestehenden Texte und Bilder, korrigiere sie in Schweizer Rechtschreibung und ergänze die Rubrik «Arbeiten bei uns» mit Ihren Angaben. Nach einer Korrekturrunde schalte ich die Seite auf, inklusive Formular, Impressum, Datenschutzerklärung und Domain-Umzug.</w:t>
+        <w:t xml:space="preserve">Die fertige Website im neuen Design mit allen Kapiteln. Ich übernehme Ihre bestehenden Texte und Bilder, korrigiere sie in Schweizer Rechtschreibung und ergänze die Schnellinfos, «Über uns» und «Arbeiten bei uns» mit Ihren Angaben. Nach einer Korrekturrunde schalte ich die Seite auf, inklusive Formular, Impressum, Datenschutzerklärung und Domain-Umzug.</w:t>
       </w:r>
     </w:p>
     <w:p>
@@ -3130,7 +3314,7 @@
                 <w:sz w:val="18"/>
                 <w:szCs w:val="18"/>
               </w:rPr>
-              <w:t xml:space="preserve">Programmierung inkl. animierter Wasserleitung, Bildoptimierung, Tests auf gängigen Geräten.</w:t>
+              <w:t xml:space="preserve">Programmierung inkl. Anrufleiste fürs Handy, animierter Wasserleitung, Bildoptimierung und Tests auf gängigen Geräten.</w:t>
             </w:r>
           </w:p>
         </w:tc>
@@ -3914,7 +4098,7 @@
           <w:sz w:val="20"/>
           <w:szCs w:val="20"/>
         </w:rPr>
-        <w:t xml:space="preserve">Öffnungszeiten, E-Mail-Adresse und gegebenenfalls eine Notfallnummer</w:t>
+        <w:t xml:space="preserve">Einsatzgebiet (Gemeinden), Bürozeiten, E-Mail-Adresse und ob Sie einen Notfalldienst anbieten</w:t>
       </w:r>
     </w:p>
     <w:p>
@@ -4657,7 +4841,7 @@
           <w:sz w:val="20"/>
           <w:szCs w:val="20"/>
         </w:rPr>
-        <w:t xml:space="preserve">Diese Offerte ist gültig bis 17. Dezember 2026.</w:t>
+        <w:t xml:space="preserve">Diese Offerte ist gültig bis 24. Dezember 2026.</w:t>
       </w:r>
     </w:p>
     <w:p>
@@ -4735,7 +4919,7 @@
           <w:sz w:val="20"/>
           <w:szCs w:val="20"/>
         </w:rPr>
-        <w:t xml:space="preserve">Die Kurt Burri AG erteilt den Auftrag gemäss Offerte Nr. 2026-001 vom 18. Oktober 2026.</w:t>
+        <w:t xml:space="preserve">Die Kurt Burri AG erteilt den Auftrag gemäss Offerte Nr. 2026-001 vom 25. Oktober 2026.</w:t>
       </w:r>
     </w:p>
     <w:p>
